--- a/exercises/Bài tập 031 - Much Many.docx
+++ b/exercises/Bài tập 031 - Much Many.docx
@@ -1,1282 +1,7670 @@
 
 <file path=word/document.xml><?xml version="1.0" encoding="utf-8"?>
-<w:document xmlns:wpc="http://schemas.microsoft.com/office/word/2010/wordprocessingCanvas" xmlns:cx="http://schemas.microsoft.com/office/drawing/2014/chartex" xmlns:cx1="http://schemas.microsoft.com/office/drawing/2015/9/8/chartex" xmlns:cx2="http://schemas.microsoft.com/office/drawing/2015/10/21/chartex" xmlns:cx3="http://schemas.microsoft.com/office/drawing/2016/5/9/chartex" xmlns:cx4="http://schemas.microsoft.com/office/drawing/2016/5/10/chartex" xmlns:cx5="http://schemas.microsoft.com/office/drawing/2016/5/11/chartex" xmlns:cx6="http://schemas.microsoft.com/office/drawing/2016/5/12/chartex" xmlns:cx7="http://schemas.microsoft.com/office/drawing/2016/5/13/chartex" xmlns:cx8="http://schemas.microsoft.com/office/drawing/2016/5/14/chartex" xmlns:mc="http://schemas.openxmlformats.org/markup-compatibility/2006" xmlns:aink="http://schemas.microsoft.com/office/drawing/2016/ink" xmlns:am3d="http://schemas.microsoft.com/office/drawing/2017/model3d" xmlns:o="urn:schemas-microsoft-com:office:office" xmlns:oel="http://schemas.microsoft.com/office/2019/extlst" xmlns:r="http://schemas.openxmlformats.org/officeDocument/2006/relationships" xmlns:m="http://schemas.openxmlformats.org/officeDocument/2006/math" xmlns:v="urn:schemas-microsoft-com:vml" xmlns:wp14="http://schemas.microsoft.com/office/word/2010/wordprocessingDrawing" xmlns:wp="http://schemas.openxmlformats.org/drawingml/2006/wordprocessingDrawing" xmlns:w10="urn:schemas-microsoft-com:office:word" xmlns:w="http://schemas.openxmlformats.org/wordprocessingml/2006/main" xmlns:w14="http://schemas.microsoft.com/office/word/2010/wordml" xmlns:w15="http://schemas.microsoft.com/office/word/2012/wordml" xmlns:w16cei="http://schemas.microsoft.com/office/word/2026/wordml/cei" xmlns:w16cex="http://schemas.microsoft.com/office/word/2018/wordml/cex" xmlns:w16cid="http://schemas.microsoft.com/office/word/2016/wordml/cid" xmlns:w16="http://schemas.microsoft.com/office/word/2018/wordml" xmlns:w16du="http://schemas.microsoft.com/office/word/2023/wordml/word16du" xmlns:w16sdtdh="http://schemas.microsoft.com/office/word/2020/wordml/sdtdatahash" xmlns:w16sdtfl="http://schemas.microsoft.com/office/word/2024/wordml/sdtformatlock" xmlns:w16se="http://schemas.microsoft.com/office/word/2015/wordml/symex" xmlns:wpg="http://schemas.microsoft.com/office/word/2010/wordprocessingGroup" xmlns:wpi="http://schemas.microsoft.com/office/word/2010/wordprocessingInk" xmlns:wne="http://schemas.microsoft.com/office/word/2006/wordml" xmlns:wps="http://schemas.microsoft.com/office/word/2010/wordprocessingShape" mc:Ignorable="w14 w15 w16se w16cid w16 w16cex w16sdtdh w16sdtfl w16du wp14">
+<w:document xmlns:wpc="http://schemas.microsoft.com/office/word/2010/wordprocessingCanvas" xmlns:cx="http://schemas.microsoft.com/office/drawing/2014/chartex" xmlns:cx1="http://schemas.microsoft.com/office/drawing/2015/9/8/chartex" xmlns:cx2="http://schemas.microsoft.com/office/drawing/2015/10/21/chartex" xmlns:cx3="http://schemas.microsoft.com/office/drawing/2016/5/9/chartex" xmlns:cx4="http://schemas.microsoft.com/office/drawing/2016/5/10/chartex" xmlns:cx5="http://schemas.microsoft.com/office/drawing/2016/5/11/chartex" xmlns:cx6="http://schemas.microsoft.com/office/drawing/2016/5/12/chartex" xmlns:cx7="http://schemas.microsoft.com/office/drawing/2016/5/13/chartex" xmlns:cx8="http://schemas.microsoft.com/office/drawing/2016/5/14/chartex" xmlns:mc="http://schemas.openxmlformats.org/markup-compatibility/2006" xmlns:aink="http://schemas.microsoft.com/office/drawing/2016/ink" xmlns:am3d="http://schemas.microsoft.com/office/drawing/2017/model3d" xmlns:o="urn:schemas-microsoft-com:office:office" xmlns:oel="http://schemas.microsoft.com/office/2019/extlst" xmlns:r="http://schemas.openxmlformats.org/officeDocument/2006/relationships" xmlns:m="http://schemas.openxmlformats.org/officeDocument/2006/math" xmlns:v="urn:schemas-microsoft-com:vml" xmlns:wp14="http://schemas.microsoft.com/office/word/2010/wordprocessingDrawing" xmlns:wp="http://schemas.openxmlformats.org/drawingml/2006/wordprocessingDrawing" xmlns:w10="urn:schemas-microsoft-com:office:word" xmlns:w="http://schemas.openxmlformats.org/wordprocessingml/2006/main" xmlns:w14="http://schemas.microsoft.com/office/word/2010/wordml" xmlns:w15="http://schemas.microsoft.com/office/word/2012/wordml" xmlns:w16cex="http://schemas.microsoft.com/office/word/2018/wordml/cex" xmlns:w16cid="http://schemas.microsoft.com/office/word/2016/wordml/cid" xmlns:w16="http://schemas.microsoft.com/office/word/2018/wordml" xmlns:w16du="http://schemas.microsoft.com/office/word/2023/wordml/word16du" xmlns:w16sdtdh="http://schemas.microsoft.com/office/word/2020/wordml/sdtdatahash" xmlns:w16sdtfl="http://schemas.microsoft.com/office/word/2024/wordml/sdtformatlock" xmlns:w16se="http://schemas.microsoft.com/office/word/2015/wordml/symex" xmlns:wpg="http://schemas.microsoft.com/office/word/2010/wordprocessingGroup" xmlns:wpi="http://schemas.microsoft.com/office/word/2010/wordprocessingInk" xmlns:wne="http://schemas.microsoft.com/office/word/2006/wordml" xmlns:wps="http://schemas.microsoft.com/office/word/2010/wordprocessingShape" mc:Ignorable="w14 w15 w16se w16cid w16 w16cex w16sdtdh w16sdtfl w16du wp14">
   <w:body>
     <w:p>
       <w:pPr>
-        <w:pStyle w:val="Title"/>
+        <w:keepNext/>
+        <w:shd w:val="clear" w:color="000000" w:fill="auto"/>
+        <w:spacing w:after="240"/>
         <w:jc w:val="center"/>
         <w:rPr>
-          <w:rFonts w:ascii="Arial" w:hAnsi="Arial" w:cs="Arial"/>
+          <w:rFonts w:eastAsiaTheme="majorEastAsia"/>
           <w:b/>
+          <w:color w:val="000000"/>
+          <w:spacing w:val="-10"/>
+          <w:kern w:val="28"/>
           <w:sz w:val="32"/>
-        </w:rPr>
-      </w:pPr>
-      <w:r>
-        <w:rPr>
-          <w:rFonts w:ascii="Arial" w:hAnsi="Arial" w:cs="Arial"/>
+          <w:szCs w:val="56"/>
+        </w:rPr>
+      </w:pPr>
+      <w:r>
+        <w:rPr>
+          <w:rFonts w:eastAsiaTheme="majorEastAsia"/>
           <w:b/>
+          <w:color w:val="000000"/>
+          <w:spacing w:val="-10"/>
+          <w:kern w:val="28"/>
           <w:sz w:val="32"/>
+          <w:szCs w:val="56"/>
         </w:rPr>
         <w:t>BÀI TẬP NGÀY 31</w:t>
       </w:r>
     </w:p>
     <w:p>
       <w:pPr>
-        <w:pStyle w:val="Title"/>
+        <w:keepNext/>
+        <w:shd w:val="clear" w:color="000000" w:fill="auto"/>
+        <w:spacing w:after="200"/>
         <w:jc w:val="center"/>
         <w:rPr>
-          <w:rFonts w:ascii="Arial" w:hAnsi="Arial" w:cs="Arial"/>
+          <w:rFonts w:eastAsiaTheme="majorEastAsia"/>
           <w:b/>
-          <w:sz w:val="36"/>
-        </w:rPr>
-      </w:pPr>
-      <w:r>
-        <w:rPr>
-          <w:rFonts w:ascii="Arial" w:hAnsi="Arial" w:cs="Arial"/>
+          <w:color w:val="000000"/>
+          <w:spacing w:val="-10"/>
+          <w:kern w:val="28"/>
+          <w:sz w:val="26"/>
+          <w:szCs w:val="56"/>
+        </w:rPr>
+      </w:pPr>
+      <w:r>
+        <w:rPr>
+          <w:rFonts w:eastAsiaTheme="majorEastAsia"/>
           <w:b/>
-          <w:sz w:val="36"/>
+          <w:color w:val="000000"/>
+          <w:spacing w:val="-10"/>
+          <w:kern w:val="28"/>
+          <w:sz w:val="26"/>
+          <w:szCs w:val="56"/>
         </w:rPr>
         <w:t>MUCH / MANY</w:t>
       </w:r>
     </w:p>
     <w:p>
-      <w:r>
-        <w:t>Họ và tên: __________________________                         Điểm: ________/100</w:t>
-      </w:r>
-    </w:p>
-    <w:p>
-      <w:pPr>
-        <w:pStyle w:val="Heading1"/>
-      </w:pPr>
-      <w:r>
+      <w:pPr>
+        <w:keepNext/>
+        <w:shd w:val="clear" w:color="000000" w:fill="auto"/>
+        <w:spacing w:after="60"/>
+        <w:rPr>
+          <w:rFonts w:eastAsiaTheme="majorEastAsia"/>
+          <w:color w:val="000000"/>
+          <w:spacing w:val="-10"/>
+          <w:kern w:val="28"/>
+          <w:sz w:val="22"/>
+          <w:szCs w:val="56"/>
+        </w:rPr>
+      </w:pPr>
+      <w:r>
+        <w:rPr>
+          <w:rFonts w:eastAsiaTheme="majorEastAsia"/>
+          <w:color w:val="000000"/>
+          <w:spacing w:val="-10"/>
+          <w:kern w:val="28"/>
+          <w:sz w:val="22"/>
+          <w:szCs w:val="56"/>
+        </w:rPr>
+        <w:t>Họ và tên: __________________________    Điểm: ________/100</w:t>
+      </w:r>
+    </w:p>
+    <w:p>
+      <w:pPr>
+        <w:keepNext/>
+        <w:shd w:val="clear" w:color="000000" w:fill="auto"/>
+        <w:spacing w:after="60"/>
+        <w:rPr>
+          <w:rFonts w:eastAsiaTheme="majorEastAsia"/>
+          <w:color w:val="000000"/>
+          <w:spacing w:val="-10"/>
+          <w:kern w:val="28"/>
+          <w:sz w:val="22"/>
+          <w:szCs w:val="56"/>
+        </w:rPr>
+      </w:pPr>
+      <w:r>
+        <w:rPr>
+          <w:rFonts w:eastAsiaTheme="majorEastAsia"/>
+          <w:color w:val="000000"/>
+          <w:spacing w:val="-10"/>
+          <w:kern w:val="28"/>
+          <w:sz w:val="22"/>
+          <w:szCs w:val="56"/>
+        </w:rPr>
+        <w:t>Phạm vi kiến thức: Bài học ngày 31.</w:t>
+      </w:r>
+    </w:p>
+    <w:p>
+      <w:pPr>
+        <w:keepNext/>
+        <w:shd w:val="clear" w:color="000000" w:fill="auto"/>
+        <w:spacing w:after="60"/>
+        <w:rPr>
+          <w:rFonts w:eastAsiaTheme="majorEastAsia"/>
+          <w:color w:val="000000"/>
+          <w:spacing w:val="-10"/>
+          <w:kern w:val="28"/>
+          <w:sz w:val="22"/>
+          <w:szCs w:val="56"/>
+        </w:rPr>
+      </w:pPr>
+      <w:r>
+        <w:rPr>
+          <w:rFonts w:eastAsiaTheme="majorEastAsia"/>
+          <w:color w:val="000000"/>
+          <w:spacing w:val="-10"/>
+          <w:kern w:val="28"/>
+          <w:sz w:val="22"/>
+          <w:szCs w:val="56"/>
+        </w:rPr>
+        <w:t>Thời gian làm bài dự kiến: 75 phút. Tổng số: 100 câu/ý — 100 điểm.</w:t>
+      </w:r>
+    </w:p>
+    <w:p>
+      <w:pPr>
+        <w:keepNext/>
+        <w:shd w:val="clear" w:color="000000" w:fill="auto"/>
+        <w:spacing w:after="60"/>
+        <w:rPr>
+          <w:rFonts w:eastAsiaTheme="majorEastAsia"/>
+          <w:i/>
+          <w:color w:val="000000"/>
+          <w:spacing w:val="-10"/>
+          <w:kern w:val="28"/>
+          <w:sz w:val="22"/>
+          <w:szCs w:val="56"/>
+        </w:rPr>
+      </w:pPr>
+      <w:r>
+        <w:rPr>
+          <w:rFonts w:eastAsiaTheme="majorEastAsia"/>
+          <w:i/>
+          <w:color w:val="000000"/>
+          <w:spacing w:val="-10"/>
+          <w:kern w:val="28"/>
+          <w:sz w:val="22"/>
+          <w:szCs w:val="56"/>
+        </w:rPr>
+        <w:t>Hướng dẫn chung: Làm lần lượt từng phần, viết rõ ràng và kiểm tra lại đáp án trước khi nộp.</w:t>
+      </w:r>
+    </w:p>
+    <w:p>
+      <w:pPr>
+        <w:keepNext/>
+        <w:shd w:val="clear" w:color="000000" w:fill="auto"/>
+        <w:spacing w:before="80" w:after="80"/>
+        <w:rPr>
+          <w:rFonts w:eastAsiaTheme="majorEastAsia"/>
+          <w:b/>
+          <w:color w:val="000000"/>
+          <w:spacing w:val="-10"/>
+          <w:kern w:val="28"/>
+          <w:szCs w:val="56"/>
+        </w:rPr>
+      </w:pPr>
+      <w:r>
+        <w:rPr>
+          <w:rFonts w:eastAsiaTheme="majorEastAsia"/>
+          <w:b/>
+          <w:color w:val="000000"/>
+          <w:spacing w:val="-10"/>
+          <w:kern w:val="28"/>
+          <w:szCs w:val="56"/>
+        </w:rPr>
         <w:t>PHẦN 1. CHỌN ĐÁP ÁN ĐÚNG (10 điểm)</w:t>
       </w:r>
     </w:p>
     <w:p>
-      <w:r>
-        <w:t>1. How ______ books do you have?   A. much   B. many   C. any</w:t>
-      </w:r>
-    </w:p>
-    <w:p>
-      <w:r>
-        <w:t>2. There isn't ______ milk left.   A. many   B. much   C. a few</w:t>
-      </w:r>
-    </w:p>
-    <w:p>
-      <w:r>
-        <w:t>3. We saw ______ people at the festival.   A. many   B. much   C. a little</w:t>
-      </w:r>
-    </w:p>
-    <w:p>
-      <w:r>
-        <w:t>4. How ______ is this T-shirt?   A. many   B. much   C. some</w:t>
-      </w:r>
-    </w:p>
-    <w:p>
-      <w:r>
-        <w:t>5. She doesn't have ______ free time.   A. many   B. much   C. few</w:t>
-      </w:r>
-    </w:p>
-    <w:p>
-      <w:r>
-        <w:t>6. There are too ______ cars on this street.   A. much   B. many   C. little</w:t>
-      </w:r>
-    </w:p>
-    <w:p>
-      <w:r>
-        <w:t>7. You put too ______ salt in the soup.   A. much   B. many   C. few</w:t>
-      </w:r>
-    </w:p>
-    <w:p>
-      <w:r>
-        <w:t>8. Do you have ______ questions?   A. much   B. many   C. a little</w:t>
-      </w:r>
-    </w:p>
-    <w:p>
-      <w:r>
-        <w:t>9. How ______ water should I drink?   A. many   B. much   C. few</w:t>
-      </w:r>
-    </w:p>
-    <w:p>
-      <w:r>
-        <w:t>10. Thank you so ______.   A. many   B. much   C. any</w:t>
-      </w:r>
-    </w:p>
-    <w:p>
-      <w:pPr>
-        <w:pStyle w:val="Heading1"/>
-      </w:pPr>
-      <w:r>
+      <w:pPr>
+        <w:keepNext/>
+        <w:shd w:val="clear" w:color="000000" w:fill="auto"/>
+        <w:spacing w:after="80"/>
+        <w:rPr>
+          <w:rFonts w:eastAsiaTheme="majorEastAsia"/>
+          <w:i/>
+          <w:color w:val="000000"/>
+          <w:spacing w:val="-10"/>
+          <w:kern w:val="28"/>
+          <w:sz w:val="22"/>
+          <w:szCs w:val="56"/>
+        </w:rPr>
+      </w:pPr>
+      <w:r>
+        <w:rPr>
+          <w:rFonts w:eastAsiaTheme="majorEastAsia"/>
+          <w:i/>
+          <w:color w:val="000000"/>
+          <w:spacing w:val="-10"/>
+          <w:kern w:val="28"/>
+          <w:sz w:val="22"/>
+          <w:szCs w:val="56"/>
+        </w:rPr>
+        <w:t>Hướng dẫn: Chọn phương án đúng nhất cho mỗi câu.</w:t>
+      </w:r>
+    </w:p>
+    <w:p>
+      <w:pPr>
+        <w:keepNext/>
+        <w:shd w:val="clear" w:color="000000" w:fill="auto"/>
+        <w:spacing w:before="120" w:after="60"/>
+        <w:rPr>
+          <w:rFonts w:eastAsiaTheme="majorEastAsia"/>
+          <w:color w:val="000000"/>
+          <w:spacing w:val="-10"/>
+          <w:kern w:val="28"/>
+          <w:sz w:val="22"/>
+          <w:szCs w:val="56"/>
+        </w:rPr>
+      </w:pPr>
+      <w:r>
+        <w:rPr>
+          <w:rFonts w:eastAsiaTheme="majorEastAsia"/>
+          <w:color w:val="000000"/>
+          <w:spacing w:val="-10"/>
+          <w:kern w:val="28"/>
+          <w:sz w:val="22"/>
+          <w:szCs w:val="56"/>
+        </w:rPr>
+        <w:t>1. How ______ books do you have?</w:t>
+      </w:r>
+    </w:p>
+    <w:p>
+      <w:pPr>
+        <w:keepNext/>
+        <w:shd w:val="clear" w:color="000000" w:fill="auto"/>
+        <w:spacing w:after="40"/>
+        <w:ind w:left="340"/>
+        <w:rPr>
+          <w:rFonts w:eastAsiaTheme="majorEastAsia"/>
+          <w:color w:val="000000"/>
+          <w:spacing w:val="-10"/>
+          <w:kern w:val="28"/>
+          <w:sz w:val="22"/>
+          <w:szCs w:val="56"/>
+        </w:rPr>
+      </w:pPr>
+      <w:r>
+        <w:rPr>
+          <w:rFonts w:eastAsiaTheme="majorEastAsia"/>
+          <w:color w:val="000000"/>
+          <w:spacing w:val="-10"/>
+          <w:kern w:val="28"/>
+          <w:sz w:val="22"/>
+          <w:szCs w:val="56"/>
+        </w:rPr>
+        <w:t>A. much</w:t>
+      </w:r>
+    </w:p>
+    <w:p>
+      <w:pPr>
+        <w:keepNext/>
+        <w:shd w:val="clear" w:color="000000" w:fill="auto"/>
+        <w:spacing w:after="40"/>
+        <w:ind w:left="340"/>
+        <w:rPr>
+          <w:rFonts w:eastAsiaTheme="majorEastAsia"/>
+          <w:color w:val="000000"/>
+          <w:spacing w:val="-10"/>
+          <w:kern w:val="28"/>
+          <w:sz w:val="22"/>
+          <w:szCs w:val="56"/>
+        </w:rPr>
+      </w:pPr>
+      <w:r>
+        <w:rPr>
+          <w:rFonts w:eastAsiaTheme="majorEastAsia"/>
+          <w:color w:val="000000"/>
+          <w:spacing w:val="-10"/>
+          <w:kern w:val="28"/>
+          <w:sz w:val="22"/>
+          <w:szCs w:val="56"/>
+        </w:rPr>
+        <w:t>B. many</w:t>
+      </w:r>
+    </w:p>
+    <w:p>
+      <w:pPr>
+        <w:keepNext/>
+        <w:shd w:val="clear" w:color="000000" w:fill="auto"/>
+        <w:spacing w:after="40"/>
+        <w:ind w:left="340"/>
+        <w:rPr>
+          <w:rFonts w:eastAsiaTheme="majorEastAsia"/>
+          <w:color w:val="000000"/>
+          <w:spacing w:val="-10"/>
+          <w:kern w:val="28"/>
+          <w:sz w:val="22"/>
+          <w:szCs w:val="56"/>
+        </w:rPr>
+      </w:pPr>
+      <w:r>
+        <w:rPr>
+          <w:rFonts w:eastAsiaTheme="majorEastAsia"/>
+          <w:color w:val="000000"/>
+          <w:spacing w:val="-10"/>
+          <w:kern w:val="28"/>
+          <w:sz w:val="22"/>
+          <w:szCs w:val="56"/>
+        </w:rPr>
+        <w:t>C. any</w:t>
+      </w:r>
+    </w:p>
+    <w:p>
+      <w:pPr>
+        <w:keepNext/>
+        <w:shd w:val="clear" w:color="000000" w:fill="auto"/>
+        <w:spacing w:before="120" w:after="60"/>
+        <w:rPr>
+          <w:rFonts w:eastAsiaTheme="majorEastAsia"/>
+          <w:color w:val="000000"/>
+          <w:spacing w:val="-10"/>
+          <w:kern w:val="28"/>
+          <w:sz w:val="22"/>
+          <w:szCs w:val="56"/>
+        </w:rPr>
+      </w:pPr>
+      <w:r>
+        <w:rPr>
+          <w:rFonts w:eastAsiaTheme="majorEastAsia"/>
+          <w:color w:val="000000"/>
+          <w:spacing w:val="-10"/>
+          <w:kern w:val="28"/>
+          <w:sz w:val="22"/>
+          <w:szCs w:val="56"/>
+        </w:rPr>
+        <w:t>2. There isn't ______ milk left.</w:t>
+      </w:r>
+    </w:p>
+    <w:p>
+      <w:pPr>
+        <w:keepNext/>
+        <w:shd w:val="clear" w:color="000000" w:fill="auto"/>
+        <w:spacing w:after="40"/>
+        <w:ind w:left="340"/>
+        <w:rPr>
+          <w:rFonts w:eastAsiaTheme="majorEastAsia"/>
+          <w:color w:val="000000"/>
+          <w:spacing w:val="-10"/>
+          <w:kern w:val="28"/>
+          <w:sz w:val="22"/>
+          <w:szCs w:val="56"/>
+        </w:rPr>
+      </w:pPr>
+      <w:r>
+        <w:rPr>
+          <w:rFonts w:eastAsiaTheme="majorEastAsia"/>
+          <w:color w:val="000000"/>
+          <w:spacing w:val="-10"/>
+          <w:kern w:val="28"/>
+          <w:sz w:val="22"/>
+          <w:szCs w:val="56"/>
+        </w:rPr>
+        <w:t>A. many</w:t>
+      </w:r>
+    </w:p>
+    <w:p>
+      <w:pPr>
+        <w:keepNext/>
+        <w:shd w:val="clear" w:color="000000" w:fill="auto"/>
+        <w:spacing w:after="40"/>
+        <w:ind w:left="340"/>
+        <w:rPr>
+          <w:rFonts w:eastAsiaTheme="majorEastAsia"/>
+          <w:color w:val="000000"/>
+          <w:spacing w:val="-10"/>
+          <w:kern w:val="28"/>
+          <w:sz w:val="22"/>
+          <w:szCs w:val="56"/>
+        </w:rPr>
+      </w:pPr>
+      <w:r>
+        <w:rPr>
+          <w:rFonts w:eastAsiaTheme="majorEastAsia"/>
+          <w:color w:val="000000"/>
+          <w:spacing w:val="-10"/>
+          <w:kern w:val="28"/>
+          <w:sz w:val="22"/>
+          <w:szCs w:val="56"/>
+        </w:rPr>
+        <w:t>B. much</w:t>
+      </w:r>
+    </w:p>
+    <w:p>
+      <w:pPr>
+        <w:keepNext/>
+        <w:shd w:val="clear" w:color="000000" w:fill="auto"/>
+        <w:spacing w:after="40"/>
+        <w:ind w:left="340"/>
+        <w:rPr>
+          <w:rFonts w:eastAsiaTheme="majorEastAsia"/>
+          <w:color w:val="000000"/>
+          <w:spacing w:val="-10"/>
+          <w:kern w:val="28"/>
+          <w:sz w:val="22"/>
+          <w:szCs w:val="56"/>
+        </w:rPr>
+      </w:pPr>
+      <w:r>
+        <w:rPr>
+          <w:rFonts w:eastAsiaTheme="majorEastAsia"/>
+          <w:color w:val="000000"/>
+          <w:spacing w:val="-10"/>
+          <w:kern w:val="28"/>
+          <w:sz w:val="22"/>
+          <w:szCs w:val="56"/>
+        </w:rPr>
+        <w:t>C. a few</w:t>
+      </w:r>
+    </w:p>
+    <w:p>
+      <w:pPr>
+        <w:keepNext/>
+        <w:shd w:val="clear" w:color="000000" w:fill="auto"/>
+        <w:spacing w:before="120" w:after="60"/>
+        <w:rPr>
+          <w:rFonts w:eastAsiaTheme="majorEastAsia"/>
+          <w:color w:val="000000"/>
+          <w:spacing w:val="-10"/>
+          <w:kern w:val="28"/>
+          <w:sz w:val="22"/>
+          <w:szCs w:val="56"/>
+        </w:rPr>
+      </w:pPr>
+      <w:r>
+        <w:rPr>
+          <w:rFonts w:eastAsiaTheme="majorEastAsia"/>
+          <w:color w:val="000000"/>
+          <w:spacing w:val="-10"/>
+          <w:kern w:val="28"/>
+          <w:sz w:val="22"/>
+          <w:szCs w:val="56"/>
+        </w:rPr>
+        <w:t>3. We saw ______ people at the festival.</w:t>
+      </w:r>
+    </w:p>
+    <w:p>
+      <w:pPr>
+        <w:keepNext/>
+        <w:shd w:val="clear" w:color="000000" w:fill="auto"/>
+        <w:spacing w:after="40"/>
+        <w:ind w:left="340"/>
+        <w:rPr>
+          <w:rFonts w:eastAsiaTheme="majorEastAsia"/>
+          <w:color w:val="000000"/>
+          <w:spacing w:val="-10"/>
+          <w:kern w:val="28"/>
+          <w:sz w:val="22"/>
+          <w:szCs w:val="56"/>
+        </w:rPr>
+      </w:pPr>
+      <w:r>
+        <w:rPr>
+          <w:rFonts w:eastAsiaTheme="majorEastAsia"/>
+          <w:color w:val="000000"/>
+          <w:spacing w:val="-10"/>
+          <w:kern w:val="28"/>
+          <w:sz w:val="22"/>
+          <w:szCs w:val="56"/>
+        </w:rPr>
+        <w:t>A. many</w:t>
+      </w:r>
+    </w:p>
+    <w:p>
+      <w:pPr>
+        <w:keepNext/>
+        <w:shd w:val="clear" w:color="000000" w:fill="auto"/>
+        <w:spacing w:after="40"/>
+        <w:ind w:left="340"/>
+        <w:rPr>
+          <w:rFonts w:eastAsiaTheme="majorEastAsia"/>
+          <w:color w:val="000000"/>
+          <w:spacing w:val="-10"/>
+          <w:kern w:val="28"/>
+          <w:sz w:val="22"/>
+          <w:szCs w:val="56"/>
+        </w:rPr>
+      </w:pPr>
+      <w:r>
+        <w:rPr>
+          <w:rFonts w:eastAsiaTheme="majorEastAsia"/>
+          <w:color w:val="000000"/>
+          <w:spacing w:val="-10"/>
+          <w:kern w:val="28"/>
+          <w:sz w:val="22"/>
+          <w:szCs w:val="56"/>
+        </w:rPr>
+        <w:t>B. much</w:t>
+      </w:r>
+    </w:p>
+    <w:p>
+      <w:pPr>
+        <w:keepNext/>
+        <w:shd w:val="clear" w:color="000000" w:fill="auto"/>
+        <w:spacing w:after="40"/>
+        <w:ind w:left="340"/>
+        <w:rPr>
+          <w:rFonts w:eastAsiaTheme="majorEastAsia"/>
+          <w:color w:val="000000"/>
+          <w:spacing w:val="-10"/>
+          <w:kern w:val="28"/>
+          <w:sz w:val="22"/>
+          <w:szCs w:val="56"/>
+        </w:rPr>
+      </w:pPr>
+      <w:r>
+        <w:rPr>
+          <w:rFonts w:eastAsiaTheme="majorEastAsia"/>
+          <w:color w:val="000000"/>
+          <w:spacing w:val="-10"/>
+          <w:kern w:val="28"/>
+          <w:sz w:val="22"/>
+          <w:szCs w:val="56"/>
+        </w:rPr>
+        <w:t>C. a little</w:t>
+      </w:r>
+    </w:p>
+    <w:p>
+      <w:pPr>
+        <w:keepNext/>
+        <w:shd w:val="clear" w:color="000000" w:fill="auto"/>
+        <w:spacing w:before="120" w:after="60"/>
+        <w:rPr>
+          <w:rFonts w:eastAsiaTheme="majorEastAsia"/>
+          <w:color w:val="000000"/>
+          <w:spacing w:val="-10"/>
+          <w:kern w:val="28"/>
+          <w:sz w:val="22"/>
+          <w:szCs w:val="56"/>
+        </w:rPr>
+      </w:pPr>
+      <w:r>
+        <w:rPr>
+          <w:rFonts w:eastAsiaTheme="majorEastAsia"/>
+          <w:color w:val="000000"/>
+          <w:spacing w:val="-10"/>
+          <w:kern w:val="28"/>
+          <w:sz w:val="22"/>
+          <w:szCs w:val="56"/>
+        </w:rPr>
+        <w:t>4. How ______ is this T-shirt?</w:t>
+      </w:r>
+    </w:p>
+    <w:p>
+      <w:pPr>
+        <w:keepNext/>
+        <w:shd w:val="clear" w:color="000000" w:fill="auto"/>
+        <w:spacing w:after="40"/>
+        <w:ind w:left="340"/>
+        <w:rPr>
+          <w:rFonts w:eastAsiaTheme="majorEastAsia"/>
+          <w:color w:val="000000"/>
+          <w:spacing w:val="-10"/>
+          <w:kern w:val="28"/>
+          <w:sz w:val="22"/>
+          <w:szCs w:val="56"/>
+        </w:rPr>
+      </w:pPr>
+      <w:r>
+        <w:rPr>
+          <w:rFonts w:eastAsiaTheme="majorEastAsia"/>
+          <w:color w:val="000000"/>
+          <w:spacing w:val="-10"/>
+          <w:kern w:val="28"/>
+          <w:sz w:val="22"/>
+          <w:szCs w:val="56"/>
+        </w:rPr>
+        <w:t>A. many</w:t>
+      </w:r>
+    </w:p>
+    <w:p>
+      <w:pPr>
+        <w:keepNext/>
+        <w:shd w:val="clear" w:color="000000" w:fill="auto"/>
+        <w:spacing w:after="40"/>
+        <w:ind w:left="340"/>
+        <w:rPr>
+          <w:rFonts w:eastAsiaTheme="majorEastAsia"/>
+          <w:color w:val="000000"/>
+          <w:spacing w:val="-10"/>
+          <w:kern w:val="28"/>
+          <w:sz w:val="22"/>
+          <w:szCs w:val="56"/>
+        </w:rPr>
+      </w:pPr>
+      <w:r>
+        <w:rPr>
+          <w:rFonts w:eastAsiaTheme="majorEastAsia"/>
+          <w:color w:val="000000"/>
+          <w:spacing w:val="-10"/>
+          <w:kern w:val="28"/>
+          <w:sz w:val="22"/>
+          <w:szCs w:val="56"/>
+        </w:rPr>
+        <w:t>B. much</w:t>
+      </w:r>
+    </w:p>
+    <w:p>
+      <w:pPr>
+        <w:keepNext/>
+        <w:shd w:val="clear" w:color="000000" w:fill="auto"/>
+        <w:spacing w:after="40"/>
+        <w:ind w:left="340"/>
+        <w:rPr>
+          <w:rFonts w:eastAsiaTheme="majorEastAsia"/>
+          <w:color w:val="000000"/>
+          <w:spacing w:val="-10"/>
+          <w:kern w:val="28"/>
+          <w:sz w:val="22"/>
+          <w:szCs w:val="56"/>
+        </w:rPr>
+      </w:pPr>
+      <w:r>
+        <w:rPr>
+          <w:rFonts w:eastAsiaTheme="majorEastAsia"/>
+          <w:color w:val="000000"/>
+          <w:spacing w:val="-10"/>
+          <w:kern w:val="28"/>
+          <w:sz w:val="22"/>
+          <w:szCs w:val="56"/>
+        </w:rPr>
+        <w:t>C. some</w:t>
+      </w:r>
+    </w:p>
+    <w:p>
+      <w:pPr>
+        <w:keepNext/>
+        <w:shd w:val="clear" w:color="000000" w:fill="auto"/>
+        <w:spacing w:before="120" w:after="60"/>
+        <w:rPr>
+          <w:rFonts w:eastAsiaTheme="majorEastAsia"/>
+          <w:color w:val="000000"/>
+          <w:spacing w:val="-10"/>
+          <w:kern w:val="28"/>
+          <w:sz w:val="22"/>
+          <w:szCs w:val="56"/>
+        </w:rPr>
+      </w:pPr>
+      <w:r>
+        <w:rPr>
+          <w:rFonts w:eastAsiaTheme="majorEastAsia"/>
+          <w:color w:val="000000"/>
+          <w:spacing w:val="-10"/>
+          <w:kern w:val="28"/>
+          <w:sz w:val="22"/>
+          <w:szCs w:val="56"/>
+        </w:rPr>
+        <w:t>5. She doesn't have ______ free time.</w:t>
+      </w:r>
+    </w:p>
+    <w:p>
+      <w:pPr>
+        <w:keepNext/>
+        <w:shd w:val="clear" w:color="000000" w:fill="auto"/>
+        <w:spacing w:after="40"/>
+        <w:ind w:left="340"/>
+        <w:rPr>
+          <w:rFonts w:eastAsiaTheme="majorEastAsia"/>
+          <w:color w:val="000000"/>
+          <w:spacing w:val="-10"/>
+          <w:kern w:val="28"/>
+          <w:sz w:val="22"/>
+          <w:szCs w:val="56"/>
+        </w:rPr>
+      </w:pPr>
+      <w:r>
+        <w:rPr>
+          <w:rFonts w:eastAsiaTheme="majorEastAsia"/>
+          <w:color w:val="000000"/>
+          <w:spacing w:val="-10"/>
+          <w:kern w:val="28"/>
+          <w:sz w:val="22"/>
+          <w:szCs w:val="56"/>
+        </w:rPr>
+        <w:t>A. many</w:t>
+      </w:r>
+    </w:p>
+    <w:p>
+      <w:pPr>
+        <w:keepNext/>
+        <w:shd w:val="clear" w:color="000000" w:fill="auto"/>
+        <w:spacing w:after="40"/>
+        <w:ind w:left="340"/>
+        <w:rPr>
+          <w:rFonts w:eastAsiaTheme="majorEastAsia"/>
+          <w:color w:val="000000"/>
+          <w:spacing w:val="-10"/>
+          <w:kern w:val="28"/>
+          <w:sz w:val="22"/>
+          <w:szCs w:val="56"/>
+        </w:rPr>
+      </w:pPr>
+      <w:r>
+        <w:rPr>
+          <w:rFonts w:eastAsiaTheme="majorEastAsia"/>
+          <w:color w:val="000000"/>
+          <w:spacing w:val="-10"/>
+          <w:kern w:val="28"/>
+          <w:sz w:val="22"/>
+          <w:szCs w:val="56"/>
+        </w:rPr>
+        <w:t>B. much</w:t>
+      </w:r>
+    </w:p>
+    <w:p>
+      <w:pPr>
+        <w:keepNext/>
+        <w:shd w:val="clear" w:color="000000" w:fill="auto"/>
+        <w:spacing w:after="40"/>
+        <w:ind w:left="340"/>
+        <w:rPr>
+          <w:rFonts w:eastAsiaTheme="majorEastAsia"/>
+          <w:color w:val="000000"/>
+          <w:spacing w:val="-10"/>
+          <w:kern w:val="28"/>
+          <w:sz w:val="22"/>
+          <w:szCs w:val="56"/>
+        </w:rPr>
+      </w:pPr>
+      <w:r>
+        <w:rPr>
+          <w:rFonts w:eastAsiaTheme="majorEastAsia"/>
+          <w:color w:val="000000"/>
+          <w:spacing w:val="-10"/>
+          <w:kern w:val="28"/>
+          <w:sz w:val="22"/>
+          <w:szCs w:val="56"/>
+        </w:rPr>
+        <w:t>C. few</w:t>
+      </w:r>
+    </w:p>
+    <w:p>
+      <w:pPr>
+        <w:keepNext/>
+        <w:shd w:val="clear" w:color="000000" w:fill="auto"/>
+        <w:spacing w:before="120" w:after="60"/>
+        <w:rPr>
+          <w:rFonts w:eastAsiaTheme="majorEastAsia"/>
+          <w:color w:val="000000"/>
+          <w:spacing w:val="-10"/>
+          <w:kern w:val="28"/>
+          <w:sz w:val="22"/>
+          <w:szCs w:val="56"/>
+        </w:rPr>
+      </w:pPr>
+      <w:r>
+        <w:rPr>
+          <w:rFonts w:eastAsiaTheme="majorEastAsia"/>
+          <w:color w:val="000000"/>
+          <w:spacing w:val="-10"/>
+          <w:kern w:val="28"/>
+          <w:sz w:val="22"/>
+          <w:szCs w:val="56"/>
+        </w:rPr>
+        <w:t>6. There are too ______ cars on this street.</w:t>
+      </w:r>
+    </w:p>
+    <w:p>
+      <w:pPr>
+        <w:keepNext/>
+        <w:shd w:val="clear" w:color="000000" w:fill="auto"/>
+        <w:spacing w:after="40"/>
+        <w:ind w:left="340"/>
+        <w:rPr>
+          <w:rFonts w:eastAsiaTheme="majorEastAsia"/>
+          <w:color w:val="000000"/>
+          <w:spacing w:val="-10"/>
+          <w:kern w:val="28"/>
+          <w:sz w:val="22"/>
+          <w:szCs w:val="56"/>
+        </w:rPr>
+      </w:pPr>
+      <w:r>
+        <w:rPr>
+          <w:rFonts w:eastAsiaTheme="majorEastAsia"/>
+          <w:color w:val="000000"/>
+          <w:spacing w:val="-10"/>
+          <w:kern w:val="28"/>
+          <w:sz w:val="22"/>
+          <w:szCs w:val="56"/>
+        </w:rPr>
+        <w:t>A. much</w:t>
+      </w:r>
+    </w:p>
+    <w:p>
+      <w:pPr>
+        <w:keepNext/>
+        <w:shd w:val="clear" w:color="000000" w:fill="auto"/>
+        <w:spacing w:after="40"/>
+        <w:ind w:left="340"/>
+        <w:rPr>
+          <w:rFonts w:eastAsiaTheme="majorEastAsia"/>
+          <w:color w:val="000000"/>
+          <w:spacing w:val="-10"/>
+          <w:kern w:val="28"/>
+          <w:sz w:val="22"/>
+          <w:szCs w:val="56"/>
+        </w:rPr>
+      </w:pPr>
+      <w:r>
+        <w:rPr>
+          <w:rFonts w:eastAsiaTheme="majorEastAsia"/>
+          <w:color w:val="000000"/>
+          <w:spacing w:val="-10"/>
+          <w:kern w:val="28"/>
+          <w:sz w:val="22"/>
+          <w:szCs w:val="56"/>
+        </w:rPr>
+        <w:t>B. many</w:t>
+      </w:r>
+    </w:p>
+    <w:p>
+      <w:pPr>
+        <w:keepNext/>
+        <w:shd w:val="clear" w:color="000000" w:fill="auto"/>
+        <w:spacing w:after="40"/>
+        <w:ind w:left="340"/>
+        <w:rPr>
+          <w:rFonts w:eastAsiaTheme="majorEastAsia"/>
+          <w:color w:val="000000"/>
+          <w:spacing w:val="-10"/>
+          <w:kern w:val="28"/>
+          <w:sz w:val="22"/>
+          <w:szCs w:val="56"/>
+        </w:rPr>
+      </w:pPr>
+      <w:r>
+        <w:rPr>
+          <w:rFonts w:eastAsiaTheme="majorEastAsia"/>
+          <w:color w:val="000000"/>
+          <w:spacing w:val="-10"/>
+          <w:kern w:val="28"/>
+          <w:sz w:val="22"/>
+          <w:szCs w:val="56"/>
+        </w:rPr>
+        <w:t>C. little</w:t>
+      </w:r>
+    </w:p>
+    <w:p>
+      <w:pPr>
+        <w:keepNext/>
+        <w:shd w:val="clear" w:color="000000" w:fill="auto"/>
+        <w:spacing w:before="120" w:after="60"/>
+        <w:rPr>
+          <w:rFonts w:eastAsiaTheme="majorEastAsia"/>
+          <w:color w:val="000000"/>
+          <w:spacing w:val="-10"/>
+          <w:kern w:val="28"/>
+          <w:sz w:val="22"/>
+          <w:szCs w:val="56"/>
+        </w:rPr>
+      </w:pPr>
+      <w:r>
+        <w:rPr>
+          <w:rFonts w:eastAsiaTheme="majorEastAsia"/>
+          <w:color w:val="000000"/>
+          <w:spacing w:val="-10"/>
+          <w:kern w:val="28"/>
+          <w:sz w:val="22"/>
+          <w:szCs w:val="56"/>
+        </w:rPr>
+        <w:t>7. You put too ______ salt in the soup.</w:t>
+      </w:r>
+    </w:p>
+    <w:p>
+      <w:pPr>
+        <w:keepNext/>
+        <w:shd w:val="clear" w:color="000000" w:fill="auto"/>
+        <w:spacing w:after="40"/>
+        <w:ind w:left="340"/>
+        <w:rPr>
+          <w:rFonts w:eastAsiaTheme="majorEastAsia"/>
+          <w:color w:val="000000"/>
+          <w:spacing w:val="-10"/>
+          <w:kern w:val="28"/>
+          <w:sz w:val="22"/>
+          <w:szCs w:val="56"/>
+        </w:rPr>
+      </w:pPr>
+      <w:r>
+        <w:rPr>
+          <w:rFonts w:eastAsiaTheme="majorEastAsia"/>
+          <w:color w:val="000000"/>
+          <w:spacing w:val="-10"/>
+          <w:kern w:val="28"/>
+          <w:sz w:val="22"/>
+          <w:szCs w:val="56"/>
+        </w:rPr>
+        <w:t>A. much</w:t>
+      </w:r>
+    </w:p>
+    <w:p>
+      <w:pPr>
+        <w:keepNext/>
+        <w:shd w:val="clear" w:color="000000" w:fill="auto"/>
+        <w:spacing w:after="40"/>
+        <w:ind w:left="340"/>
+        <w:rPr>
+          <w:rFonts w:eastAsiaTheme="majorEastAsia"/>
+          <w:color w:val="000000"/>
+          <w:spacing w:val="-10"/>
+          <w:kern w:val="28"/>
+          <w:sz w:val="22"/>
+          <w:szCs w:val="56"/>
+        </w:rPr>
+      </w:pPr>
+      <w:r>
+        <w:rPr>
+          <w:rFonts w:eastAsiaTheme="majorEastAsia"/>
+          <w:color w:val="000000"/>
+          <w:spacing w:val="-10"/>
+          <w:kern w:val="28"/>
+          <w:sz w:val="22"/>
+          <w:szCs w:val="56"/>
+        </w:rPr>
+        <w:t>B. many</w:t>
+      </w:r>
+    </w:p>
+    <w:p>
+      <w:pPr>
+        <w:keepNext/>
+        <w:shd w:val="clear" w:color="000000" w:fill="auto"/>
+        <w:spacing w:after="40"/>
+        <w:ind w:left="340"/>
+        <w:rPr>
+          <w:rFonts w:eastAsiaTheme="majorEastAsia"/>
+          <w:color w:val="000000"/>
+          <w:spacing w:val="-10"/>
+          <w:kern w:val="28"/>
+          <w:sz w:val="22"/>
+          <w:szCs w:val="56"/>
+        </w:rPr>
+      </w:pPr>
+      <w:r>
+        <w:rPr>
+          <w:rFonts w:eastAsiaTheme="majorEastAsia"/>
+          <w:color w:val="000000"/>
+          <w:spacing w:val="-10"/>
+          <w:kern w:val="28"/>
+          <w:sz w:val="22"/>
+          <w:szCs w:val="56"/>
+        </w:rPr>
+        <w:t>C. few</w:t>
+      </w:r>
+    </w:p>
+    <w:p>
+      <w:pPr>
+        <w:keepNext/>
+        <w:shd w:val="clear" w:color="000000" w:fill="auto"/>
+        <w:spacing w:before="120" w:after="60"/>
+        <w:rPr>
+          <w:rFonts w:eastAsiaTheme="majorEastAsia"/>
+          <w:color w:val="000000"/>
+          <w:spacing w:val="-10"/>
+          <w:kern w:val="28"/>
+          <w:sz w:val="22"/>
+          <w:szCs w:val="56"/>
+        </w:rPr>
+      </w:pPr>
+      <w:r>
+        <w:rPr>
+          <w:rFonts w:eastAsiaTheme="majorEastAsia"/>
+          <w:color w:val="000000"/>
+          <w:spacing w:val="-10"/>
+          <w:kern w:val="28"/>
+          <w:sz w:val="22"/>
+          <w:szCs w:val="56"/>
+        </w:rPr>
+        <w:lastRenderedPageBreak/>
+        <w:t>8. Do you have ______ questions?</w:t>
+      </w:r>
+    </w:p>
+    <w:p>
+      <w:pPr>
+        <w:keepNext/>
+        <w:shd w:val="clear" w:color="000000" w:fill="auto"/>
+        <w:spacing w:after="40"/>
+        <w:ind w:left="340"/>
+        <w:rPr>
+          <w:rFonts w:eastAsiaTheme="majorEastAsia"/>
+          <w:color w:val="000000"/>
+          <w:spacing w:val="-10"/>
+          <w:kern w:val="28"/>
+          <w:sz w:val="22"/>
+          <w:szCs w:val="56"/>
+        </w:rPr>
+      </w:pPr>
+      <w:r>
+        <w:rPr>
+          <w:rFonts w:eastAsiaTheme="majorEastAsia"/>
+          <w:color w:val="000000"/>
+          <w:spacing w:val="-10"/>
+          <w:kern w:val="28"/>
+          <w:sz w:val="22"/>
+          <w:szCs w:val="56"/>
+        </w:rPr>
+        <w:t>A. much</w:t>
+      </w:r>
+    </w:p>
+    <w:p>
+      <w:pPr>
+        <w:keepNext/>
+        <w:shd w:val="clear" w:color="000000" w:fill="auto"/>
+        <w:spacing w:after="40"/>
+        <w:ind w:left="340"/>
+        <w:rPr>
+          <w:rFonts w:eastAsiaTheme="majorEastAsia"/>
+          <w:color w:val="000000"/>
+          <w:spacing w:val="-10"/>
+          <w:kern w:val="28"/>
+          <w:sz w:val="22"/>
+          <w:szCs w:val="56"/>
+        </w:rPr>
+      </w:pPr>
+      <w:r>
+        <w:rPr>
+          <w:rFonts w:eastAsiaTheme="majorEastAsia"/>
+          <w:color w:val="000000"/>
+          <w:spacing w:val="-10"/>
+          <w:kern w:val="28"/>
+          <w:sz w:val="22"/>
+          <w:szCs w:val="56"/>
+        </w:rPr>
+        <w:t>B. many</w:t>
+      </w:r>
+    </w:p>
+    <w:p>
+      <w:pPr>
+        <w:keepNext/>
+        <w:shd w:val="clear" w:color="000000" w:fill="auto"/>
+        <w:spacing w:after="40"/>
+        <w:ind w:left="340"/>
+        <w:rPr>
+          <w:rFonts w:eastAsiaTheme="majorEastAsia"/>
+          <w:color w:val="000000"/>
+          <w:spacing w:val="-10"/>
+          <w:kern w:val="28"/>
+          <w:sz w:val="22"/>
+          <w:szCs w:val="56"/>
+        </w:rPr>
+      </w:pPr>
+      <w:r>
+        <w:rPr>
+          <w:rFonts w:eastAsiaTheme="majorEastAsia"/>
+          <w:color w:val="000000"/>
+          <w:spacing w:val="-10"/>
+          <w:kern w:val="28"/>
+          <w:sz w:val="22"/>
+          <w:szCs w:val="56"/>
+        </w:rPr>
+        <w:t>C. a little</w:t>
+      </w:r>
+    </w:p>
+    <w:p>
+      <w:pPr>
+        <w:keepNext/>
+        <w:shd w:val="clear" w:color="000000" w:fill="auto"/>
+        <w:spacing w:before="120" w:after="60"/>
+        <w:rPr>
+          <w:rFonts w:eastAsiaTheme="majorEastAsia"/>
+          <w:color w:val="000000"/>
+          <w:spacing w:val="-10"/>
+          <w:kern w:val="28"/>
+          <w:sz w:val="22"/>
+          <w:szCs w:val="56"/>
+        </w:rPr>
+      </w:pPr>
+      <w:r>
+        <w:rPr>
+          <w:rFonts w:eastAsiaTheme="majorEastAsia"/>
+          <w:color w:val="000000"/>
+          <w:spacing w:val="-10"/>
+          <w:kern w:val="28"/>
+          <w:sz w:val="22"/>
+          <w:szCs w:val="56"/>
+        </w:rPr>
+        <w:t>9. How ______ water should I drink?</w:t>
+      </w:r>
+    </w:p>
+    <w:p>
+      <w:pPr>
+        <w:keepNext/>
+        <w:shd w:val="clear" w:color="000000" w:fill="auto"/>
+        <w:spacing w:after="40"/>
+        <w:ind w:left="340"/>
+        <w:rPr>
+          <w:rFonts w:eastAsiaTheme="majorEastAsia"/>
+          <w:color w:val="000000"/>
+          <w:spacing w:val="-10"/>
+          <w:kern w:val="28"/>
+          <w:sz w:val="22"/>
+          <w:szCs w:val="56"/>
+        </w:rPr>
+      </w:pPr>
+      <w:r>
+        <w:rPr>
+          <w:rFonts w:eastAsiaTheme="majorEastAsia"/>
+          <w:color w:val="000000"/>
+          <w:spacing w:val="-10"/>
+          <w:kern w:val="28"/>
+          <w:sz w:val="22"/>
+          <w:szCs w:val="56"/>
+        </w:rPr>
+        <w:t>A. many</w:t>
+      </w:r>
+    </w:p>
+    <w:p>
+      <w:pPr>
+        <w:keepNext/>
+        <w:shd w:val="clear" w:color="000000" w:fill="auto"/>
+        <w:spacing w:after="40"/>
+        <w:ind w:left="340"/>
+        <w:rPr>
+          <w:rFonts w:eastAsiaTheme="majorEastAsia"/>
+          <w:color w:val="000000"/>
+          <w:spacing w:val="-10"/>
+          <w:kern w:val="28"/>
+          <w:sz w:val="22"/>
+          <w:szCs w:val="56"/>
+        </w:rPr>
+      </w:pPr>
+      <w:r>
+        <w:rPr>
+          <w:rFonts w:eastAsiaTheme="majorEastAsia"/>
+          <w:color w:val="000000"/>
+          <w:spacing w:val="-10"/>
+          <w:kern w:val="28"/>
+          <w:sz w:val="22"/>
+          <w:szCs w:val="56"/>
+        </w:rPr>
+        <w:t>B. much</w:t>
+      </w:r>
+    </w:p>
+    <w:p>
+      <w:pPr>
+        <w:keepNext/>
+        <w:shd w:val="clear" w:color="000000" w:fill="auto"/>
+        <w:spacing w:after="40"/>
+        <w:ind w:left="340"/>
+        <w:rPr>
+          <w:rFonts w:eastAsiaTheme="majorEastAsia"/>
+          <w:color w:val="000000"/>
+          <w:spacing w:val="-10"/>
+          <w:kern w:val="28"/>
+          <w:sz w:val="22"/>
+          <w:szCs w:val="56"/>
+        </w:rPr>
+      </w:pPr>
+      <w:r>
+        <w:rPr>
+          <w:rFonts w:eastAsiaTheme="majorEastAsia"/>
+          <w:color w:val="000000"/>
+          <w:spacing w:val="-10"/>
+          <w:kern w:val="28"/>
+          <w:sz w:val="22"/>
+          <w:szCs w:val="56"/>
+        </w:rPr>
+        <w:t>C. few</w:t>
+      </w:r>
+    </w:p>
+    <w:p>
+      <w:pPr>
+        <w:keepNext/>
+        <w:shd w:val="clear" w:color="000000" w:fill="auto"/>
+        <w:spacing w:before="120" w:after="60"/>
+        <w:rPr>
+          <w:rFonts w:eastAsiaTheme="majorEastAsia"/>
+          <w:color w:val="000000"/>
+          <w:spacing w:val="-10"/>
+          <w:kern w:val="28"/>
+          <w:sz w:val="22"/>
+          <w:szCs w:val="56"/>
+        </w:rPr>
+      </w:pPr>
+      <w:r>
+        <w:rPr>
+          <w:rFonts w:eastAsiaTheme="majorEastAsia"/>
+          <w:color w:val="000000"/>
+          <w:spacing w:val="-10"/>
+          <w:kern w:val="28"/>
+          <w:sz w:val="22"/>
+          <w:szCs w:val="56"/>
+        </w:rPr>
+        <w:t>10. Thank you so ______.</w:t>
+      </w:r>
+    </w:p>
+    <w:p>
+      <w:pPr>
+        <w:keepNext/>
+        <w:shd w:val="clear" w:color="000000" w:fill="auto"/>
+        <w:spacing w:after="40"/>
+        <w:ind w:left="340"/>
+        <w:rPr>
+          <w:rFonts w:eastAsiaTheme="majorEastAsia"/>
+          <w:color w:val="000000"/>
+          <w:spacing w:val="-10"/>
+          <w:kern w:val="28"/>
+          <w:sz w:val="22"/>
+          <w:szCs w:val="56"/>
+        </w:rPr>
+      </w:pPr>
+      <w:r>
+        <w:rPr>
+          <w:rFonts w:eastAsiaTheme="majorEastAsia"/>
+          <w:color w:val="000000"/>
+          <w:spacing w:val="-10"/>
+          <w:kern w:val="28"/>
+          <w:sz w:val="22"/>
+          <w:szCs w:val="56"/>
+        </w:rPr>
+        <w:t>A. many</w:t>
+      </w:r>
+    </w:p>
+    <w:p>
+      <w:pPr>
+        <w:keepNext/>
+        <w:shd w:val="clear" w:color="000000" w:fill="auto"/>
+        <w:spacing w:after="40"/>
+        <w:ind w:left="340"/>
+        <w:rPr>
+          <w:rFonts w:eastAsiaTheme="majorEastAsia"/>
+          <w:color w:val="000000"/>
+          <w:spacing w:val="-10"/>
+          <w:kern w:val="28"/>
+          <w:sz w:val="22"/>
+          <w:szCs w:val="56"/>
+        </w:rPr>
+      </w:pPr>
+      <w:r>
+        <w:rPr>
+          <w:rFonts w:eastAsiaTheme="majorEastAsia"/>
+          <w:color w:val="000000"/>
+          <w:spacing w:val="-10"/>
+          <w:kern w:val="28"/>
+          <w:sz w:val="22"/>
+          <w:szCs w:val="56"/>
+        </w:rPr>
+        <w:t>B. much</w:t>
+      </w:r>
+    </w:p>
+    <w:p>
+      <w:pPr>
+        <w:keepNext/>
+        <w:shd w:val="clear" w:color="000000" w:fill="auto"/>
+        <w:spacing w:after="40"/>
+        <w:ind w:left="340"/>
+        <w:rPr>
+          <w:rFonts w:eastAsiaTheme="majorEastAsia"/>
+          <w:color w:val="000000"/>
+          <w:spacing w:val="-10"/>
+          <w:kern w:val="28"/>
+          <w:sz w:val="22"/>
+          <w:szCs w:val="56"/>
+        </w:rPr>
+      </w:pPr>
+      <w:r>
+        <w:rPr>
+          <w:rFonts w:eastAsiaTheme="majorEastAsia"/>
+          <w:color w:val="000000"/>
+          <w:spacing w:val="-10"/>
+          <w:kern w:val="28"/>
+          <w:sz w:val="22"/>
+          <w:szCs w:val="56"/>
+        </w:rPr>
+        <w:t>C. any</w:t>
+      </w:r>
+    </w:p>
+    <w:p>
+      <w:pPr>
+        <w:keepNext/>
+        <w:shd w:val="clear" w:color="000000" w:fill="auto"/>
+        <w:spacing w:before="280" w:after="80"/>
+        <w:rPr>
+          <w:rFonts w:eastAsiaTheme="majorEastAsia"/>
+          <w:b/>
+          <w:color w:val="000000"/>
+          <w:spacing w:val="-10"/>
+          <w:kern w:val="28"/>
+          <w:szCs w:val="56"/>
+        </w:rPr>
+      </w:pPr>
+      <w:r>
+        <w:rPr>
+          <w:rFonts w:eastAsiaTheme="majorEastAsia"/>
+          <w:b/>
+          <w:color w:val="000000"/>
+          <w:spacing w:val="-10"/>
+          <w:kern w:val="28"/>
+          <w:szCs w:val="56"/>
+        </w:rPr>
         <w:t>PHẦN 2. ĐIỀN MUCH HOẶC MANY (10 điểm)</w:t>
       </w:r>
     </w:p>
     <w:p>
-      <w:r>
+      <w:pPr>
+        <w:keepNext/>
+        <w:shd w:val="clear" w:color="000000" w:fill="auto"/>
+        <w:spacing w:after="80"/>
+        <w:rPr>
+          <w:rFonts w:eastAsiaTheme="majorEastAsia"/>
+          <w:i/>
+          <w:color w:val="000000"/>
+          <w:spacing w:val="-10"/>
+          <w:kern w:val="28"/>
+          <w:sz w:val="22"/>
+          <w:szCs w:val="56"/>
+        </w:rPr>
+      </w:pPr>
+      <w:r>
+        <w:rPr>
+          <w:rFonts w:eastAsiaTheme="majorEastAsia"/>
+          <w:i/>
+          <w:color w:val="000000"/>
+          <w:spacing w:val="-10"/>
+          <w:kern w:val="28"/>
+          <w:sz w:val="22"/>
+          <w:szCs w:val="56"/>
+        </w:rPr>
+        <w:t>Hướng dẫn: Điền từ hoặc cụm từ phù hợp vào mỗi chỗ trống.</w:t>
+      </w:r>
+    </w:p>
+    <w:p>
+      <w:pPr>
+        <w:keepNext/>
+        <w:shd w:val="clear" w:color="000000" w:fill="auto"/>
+        <w:spacing w:before="120" w:after="60"/>
+        <w:rPr>
+          <w:rFonts w:eastAsiaTheme="majorEastAsia"/>
+          <w:color w:val="000000"/>
+          <w:spacing w:val="-10"/>
+          <w:kern w:val="28"/>
+          <w:sz w:val="22"/>
+          <w:szCs w:val="56"/>
+        </w:rPr>
+      </w:pPr>
+      <w:r>
+        <w:rPr>
+          <w:rFonts w:eastAsiaTheme="majorEastAsia"/>
+          <w:color w:val="000000"/>
+          <w:spacing w:val="-10"/>
+          <w:kern w:val="28"/>
+          <w:sz w:val="22"/>
+          <w:szCs w:val="56"/>
+        </w:rPr>
         <w:t>1. How ______ students are in your class?</w:t>
       </w:r>
     </w:p>
     <w:p>
-      <w:r>
+      <w:pPr>
+        <w:keepNext/>
+        <w:shd w:val="clear" w:color="000000" w:fill="auto"/>
+        <w:spacing w:before="120" w:after="60"/>
+        <w:rPr>
+          <w:rFonts w:eastAsiaTheme="majorEastAsia"/>
+          <w:color w:val="000000"/>
+          <w:spacing w:val="-10"/>
+          <w:kern w:val="28"/>
+          <w:sz w:val="22"/>
+          <w:szCs w:val="56"/>
+        </w:rPr>
+      </w:pPr>
+      <w:r>
+        <w:rPr>
+          <w:rFonts w:eastAsiaTheme="majorEastAsia"/>
+          <w:color w:val="000000"/>
+          <w:spacing w:val="-10"/>
+          <w:kern w:val="28"/>
+          <w:sz w:val="22"/>
+          <w:szCs w:val="56"/>
+        </w:rPr>
         <w:t>2. I don't drink ______ coffee.</w:t>
       </w:r>
     </w:p>
     <w:p>
-      <w:r>
+      <w:pPr>
+        <w:keepNext/>
+        <w:shd w:val="clear" w:color="000000" w:fill="auto"/>
+        <w:spacing w:before="120" w:after="60"/>
+        <w:rPr>
+          <w:rFonts w:eastAsiaTheme="majorEastAsia"/>
+          <w:color w:val="000000"/>
+          <w:spacing w:val="-10"/>
+          <w:kern w:val="28"/>
+          <w:sz w:val="22"/>
+          <w:szCs w:val="56"/>
+        </w:rPr>
+      </w:pPr>
+      <w:r>
+        <w:rPr>
+          <w:rFonts w:eastAsiaTheme="majorEastAsia"/>
+          <w:color w:val="000000"/>
+          <w:spacing w:val="-10"/>
+          <w:kern w:val="28"/>
+          <w:sz w:val="22"/>
+          <w:szCs w:val="56"/>
+        </w:rPr>
         <w:t>3. There aren't ______ chairs in the room.</w:t>
       </w:r>
     </w:p>
     <w:p>
-      <w:r>
+      <w:pPr>
+        <w:keepNext/>
+        <w:shd w:val="clear" w:color="000000" w:fill="auto"/>
+        <w:spacing w:before="120" w:after="60"/>
+        <w:rPr>
+          <w:rFonts w:eastAsiaTheme="majorEastAsia"/>
+          <w:color w:val="000000"/>
+          <w:spacing w:val="-10"/>
+          <w:kern w:val="28"/>
+          <w:sz w:val="22"/>
+          <w:szCs w:val="56"/>
+        </w:rPr>
+      </w:pPr>
+      <w:r>
+        <w:rPr>
+          <w:rFonts w:eastAsiaTheme="majorEastAsia"/>
+          <w:color w:val="000000"/>
+          <w:spacing w:val="-10"/>
+          <w:kern w:val="28"/>
+          <w:sz w:val="22"/>
+          <w:szCs w:val="56"/>
+        </w:rPr>
         <w:t>4. How ______ money do you need?</w:t>
       </w:r>
     </w:p>
     <w:p>
-      <w:r>
+      <w:pPr>
+        <w:keepNext/>
+        <w:shd w:val="clear" w:color="000000" w:fill="auto"/>
+        <w:spacing w:before="120" w:after="60"/>
+        <w:rPr>
+          <w:rFonts w:eastAsiaTheme="majorEastAsia"/>
+          <w:color w:val="000000"/>
+          <w:spacing w:val="-10"/>
+          <w:kern w:val="28"/>
+          <w:sz w:val="22"/>
+          <w:szCs w:val="56"/>
+        </w:rPr>
+      </w:pPr>
+      <w:r>
+        <w:rPr>
+          <w:rFonts w:eastAsiaTheme="majorEastAsia"/>
+          <w:color w:val="000000"/>
+          <w:spacing w:val="-10"/>
+          <w:kern w:val="28"/>
+          <w:sz w:val="22"/>
+          <w:szCs w:val="56"/>
+        </w:rPr>
         <w:t>5. We don't have ______ information.</w:t>
       </w:r>
     </w:p>
     <w:p>
-      <w:r>
+      <w:pPr>
+        <w:keepNext/>
+        <w:shd w:val="clear" w:color="000000" w:fill="auto"/>
+        <w:spacing w:before="120" w:after="60"/>
+        <w:rPr>
+          <w:rFonts w:eastAsiaTheme="majorEastAsia"/>
+          <w:color w:val="000000"/>
+          <w:spacing w:val="-10"/>
+          <w:kern w:val="28"/>
+          <w:sz w:val="22"/>
+          <w:szCs w:val="56"/>
+        </w:rPr>
+      </w:pPr>
+      <w:r>
+        <w:rPr>
+          <w:rFonts w:eastAsiaTheme="majorEastAsia"/>
+          <w:color w:val="000000"/>
+          <w:spacing w:val="-10"/>
+          <w:kern w:val="28"/>
+          <w:sz w:val="22"/>
+          <w:szCs w:val="56"/>
+        </w:rPr>
         <w:t>6. Did you take ______ photos?</w:t>
       </w:r>
     </w:p>
     <w:p>
-      <w:r>
+      <w:pPr>
+        <w:keepNext/>
+        <w:shd w:val="clear" w:color="000000" w:fill="auto"/>
+        <w:spacing w:before="120" w:after="60"/>
+        <w:rPr>
+          <w:rFonts w:eastAsiaTheme="majorEastAsia"/>
+          <w:color w:val="000000"/>
+          <w:spacing w:val="-10"/>
+          <w:kern w:val="28"/>
+          <w:sz w:val="22"/>
+          <w:szCs w:val="56"/>
+        </w:rPr>
+      </w:pPr>
+      <w:r>
+        <w:rPr>
+          <w:rFonts w:eastAsiaTheme="majorEastAsia"/>
+          <w:color w:val="000000"/>
+          <w:spacing w:val="-10"/>
+          <w:kern w:val="28"/>
+          <w:sz w:val="22"/>
+          <w:szCs w:val="56"/>
+        </w:rPr>
         <w:t>7. There is too ______ traffic today.</w:t>
       </w:r>
     </w:p>
     <w:p>
-      <w:r>
+      <w:pPr>
+        <w:keepNext/>
+        <w:shd w:val="clear" w:color="000000" w:fill="auto"/>
+        <w:spacing w:before="120" w:after="60"/>
+        <w:rPr>
+          <w:rFonts w:eastAsiaTheme="majorEastAsia"/>
+          <w:color w:val="000000"/>
+          <w:spacing w:val="-10"/>
+          <w:kern w:val="28"/>
+          <w:sz w:val="22"/>
+          <w:szCs w:val="56"/>
+        </w:rPr>
+      </w:pPr>
+      <w:r>
+        <w:rPr>
+          <w:rFonts w:eastAsiaTheme="majorEastAsia"/>
+          <w:color w:val="000000"/>
+          <w:spacing w:val="-10"/>
+          <w:kern w:val="28"/>
+          <w:sz w:val="22"/>
+          <w:szCs w:val="56"/>
+        </w:rPr>
         <w:t>8. She has ______ good ideas.</w:t>
       </w:r>
     </w:p>
     <w:p>
-      <w:r>
+      <w:pPr>
+        <w:keepNext/>
+        <w:shd w:val="clear" w:color="000000" w:fill="auto"/>
+        <w:spacing w:before="120" w:after="60"/>
+        <w:rPr>
+          <w:rFonts w:eastAsiaTheme="majorEastAsia"/>
+          <w:color w:val="000000"/>
+          <w:spacing w:val="-10"/>
+          <w:kern w:val="28"/>
+          <w:sz w:val="22"/>
+          <w:szCs w:val="56"/>
+        </w:rPr>
+      </w:pPr>
+      <w:r>
+        <w:rPr>
+          <w:rFonts w:eastAsiaTheme="majorEastAsia"/>
+          <w:color w:val="000000"/>
+          <w:spacing w:val="-10"/>
+          <w:kern w:val="28"/>
+          <w:sz w:val="22"/>
+          <w:szCs w:val="56"/>
+        </w:rPr>
         <w:t>9. How ______ rice should we cook?</w:t>
       </w:r>
     </w:p>
     <w:p>
-      <w:r>
+      <w:pPr>
+        <w:keepNext/>
+        <w:shd w:val="clear" w:color="000000" w:fill="auto"/>
+        <w:spacing w:before="120" w:after="60"/>
+        <w:rPr>
+          <w:rFonts w:eastAsiaTheme="majorEastAsia"/>
+          <w:color w:val="000000"/>
+          <w:spacing w:val="-10"/>
+          <w:kern w:val="28"/>
+          <w:sz w:val="22"/>
+          <w:szCs w:val="56"/>
+        </w:rPr>
+      </w:pPr>
+      <w:r>
+        <w:rPr>
+          <w:rFonts w:eastAsiaTheme="majorEastAsia"/>
+          <w:color w:val="000000"/>
+          <w:spacing w:val="-10"/>
+          <w:kern w:val="28"/>
+          <w:sz w:val="22"/>
+          <w:szCs w:val="56"/>
+        </w:rPr>
         <w:t>10. I haven't visited ______ countries.</w:t>
       </w:r>
     </w:p>
     <w:p>
       <w:pPr>
-        <w:pStyle w:val="Heading1"/>
-      </w:pPr>
-      <w:r>
+        <w:keepNext/>
+        <w:shd w:val="clear" w:color="000000" w:fill="auto"/>
+        <w:spacing w:before="280" w:after="80"/>
+        <w:rPr>
+          <w:rFonts w:eastAsiaTheme="majorEastAsia"/>
+          <w:b/>
+          <w:color w:val="000000"/>
+          <w:spacing w:val="-10"/>
+          <w:kern w:val="28"/>
+          <w:szCs w:val="56"/>
+        </w:rPr>
+      </w:pPr>
+      <w:r>
+        <w:rPr>
+          <w:rFonts w:eastAsiaTheme="majorEastAsia"/>
+          <w:b/>
+          <w:color w:val="000000"/>
+          <w:spacing w:val="-10"/>
+          <w:kern w:val="28"/>
+          <w:szCs w:val="56"/>
+        </w:rPr>
         <w:t>PHẦN 3. ĐIỀN HOW MUCH HOẶC HOW MANY (10 điểm)</w:t>
       </w:r>
     </w:p>
     <w:p>
-      <w:r>
+      <w:pPr>
+        <w:keepNext/>
+        <w:shd w:val="clear" w:color="000000" w:fill="auto"/>
+        <w:spacing w:after="80"/>
+        <w:rPr>
+          <w:rFonts w:eastAsiaTheme="majorEastAsia"/>
+          <w:i/>
+          <w:color w:val="000000"/>
+          <w:spacing w:val="-10"/>
+          <w:kern w:val="28"/>
+          <w:sz w:val="22"/>
+          <w:szCs w:val="56"/>
+        </w:rPr>
+      </w:pPr>
+      <w:r>
+        <w:rPr>
+          <w:rFonts w:eastAsiaTheme="majorEastAsia"/>
+          <w:i/>
+          <w:color w:val="000000"/>
+          <w:spacing w:val="-10"/>
+          <w:kern w:val="28"/>
+          <w:sz w:val="22"/>
+          <w:szCs w:val="56"/>
+        </w:rPr>
+        <w:t>Hướng dẫn: Hoàn thành mỗi câu bằng cấu trúc được yêu cầu.</w:t>
+      </w:r>
+    </w:p>
+    <w:p>
+      <w:pPr>
+        <w:keepNext/>
+        <w:shd w:val="clear" w:color="000000" w:fill="auto"/>
+        <w:spacing w:before="120" w:after="60"/>
+        <w:rPr>
+          <w:rFonts w:eastAsiaTheme="majorEastAsia"/>
+          <w:color w:val="000000"/>
+          <w:spacing w:val="-10"/>
+          <w:kern w:val="28"/>
+          <w:sz w:val="22"/>
+          <w:szCs w:val="56"/>
+        </w:rPr>
+      </w:pPr>
+      <w:r>
+        <w:rPr>
+          <w:rFonts w:eastAsiaTheme="majorEastAsia"/>
+          <w:color w:val="000000"/>
+          <w:spacing w:val="-10"/>
+          <w:kern w:val="28"/>
+          <w:sz w:val="22"/>
+          <w:szCs w:val="56"/>
+        </w:rPr>
         <w:t>1. ______ books did you buy?</w:t>
       </w:r>
     </w:p>
     <w:p>
-      <w:r>
+      <w:pPr>
+        <w:keepNext/>
+        <w:shd w:val="clear" w:color="000000" w:fill="auto"/>
+        <w:spacing w:before="120" w:after="60"/>
+        <w:rPr>
+          <w:rFonts w:eastAsiaTheme="majorEastAsia"/>
+          <w:color w:val="000000"/>
+          <w:spacing w:val="-10"/>
+          <w:kern w:val="28"/>
+          <w:sz w:val="22"/>
+          <w:szCs w:val="56"/>
+        </w:rPr>
+      </w:pPr>
+      <w:r>
+        <w:rPr>
+          <w:rFonts w:eastAsiaTheme="majorEastAsia"/>
+          <w:color w:val="000000"/>
+          <w:spacing w:val="-10"/>
+          <w:kern w:val="28"/>
+          <w:sz w:val="22"/>
+          <w:szCs w:val="56"/>
+        </w:rPr>
         <w:t>2. ______ sugar do you want?</w:t>
       </w:r>
     </w:p>
     <w:p>
-      <w:r>
+      <w:pPr>
+        <w:keepNext/>
+        <w:shd w:val="clear" w:color="000000" w:fill="auto"/>
+        <w:spacing w:before="120" w:after="60"/>
+        <w:rPr>
+          <w:rFonts w:eastAsiaTheme="majorEastAsia"/>
+          <w:color w:val="000000"/>
+          <w:spacing w:val="-10"/>
+          <w:kern w:val="28"/>
+          <w:sz w:val="22"/>
+          <w:szCs w:val="56"/>
+        </w:rPr>
+      </w:pPr>
+      <w:r>
+        <w:rPr>
+          <w:rFonts w:eastAsiaTheme="majorEastAsia"/>
+          <w:color w:val="000000"/>
+          <w:spacing w:val="-10"/>
+          <w:kern w:val="28"/>
+          <w:sz w:val="22"/>
+          <w:szCs w:val="56"/>
+        </w:rPr>
         <w:t>3. ______ people work here?</w:t>
       </w:r>
     </w:p>
     <w:p>
-      <w:r>
+      <w:pPr>
+        <w:keepNext/>
+        <w:shd w:val="clear" w:color="000000" w:fill="auto"/>
+        <w:spacing w:before="120" w:after="60"/>
+        <w:rPr>
+          <w:rFonts w:eastAsiaTheme="majorEastAsia"/>
+          <w:color w:val="000000"/>
+          <w:spacing w:val="-10"/>
+          <w:kern w:val="28"/>
+          <w:sz w:val="22"/>
+          <w:szCs w:val="56"/>
+        </w:rPr>
+      </w:pPr>
+      <w:r>
+        <w:rPr>
+          <w:rFonts w:eastAsiaTheme="majorEastAsia"/>
+          <w:color w:val="000000"/>
+          <w:spacing w:val="-10"/>
+          <w:kern w:val="28"/>
+          <w:sz w:val="22"/>
+          <w:szCs w:val="56"/>
+        </w:rPr>
         <w:t>4. ______ is this jacket?</w:t>
       </w:r>
     </w:p>
     <w:p>
-      <w:r>
+      <w:pPr>
+        <w:keepNext/>
+        <w:shd w:val="clear" w:color="000000" w:fill="auto"/>
+        <w:spacing w:before="120" w:after="60"/>
+        <w:rPr>
+          <w:rFonts w:eastAsiaTheme="majorEastAsia"/>
+          <w:color w:val="000000"/>
+          <w:spacing w:val="-10"/>
+          <w:kern w:val="28"/>
+          <w:sz w:val="22"/>
+          <w:szCs w:val="56"/>
+        </w:rPr>
+      </w:pPr>
+      <w:r>
+        <w:rPr>
+          <w:rFonts w:eastAsiaTheme="majorEastAsia"/>
+          <w:color w:val="000000"/>
+          <w:spacing w:val="-10"/>
+          <w:kern w:val="28"/>
+          <w:sz w:val="22"/>
+          <w:szCs w:val="56"/>
+        </w:rPr>
         <w:t>5. ______ time do we have?</w:t>
       </w:r>
     </w:p>
     <w:p>
-      <w:r>
+      <w:pPr>
+        <w:keepNext/>
+        <w:shd w:val="clear" w:color="000000" w:fill="auto"/>
+        <w:spacing w:before="120" w:after="60"/>
+        <w:rPr>
+          <w:rFonts w:eastAsiaTheme="majorEastAsia"/>
+          <w:color w:val="000000"/>
+          <w:spacing w:val="-10"/>
+          <w:kern w:val="28"/>
+          <w:sz w:val="22"/>
+          <w:szCs w:val="56"/>
+        </w:rPr>
+      </w:pPr>
+      <w:r>
+        <w:rPr>
+          <w:rFonts w:eastAsiaTheme="majorEastAsia"/>
+          <w:color w:val="000000"/>
+          <w:spacing w:val="-10"/>
+          <w:kern w:val="28"/>
+          <w:sz w:val="22"/>
+          <w:szCs w:val="56"/>
+        </w:rPr>
+        <w:t>6. ______ eggs are in the fridge?</w:t>
+      </w:r>
+    </w:p>
+    <w:p>
+      <w:pPr>
+        <w:keepNext/>
+        <w:shd w:val="clear" w:color="000000" w:fill="auto"/>
+        <w:spacing w:before="120" w:after="60"/>
+        <w:rPr>
+          <w:rFonts w:eastAsiaTheme="majorEastAsia"/>
+          <w:color w:val="000000"/>
+          <w:spacing w:val="-10"/>
+          <w:kern w:val="28"/>
+          <w:sz w:val="22"/>
+          <w:szCs w:val="56"/>
+        </w:rPr>
+      </w:pPr>
+      <w:r>
+        <w:rPr>
+          <w:rFonts w:eastAsiaTheme="majorEastAsia"/>
+          <w:color w:val="000000"/>
+          <w:spacing w:val="-10"/>
+          <w:kern w:val="28"/>
+          <w:sz w:val="22"/>
+          <w:szCs w:val="56"/>
+        </w:rPr>
+        <w:t>7. ______ water is in the bottle?</w:t>
+      </w:r>
+    </w:p>
+    <w:p>
+      <w:pPr>
+        <w:keepNext/>
+        <w:shd w:val="clear" w:color="000000" w:fill="auto"/>
+        <w:spacing w:before="120" w:after="60"/>
+        <w:rPr>
+          <w:rFonts w:eastAsiaTheme="majorEastAsia"/>
+          <w:color w:val="000000"/>
+          <w:spacing w:val="-10"/>
+          <w:kern w:val="28"/>
+          <w:sz w:val="22"/>
+          <w:szCs w:val="56"/>
+        </w:rPr>
+      </w:pPr>
+      <w:r>
+        <w:rPr>
+          <w:rFonts w:eastAsiaTheme="majorEastAsia"/>
+          <w:color w:val="000000"/>
+          <w:spacing w:val="-10"/>
+          <w:kern w:val="28"/>
+          <w:sz w:val="22"/>
+          <w:szCs w:val="56"/>
+        </w:rPr>
+        <w:t>8. ______ languages can she speak?</w:t>
+      </w:r>
+    </w:p>
+    <w:p>
+      <w:pPr>
+        <w:keepNext/>
+        <w:shd w:val="clear" w:color="000000" w:fill="auto"/>
+        <w:spacing w:before="120" w:after="60"/>
+        <w:rPr>
+          <w:rFonts w:eastAsiaTheme="majorEastAsia"/>
+          <w:color w:val="000000"/>
+          <w:spacing w:val="-10"/>
+          <w:kern w:val="28"/>
+          <w:sz w:val="22"/>
+          <w:szCs w:val="56"/>
+        </w:rPr>
+      </w:pPr>
+      <w:r>
+        <w:rPr>
+          <w:rFonts w:eastAsiaTheme="majorEastAsia"/>
+          <w:color w:val="000000"/>
+          <w:spacing w:val="-10"/>
+          <w:kern w:val="28"/>
+          <w:sz w:val="22"/>
+          <w:szCs w:val="56"/>
+        </w:rPr>
         <w:lastRenderedPageBreak/>
-        <w:t>6. ______ eggs are in the fridge?</w:t>
-      </w:r>
-    </w:p>
-    <w:p>
-      <w:r>
-        <w:t>7. ______ water is in the bottle?</w:t>
-      </w:r>
-    </w:p>
-    <w:p>
-      <w:r>
-        <w:t>8. ______ languages can she speak?</w:t>
-      </w:r>
-    </w:p>
-    <w:p>
-      <w:r>
         <w:t>9. ______ money did you spend?</w:t>
       </w:r>
     </w:p>
     <w:p>
-      <w:r>
+      <w:pPr>
+        <w:keepNext/>
+        <w:shd w:val="clear" w:color="000000" w:fill="auto"/>
+        <w:spacing w:before="120" w:after="60"/>
+        <w:rPr>
+          <w:rFonts w:eastAsiaTheme="majorEastAsia"/>
+          <w:color w:val="000000"/>
+          <w:spacing w:val="-10"/>
+          <w:kern w:val="28"/>
+          <w:sz w:val="22"/>
+          <w:szCs w:val="56"/>
+        </w:rPr>
+      </w:pPr>
+      <w:r>
+        <w:rPr>
+          <w:rFonts w:eastAsiaTheme="majorEastAsia"/>
+          <w:color w:val="000000"/>
+          <w:spacing w:val="-10"/>
+          <w:kern w:val="28"/>
+          <w:sz w:val="22"/>
+          <w:szCs w:val="56"/>
+        </w:rPr>
         <w:t>10. ______ rooms does the house have?</w:t>
       </w:r>
     </w:p>
     <w:p>
       <w:pPr>
-        <w:pStyle w:val="Heading1"/>
-      </w:pPr>
-      <w:r>
+        <w:keepNext/>
+        <w:shd w:val="clear" w:color="000000" w:fill="auto"/>
+        <w:spacing w:before="280" w:after="80"/>
+        <w:rPr>
+          <w:rFonts w:eastAsiaTheme="majorEastAsia"/>
+          <w:b/>
+          <w:color w:val="000000"/>
+          <w:spacing w:val="-10"/>
+          <w:kern w:val="28"/>
+          <w:szCs w:val="56"/>
+        </w:rPr>
+      </w:pPr>
+      <w:r>
+        <w:rPr>
+          <w:rFonts w:eastAsiaTheme="majorEastAsia"/>
+          <w:b/>
+          <w:color w:val="000000"/>
+          <w:spacing w:val="-10"/>
+          <w:kern w:val="28"/>
+          <w:szCs w:val="56"/>
+        </w:rPr>
         <w:t>PHẦN 4. ĐIỀN TOO MUCH HOẶC TOO MANY (10 điểm)</w:t>
       </w:r>
     </w:p>
     <w:p>
-      <w:r>
+      <w:pPr>
+        <w:keepNext/>
+        <w:shd w:val="clear" w:color="000000" w:fill="auto"/>
+        <w:spacing w:after="80"/>
+        <w:rPr>
+          <w:rFonts w:eastAsiaTheme="majorEastAsia"/>
+          <w:i/>
+          <w:color w:val="000000"/>
+          <w:spacing w:val="-10"/>
+          <w:kern w:val="28"/>
+          <w:sz w:val="22"/>
+          <w:szCs w:val="56"/>
+        </w:rPr>
+      </w:pPr>
+      <w:r>
+        <w:rPr>
+          <w:rFonts w:eastAsiaTheme="majorEastAsia"/>
+          <w:i/>
+          <w:color w:val="000000"/>
+          <w:spacing w:val="-10"/>
+          <w:kern w:val="28"/>
+          <w:sz w:val="22"/>
+          <w:szCs w:val="56"/>
+        </w:rPr>
+        <w:t>Hướng dẫn: Hoàn thành hoặc sắp xếp từng câu theo yêu cầu.</w:t>
+      </w:r>
+    </w:p>
+    <w:p>
+      <w:pPr>
+        <w:keepNext/>
+        <w:shd w:val="clear" w:color="000000" w:fill="auto"/>
+        <w:spacing w:before="120" w:after="60"/>
+        <w:rPr>
+          <w:rFonts w:eastAsiaTheme="majorEastAsia"/>
+          <w:color w:val="000000"/>
+          <w:spacing w:val="-10"/>
+          <w:kern w:val="28"/>
+          <w:sz w:val="22"/>
+          <w:szCs w:val="56"/>
+        </w:rPr>
+      </w:pPr>
+      <w:r>
+        <w:rPr>
+          <w:rFonts w:eastAsiaTheme="majorEastAsia"/>
+          <w:color w:val="000000"/>
+          <w:spacing w:val="-10"/>
+          <w:kern w:val="28"/>
+          <w:sz w:val="22"/>
+          <w:szCs w:val="56"/>
+        </w:rPr>
         <w:t>1. There are ______ people in this small room.</w:t>
       </w:r>
     </w:p>
     <w:p>
-      <w:r>
+      <w:pPr>
+        <w:keepNext/>
+        <w:shd w:val="clear" w:color="000000" w:fill="auto"/>
+        <w:spacing w:before="120" w:after="60"/>
+        <w:rPr>
+          <w:rFonts w:eastAsiaTheme="majorEastAsia"/>
+          <w:color w:val="000000"/>
+          <w:spacing w:val="-10"/>
+          <w:kern w:val="28"/>
+          <w:sz w:val="22"/>
+          <w:szCs w:val="56"/>
+        </w:rPr>
+      </w:pPr>
+      <w:r>
+        <w:rPr>
+          <w:rFonts w:eastAsiaTheme="majorEastAsia"/>
+          <w:color w:val="000000"/>
+          <w:spacing w:val="-10"/>
+          <w:kern w:val="28"/>
+          <w:sz w:val="22"/>
+          <w:szCs w:val="56"/>
+        </w:rPr>
         <w:t>2. I ate ______ cake and now I feel sick.</w:t>
       </w:r>
     </w:p>
     <w:p>
-      <w:r>
+      <w:pPr>
+        <w:keepNext/>
+        <w:shd w:val="clear" w:color="000000" w:fill="auto"/>
+        <w:spacing w:before="120" w:after="60"/>
+        <w:rPr>
+          <w:rFonts w:eastAsiaTheme="majorEastAsia"/>
+          <w:color w:val="000000"/>
+          <w:spacing w:val="-10"/>
+          <w:kern w:val="28"/>
+          <w:sz w:val="22"/>
+          <w:szCs w:val="56"/>
+        </w:rPr>
+      </w:pPr>
+      <w:r>
+        <w:rPr>
+          <w:rFonts w:eastAsiaTheme="majorEastAsia"/>
+          <w:color w:val="000000"/>
+          <w:spacing w:val="-10"/>
+          <w:kern w:val="28"/>
+          <w:sz w:val="22"/>
+          <w:szCs w:val="56"/>
+        </w:rPr>
         <w:t>3. He asks ______ questions.</w:t>
       </w:r>
     </w:p>
     <w:p>
-      <w:r>
+      <w:pPr>
+        <w:keepNext/>
+        <w:shd w:val="clear" w:color="000000" w:fill="auto"/>
+        <w:spacing w:before="120" w:after="60"/>
+        <w:rPr>
+          <w:rFonts w:eastAsiaTheme="majorEastAsia"/>
+          <w:color w:val="000000"/>
+          <w:spacing w:val="-10"/>
+          <w:kern w:val="28"/>
+          <w:sz w:val="22"/>
+          <w:szCs w:val="56"/>
+        </w:rPr>
+      </w:pPr>
+      <w:r>
+        <w:rPr>
+          <w:rFonts w:eastAsiaTheme="majorEastAsia"/>
+          <w:color w:val="000000"/>
+          <w:spacing w:val="-10"/>
+          <w:kern w:val="28"/>
+          <w:sz w:val="22"/>
+          <w:szCs w:val="56"/>
+        </w:rPr>
         <w:t>4. We spend ______ money on food.</w:t>
       </w:r>
     </w:p>
     <w:p>
-      <w:r>
+      <w:pPr>
+        <w:keepNext/>
+        <w:shd w:val="clear" w:color="000000" w:fill="auto"/>
+        <w:spacing w:before="120" w:after="60"/>
+        <w:rPr>
+          <w:rFonts w:eastAsiaTheme="majorEastAsia"/>
+          <w:color w:val="000000"/>
+          <w:spacing w:val="-10"/>
+          <w:kern w:val="28"/>
+          <w:sz w:val="22"/>
+          <w:szCs w:val="56"/>
+        </w:rPr>
+      </w:pPr>
+      <w:r>
+        <w:rPr>
+          <w:rFonts w:eastAsiaTheme="majorEastAsia"/>
+          <w:color w:val="000000"/>
+          <w:spacing w:val="-10"/>
+          <w:kern w:val="28"/>
+          <w:sz w:val="22"/>
+          <w:szCs w:val="56"/>
+        </w:rPr>
         <w:t>5. There is ______ noise outside.</w:t>
       </w:r>
     </w:p>
     <w:p>
-      <w:r>
+      <w:pPr>
+        <w:keepNext/>
+        <w:shd w:val="clear" w:color="000000" w:fill="auto"/>
+        <w:spacing w:before="120" w:after="60"/>
+        <w:rPr>
+          <w:rFonts w:eastAsiaTheme="majorEastAsia"/>
+          <w:color w:val="000000"/>
+          <w:spacing w:val="-10"/>
+          <w:kern w:val="28"/>
+          <w:sz w:val="22"/>
+          <w:szCs w:val="56"/>
+        </w:rPr>
+      </w:pPr>
+      <w:r>
+        <w:rPr>
+          <w:rFonts w:eastAsiaTheme="majorEastAsia"/>
+          <w:color w:val="000000"/>
+          <w:spacing w:val="-10"/>
+          <w:kern w:val="28"/>
+          <w:sz w:val="22"/>
+          <w:szCs w:val="56"/>
+        </w:rPr>
         <w:t>6. She has ______ bags to carry.</w:t>
       </w:r>
     </w:p>
     <w:p>
-      <w:r>
+      <w:pPr>
+        <w:keepNext/>
+        <w:shd w:val="clear" w:color="000000" w:fill="auto"/>
+        <w:spacing w:before="120" w:after="60"/>
+        <w:rPr>
+          <w:rFonts w:eastAsiaTheme="majorEastAsia"/>
+          <w:color w:val="000000"/>
+          <w:spacing w:val="-10"/>
+          <w:kern w:val="28"/>
+          <w:sz w:val="22"/>
+          <w:szCs w:val="56"/>
+        </w:rPr>
+      </w:pPr>
+      <w:r>
+        <w:rPr>
+          <w:rFonts w:eastAsiaTheme="majorEastAsia"/>
+          <w:color w:val="000000"/>
+          <w:spacing w:val="-10"/>
+          <w:kern w:val="28"/>
+          <w:sz w:val="22"/>
+          <w:szCs w:val="56"/>
+        </w:rPr>
         <w:t>7. You added ______ water to the soup.</w:t>
       </w:r>
     </w:p>
     <w:p>
-      <w:r>
+      <w:pPr>
+        <w:keepNext/>
+        <w:shd w:val="clear" w:color="000000" w:fill="auto"/>
+        <w:spacing w:before="120" w:after="60"/>
+        <w:rPr>
+          <w:rFonts w:eastAsiaTheme="majorEastAsia"/>
+          <w:color w:val="000000"/>
+          <w:spacing w:val="-10"/>
+          <w:kern w:val="28"/>
+          <w:sz w:val="22"/>
+          <w:szCs w:val="56"/>
+        </w:rPr>
+      </w:pPr>
+      <w:r>
+        <w:rPr>
+          <w:rFonts w:eastAsiaTheme="majorEastAsia"/>
+          <w:color w:val="000000"/>
+          <w:spacing w:val="-10"/>
+          <w:kern w:val="28"/>
+          <w:sz w:val="22"/>
+          <w:szCs w:val="56"/>
+        </w:rPr>
         <w:t>8. There are ______ mistakes in this report.</w:t>
       </w:r>
     </w:p>
     <w:p>
-      <w:r>
+      <w:pPr>
+        <w:keepNext/>
+        <w:shd w:val="clear" w:color="000000" w:fill="auto"/>
+        <w:spacing w:before="120" w:after="60"/>
+        <w:rPr>
+          <w:rFonts w:eastAsiaTheme="majorEastAsia"/>
+          <w:color w:val="000000"/>
+          <w:spacing w:val="-10"/>
+          <w:kern w:val="28"/>
+          <w:sz w:val="22"/>
+          <w:szCs w:val="56"/>
+        </w:rPr>
+      </w:pPr>
+      <w:r>
+        <w:rPr>
+          <w:rFonts w:eastAsiaTheme="majorEastAsia"/>
+          <w:color w:val="000000"/>
+          <w:spacing w:val="-10"/>
+          <w:kern w:val="28"/>
+          <w:sz w:val="22"/>
+          <w:szCs w:val="56"/>
+        </w:rPr>
         <w:t>9. I have ______ work today.</w:t>
       </w:r>
     </w:p>
     <w:p>
-      <w:r>
+      <w:pPr>
+        <w:keepNext/>
+        <w:shd w:val="clear" w:color="000000" w:fill="auto"/>
+        <w:spacing w:before="120" w:after="60"/>
+        <w:rPr>
+          <w:rFonts w:eastAsiaTheme="majorEastAsia"/>
+          <w:color w:val="000000"/>
+          <w:spacing w:val="-10"/>
+          <w:kern w:val="28"/>
+          <w:sz w:val="22"/>
+          <w:szCs w:val="56"/>
+        </w:rPr>
+      </w:pPr>
+      <w:r>
+        <w:rPr>
+          <w:rFonts w:eastAsiaTheme="majorEastAsia"/>
+          <w:color w:val="000000"/>
+          <w:spacing w:val="-10"/>
+          <w:kern w:val="28"/>
+          <w:sz w:val="22"/>
+          <w:szCs w:val="56"/>
+        </w:rPr>
         <w:t>10. The child watches ______ television.</w:t>
       </w:r>
     </w:p>
     <w:p>
       <w:pPr>
-        <w:pStyle w:val="Heading1"/>
-      </w:pPr>
-      <w:r>
+        <w:keepNext/>
+        <w:shd w:val="clear" w:color="000000" w:fill="auto"/>
+        <w:spacing w:before="280" w:after="80"/>
+        <w:rPr>
+          <w:rFonts w:eastAsiaTheme="majorEastAsia"/>
+          <w:b/>
+          <w:color w:val="000000"/>
+          <w:spacing w:val="-10"/>
+          <w:kern w:val="28"/>
+          <w:szCs w:val="56"/>
+        </w:rPr>
+      </w:pPr>
+      <w:r>
+        <w:rPr>
+          <w:rFonts w:eastAsiaTheme="majorEastAsia"/>
+          <w:b/>
+          <w:color w:val="000000"/>
+          <w:spacing w:val="-10"/>
+          <w:kern w:val="28"/>
+          <w:szCs w:val="56"/>
+        </w:rPr>
         <w:t>PHẦN 5. CHỌN DẠNG DANH TỪ ĐÚNG (10 điểm)</w:t>
       </w:r>
     </w:p>
     <w:p>
-      <w:r>
-        <w:t>1. many ______   A. book   B. books</w:t>
-      </w:r>
-    </w:p>
-    <w:p>
-      <w:r>
-        <w:t>2. much ______   A. water   B. waters</w:t>
-      </w:r>
-    </w:p>
-    <w:p>
-      <w:r>
-        <w:t>3. many ______   A. child   B. children</w:t>
-      </w:r>
-    </w:p>
-    <w:p>
-      <w:r>
-        <w:t>4. much ______   A. information   B. informations</w:t>
-      </w:r>
-    </w:p>
-    <w:p>
-      <w:r>
-        <w:t>5. many ______   A. city   B. cities</w:t>
-      </w:r>
-    </w:p>
-    <w:p>
-      <w:r>
-        <w:t>6. much ______   A. homework   B. homeworks</w:t>
-      </w:r>
-    </w:p>
-    <w:p>
-      <w:r>
-        <w:t>7. many ______   A. bus   B. buses</w:t>
-      </w:r>
-    </w:p>
-    <w:p>
-      <w:r>
-        <w:t>8. much ______   A. traffic   B. traffics</w:t>
-      </w:r>
-    </w:p>
-    <w:p>
-      <w:r>
-        <w:t>9. many ______   A. advice   B. suggestions</w:t>
-      </w:r>
-    </w:p>
-    <w:p>
-      <w:r>
-        <w:t>10. much ______   A. furniture   B. furnitures</w:t>
-      </w:r>
-    </w:p>
-    <w:p>
-      <w:pPr>
-        <w:pStyle w:val="Heading1"/>
-      </w:pPr>
-      <w:r>
+      <w:pPr>
+        <w:keepNext/>
+        <w:shd w:val="clear" w:color="000000" w:fill="auto"/>
+        <w:spacing w:after="80"/>
+        <w:rPr>
+          <w:rFonts w:eastAsiaTheme="majorEastAsia"/>
+          <w:i/>
+          <w:color w:val="000000"/>
+          <w:spacing w:val="-10"/>
+          <w:kern w:val="28"/>
+          <w:sz w:val="22"/>
+          <w:szCs w:val="56"/>
+        </w:rPr>
+      </w:pPr>
+      <w:r>
+        <w:rPr>
+          <w:rFonts w:eastAsiaTheme="majorEastAsia"/>
+          <w:i/>
+          <w:color w:val="000000"/>
+          <w:spacing w:val="-10"/>
+          <w:kern w:val="28"/>
+          <w:sz w:val="22"/>
+          <w:szCs w:val="56"/>
+        </w:rPr>
+        <w:t>Hướng dẫn: Chọn dạng danh từ hoặc đặt câu hỏi phù hợp với phần được nhấn mạnh.</w:t>
+      </w:r>
+    </w:p>
+    <w:p>
+      <w:pPr>
+        <w:keepNext/>
+        <w:shd w:val="clear" w:color="000000" w:fill="auto"/>
+        <w:spacing w:before="120" w:after="60"/>
+        <w:rPr>
+          <w:rFonts w:eastAsiaTheme="majorEastAsia"/>
+          <w:color w:val="000000"/>
+          <w:spacing w:val="-10"/>
+          <w:kern w:val="28"/>
+          <w:sz w:val="22"/>
+          <w:szCs w:val="56"/>
+        </w:rPr>
+      </w:pPr>
+      <w:r>
+        <w:rPr>
+          <w:rFonts w:eastAsiaTheme="majorEastAsia"/>
+          <w:color w:val="000000"/>
+          <w:spacing w:val="-10"/>
+          <w:kern w:val="28"/>
+          <w:sz w:val="22"/>
+          <w:szCs w:val="56"/>
+        </w:rPr>
+        <w:t>1. many ______</w:t>
+      </w:r>
+    </w:p>
+    <w:p>
+      <w:pPr>
+        <w:keepNext/>
+        <w:shd w:val="clear" w:color="000000" w:fill="auto"/>
+        <w:spacing w:after="40"/>
+        <w:ind w:left="340"/>
+        <w:rPr>
+          <w:rFonts w:eastAsiaTheme="majorEastAsia"/>
+          <w:color w:val="000000"/>
+          <w:spacing w:val="-10"/>
+          <w:kern w:val="28"/>
+          <w:sz w:val="22"/>
+          <w:szCs w:val="56"/>
+        </w:rPr>
+      </w:pPr>
+      <w:r>
+        <w:rPr>
+          <w:rFonts w:eastAsiaTheme="majorEastAsia"/>
+          <w:color w:val="000000"/>
+          <w:spacing w:val="-10"/>
+          <w:kern w:val="28"/>
+          <w:sz w:val="22"/>
+          <w:szCs w:val="56"/>
+        </w:rPr>
+        <w:t>A. book</w:t>
+      </w:r>
+    </w:p>
+    <w:p>
+      <w:pPr>
+        <w:keepNext/>
+        <w:shd w:val="clear" w:color="000000" w:fill="auto"/>
+        <w:spacing w:after="40"/>
+        <w:ind w:left="340"/>
+        <w:rPr>
+          <w:rFonts w:eastAsiaTheme="majorEastAsia"/>
+          <w:color w:val="000000"/>
+          <w:spacing w:val="-10"/>
+          <w:kern w:val="28"/>
+          <w:sz w:val="22"/>
+          <w:szCs w:val="56"/>
+        </w:rPr>
+      </w:pPr>
+      <w:r>
+        <w:rPr>
+          <w:rFonts w:eastAsiaTheme="majorEastAsia"/>
+          <w:color w:val="000000"/>
+          <w:spacing w:val="-10"/>
+          <w:kern w:val="28"/>
+          <w:sz w:val="22"/>
+          <w:szCs w:val="56"/>
+        </w:rPr>
+        <w:t>B. books</w:t>
+      </w:r>
+    </w:p>
+    <w:p>
+      <w:pPr>
+        <w:keepNext/>
+        <w:shd w:val="clear" w:color="000000" w:fill="auto"/>
+        <w:spacing w:before="120" w:after="60"/>
+        <w:rPr>
+          <w:rFonts w:eastAsiaTheme="majorEastAsia"/>
+          <w:color w:val="000000"/>
+          <w:spacing w:val="-10"/>
+          <w:kern w:val="28"/>
+          <w:sz w:val="22"/>
+          <w:szCs w:val="56"/>
+        </w:rPr>
+      </w:pPr>
+      <w:r>
+        <w:rPr>
+          <w:rFonts w:eastAsiaTheme="majorEastAsia"/>
+          <w:color w:val="000000"/>
+          <w:spacing w:val="-10"/>
+          <w:kern w:val="28"/>
+          <w:sz w:val="22"/>
+          <w:szCs w:val="56"/>
+        </w:rPr>
+        <w:t>2. much ______</w:t>
+      </w:r>
+    </w:p>
+    <w:p>
+      <w:pPr>
+        <w:keepNext/>
+        <w:shd w:val="clear" w:color="000000" w:fill="auto"/>
+        <w:spacing w:after="40"/>
+        <w:ind w:left="340"/>
+        <w:rPr>
+          <w:rFonts w:eastAsiaTheme="majorEastAsia"/>
+          <w:color w:val="000000"/>
+          <w:spacing w:val="-10"/>
+          <w:kern w:val="28"/>
+          <w:sz w:val="22"/>
+          <w:szCs w:val="56"/>
+        </w:rPr>
+      </w:pPr>
+      <w:r>
+        <w:rPr>
+          <w:rFonts w:eastAsiaTheme="majorEastAsia"/>
+          <w:color w:val="000000"/>
+          <w:spacing w:val="-10"/>
+          <w:kern w:val="28"/>
+          <w:sz w:val="22"/>
+          <w:szCs w:val="56"/>
+        </w:rPr>
+        <w:t>A. water</w:t>
+      </w:r>
+    </w:p>
+    <w:p>
+      <w:pPr>
+        <w:keepNext/>
+        <w:shd w:val="clear" w:color="000000" w:fill="auto"/>
+        <w:spacing w:after="40"/>
+        <w:ind w:left="340"/>
+        <w:rPr>
+          <w:rFonts w:eastAsiaTheme="majorEastAsia"/>
+          <w:color w:val="000000"/>
+          <w:spacing w:val="-10"/>
+          <w:kern w:val="28"/>
+          <w:sz w:val="22"/>
+          <w:szCs w:val="56"/>
+        </w:rPr>
+      </w:pPr>
+      <w:r>
+        <w:rPr>
+          <w:rFonts w:eastAsiaTheme="majorEastAsia"/>
+          <w:color w:val="000000"/>
+          <w:spacing w:val="-10"/>
+          <w:kern w:val="28"/>
+          <w:sz w:val="22"/>
+          <w:szCs w:val="56"/>
+        </w:rPr>
+        <w:t>B. waters</w:t>
+      </w:r>
+    </w:p>
+    <w:p>
+      <w:pPr>
+        <w:keepNext/>
+        <w:shd w:val="clear" w:color="000000" w:fill="auto"/>
+        <w:spacing w:before="120" w:after="60"/>
+        <w:rPr>
+          <w:rFonts w:eastAsiaTheme="majorEastAsia"/>
+          <w:color w:val="000000"/>
+          <w:spacing w:val="-10"/>
+          <w:kern w:val="28"/>
+          <w:sz w:val="22"/>
+          <w:szCs w:val="56"/>
+        </w:rPr>
+      </w:pPr>
+      <w:r>
+        <w:rPr>
+          <w:rFonts w:eastAsiaTheme="majorEastAsia"/>
+          <w:color w:val="000000"/>
+          <w:spacing w:val="-10"/>
+          <w:kern w:val="28"/>
+          <w:sz w:val="22"/>
+          <w:szCs w:val="56"/>
+        </w:rPr>
+        <w:t>3. many ______</w:t>
+      </w:r>
+    </w:p>
+    <w:p>
+      <w:pPr>
+        <w:keepNext/>
+        <w:shd w:val="clear" w:color="000000" w:fill="auto"/>
+        <w:spacing w:after="40"/>
+        <w:ind w:left="340"/>
+        <w:rPr>
+          <w:rFonts w:eastAsiaTheme="majorEastAsia"/>
+          <w:color w:val="000000"/>
+          <w:spacing w:val="-10"/>
+          <w:kern w:val="28"/>
+          <w:sz w:val="22"/>
+          <w:szCs w:val="56"/>
+        </w:rPr>
+      </w:pPr>
+      <w:r>
+        <w:rPr>
+          <w:rFonts w:eastAsiaTheme="majorEastAsia"/>
+          <w:color w:val="000000"/>
+          <w:spacing w:val="-10"/>
+          <w:kern w:val="28"/>
+          <w:sz w:val="22"/>
+          <w:szCs w:val="56"/>
+        </w:rPr>
+        <w:t>A. child</w:t>
+      </w:r>
+    </w:p>
+    <w:p>
+      <w:pPr>
+        <w:keepNext/>
+        <w:shd w:val="clear" w:color="000000" w:fill="auto"/>
+        <w:spacing w:after="40"/>
+        <w:ind w:left="340"/>
+        <w:rPr>
+          <w:rFonts w:eastAsiaTheme="majorEastAsia"/>
+          <w:color w:val="000000"/>
+          <w:spacing w:val="-10"/>
+          <w:kern w:val="28"/>
+          <w:sz w:val="22"/>
+          <w:szCs w:val="56"/>
+        </w:rPr>
+      </w:pPr>
+      <w:r>
+        <w:rPr>
+          <w:rFonts w:eastAsiaTheme="majorEastAsia"/>
+          <w:color w:val="000000"/>
+          <w:spacing w:val="-10"/>
+          <w:kern w:val="28"/>
+          <w:sz w:val="22"/>
+          <w:szCs w:val="56"/>
+        </w:rPr>
+        <w:t>B. children</w:t>
+      </w:r>
+    </w:p>
+    <w:p>
+      <w:pPr>
+        <w:keepNext/>
+        <w:shd w:val="clear" w:color="000000" w:fill="auto"/>
+        <w:spacing w:before="120" w:after="60"/>
+        <w:rPr>
+          <w:rFonts w:eastAsiaTheme="majorEastAsia"/>
+          <w:color w:val="000000"/>
+          <w:spacing w:val="-10"/>
+          <w:kern w:val="28"/>
+          <w:sz w:val="22"/>
+          <w:szCs w:val="56"/>
+        </w:rPr>
+      </w:pPr>
+      <w:r>
+        <w:rPr>
+          <w:rFonts w:eastAsiaTheme="majorEastAsia"/>
+          <w:color w:val="000000"/>
+          <w:spacing w:val="-10"/>
+          <w:kern w:val="28"/>
+          <w:sz w:val="22"/>
+          <w:szCs w:val="56"/>
+        </w:rPr>
+        <w:t>4. much ______</w:t>
+      </w:r>
+    </w:p>
+    <w:p>
+      <w:pPr>
+        <w:keepNext/>
+        <w:shd w:val="clear" w:color="000000" w:fill="auto"/>
+        <w:spacing w:after="40"/>
+        <w:ind w:left="340"/>
+        <w:rPr>
+          <w:rFonts w:eastAsiaTheme="majorEastAsia"/>
+          <w:color w:val="000000"/>
+          <w:spacing w:val="-10"/>
+          <w:kern w:val="28"/>
+          <w:sz w:val="22"/>
+          <w:szCs w:val="56"/>
+        </w:rPr>
+      </w:pPr>
+      <w:r>
+        <w:rPr>
+          <w:rFonts w:eastAsiaTheme="majorEastAsia"/>
+          <w:color w:val="000000"/>
+          <w:spacing w:val="-10"/>
+          <w:kern w:val="28"/>
+          <w:sz w:val="22"/>
+          <w:szCs w:val="56"/>
+        </w:rPr>
+        <w:t>A. information</w:t>
+      </w:r>
+    </w:p>
+    <w:p>
+      <w:pPr>
+        <w:keepNext/>
+        <w:shd w:val="clear" w:color="000000" w:fill="auto"/>
+        <w:spacing w:after="40"/>
+        <w:ind w:left="340"/>
+        <w:rPr>
+          <w:rFonts w:eastAsiaTheme="majorEastAsia"/>
+          <w:color w:val="000000"/>
+          <w:spacing w:val="-10"/>
+          <w:kern w:val="28"/>
+          <w:sz w:val="22"/>
+          <w:szCs w:val="56"/>
+        </w:rPr>
+      </w:pPr>
+      <w:r>
+        <w:rPr>
+          <w:rFonts w:eastAsiaTheme="majorEastAsia"/>
+          <w:color w:val="000000"/>
+          <w:spacing w:val="-10"/>
+          <w:kern w:val="28"/>
+          <w:sz w:val="22"/>
+          <w:szCs w:val="56"/>
+        </w:rPr>
+        <w:t>B. informations</w:t>
+      </w:r>
+    </w:p>
+    <w:p>
+      <w:pPr>
+        <w:keepNext/>
+        <w:shd w:val="clear" w:color="000000" w:fill="auto"/>
+        <w:spacing w:before="120" w:after="60"/>
+        <w:rPr>
+          <w:rFonts w:eastAsiaTheme="majorEastAsia"/>
+          <w:color w:val="000000"/>
+          <w:spacing w:val="-10"/>
+          <w:kern w:val="28"/>
+          <w:sz w:val="22"/>
+          <w:szCs w:val="56"/>
+        </w:rPr>
+      </w:pPr>
+      <w:r>
+        <w:rPr>
+          <w:rFonts w:eastAsiaTheme="majorEastAsia"/>
+          <w:color w:val="000000"/>
+          <w:spacing w:val="-10"/>
+          <w:kern w:val="28"/>
+          <w:sz w:val="22"/>
+          <w:szCs w:val="56"/>
+        </w:rPr>
+        <w:t>5. many ______</w:t>
+      </w:r>
+    </w:p>
+    <w:p>
+      <w:pPr>
+        <w:keepNext/>
+        <w:shd w:val="clear" w:color="000000" w:fill="auto"/>
+        <w:spacing w:after="40"/>
+        <w:ind w:left="340"/>
+        <w:rPr>
+          <w:rFonts w:eastAsiaTheme="majorEastAsia"/>
+          <w:color w:val="000000"/>
+          <w:spacing w:val="-10"/>
+          <w:kern w:val="28"/>
+          <w:sz w:val="22"/>
+          <w:szCs w:val="56"/>
+        </w:rPr>
+      </w:pPr>
+      <w:r>
+        <w:rPr>
+          <w:rFonts w:eastAsiaTheme="majorEastAsia"/>
+          <w:color w:val="000000"/>
+          <w:spacing w:val="-10"/>
+          <w:kern w:val="28"/>
+          <w:sz w:val="22"/>
+          <w:szCs w:val="56"/>
+        </w:rPr>
+        <w:t>A. city</w:t>
+      </w:r>
+    </w:p>
+    <w:p>
+      <w:pPr>
+        <w:keepNext/>
+        <w:shd w:val="clear" w:color="000000" w:fill="auto"/>
+        <w:spacing w:after="40"/>
+        <w:ind w:left="340"/>
+        <w:rPr>
+          <w:rFonts w:eastAsiaTheme="majorEastAsia"/>
+          <w:color w:val="000000"/>
+          <w:spacing w:val="-10"/>
+          <w:kern w:val="28"/>
+          <w:sz w:val="22"/>
+          <w:szCs w:val="56"/>
+        </w:rPr>
+      </w:pPr>
+      <w:r>
+        <w:rPr>
+          <w:rFonts w:eastAsiaTheme="majorEastAsia"/>
+          <w:color w:val="000000"/>
+          <w:spacing w:val="-10"/>
+          <w:kern w:val="28"/>
+          <w:sz w:val="22"/>
+          <w:szCs w:val="56"/>
+        </w:rPr>
+        <w:t>B. cities</w:t>
+      </w:r>
+    </w:p>
+    <w:p>
+      <w:pPr>
+        <w:keepNext/>
+        <w:shd w:val="clear" w:color="000000" w:fill="auto"/>
+        <w:spacing w:before="120" w:after="60"/>
+        <w:rPr>
+          <w:rFonts w:eastAsiaTheme="majorEastAsia"/>
+          <w:color w:val="000000"/>
+          <w:spacing w:val="-10"/>
+          <w:kern w:val="28"/>
+          <w:sz w:val="22"/>
+          <w:szCs w:val="56"/>
+        </w:rPr>
+      </w:pPr>
+      <w:r>
+        <w:rPr>
+          <w:rFonts w:eastAsiaTheme="majorEastAsia"/>
+          <w:color w:val="000000"/>
+          <w:spacing w:val="-10"/>
+          <w:kern w:val="28"/>
+          <w:sz w:val="22"/>
+          <w:szCs w:val="56"/>
+        </w:rPr>
+        <w:t>6. much ______</w:t>
+      </w:r>
+    </w:p>
+    <w:p>
+      <w:pPr>
+        <w:keepNext/>
+        <w:shd w:val="clear" w:color="000000" w:fill="auto"/>
+        <w:spacing w:after="40"/>
+        <w:ind w:left="340"/>
+        <w:rPr>
+          <w:rFonts w:eastAsiaTheme="majorEastAsia"/>
+          <w:color w:val="000000"/>
+          <w:spacing w:val="-10"/>
+          <w:kern w:val="28"/>
+          <w:sz w:val="22"/>
+          <w:szCs w:val="56"/>
+        </w:rPr>
+      </w:pPr>
+      <w:r>
+        <w:rPr>
+          <w:rFonts w:eastAsiaTheme="majorEastAsia"/>
+          <w:color w:val="000000"/>
+          <w:spacing w:val="-10"/>
+          <w:kern w:val="28"/>
+          <w:sz w:val="22"/>
+          <w:szCs w:val="56"/>
+        </w:rPr>
+        <w:t>A. homework</w:t>
+      </w:r>
+    </w:p>
+    <w:p>
+      <w:pPr>
+        <w:keepNext/>
+        <w:shd w:val="clear" w:color="000000" w:fill="auto"/>
+        <w:spacing w:after="40"/>
+        <w:ind w:left="340"/>
+        <w:rPr>
+          <w:rFonts w:eastAsiaTheme="majorEastAsia"/>
+          <w:color w:val="000000"/>
+          <w:spacing w:val="-10"/>
+          <w:kern w:val="28"/>
+          <w:sz w:val="22"/>
+          <w:szCs w:val="56"/>
+        </w:rPr>
+      </w:pPr>
+      <w:r>
+        <w:rPr>
+          <w:rFonts w:eastAsiaTheme="majorEastAsia"/>
+          <w:color w:val="000000"/>
+          <w:spacing w:val="-10"/>
+          <w:kern w:val="28"/>
+          <w:sz w:val="22"/>
+          <w:szCs w:val="56"/>
+        </w:rPr>
+        <w:t>B. homeworks</w:t>
+      </w:r>
+    </w:p>
+    <w:p>
+      <w:pPr>
+        <w:keepNext/>
+        <w:shd w:val="clear" w:color="000000" w:fill="auto"/>
+        <w:spacing w:before="120" w:after="60"/>
+        <w:rPr>
+          <w:rFonts w:eastAsiaTheme="majorEastAsia"/>
+          <w:color w:val="000000"/>
+          <w:spacing w:val="-10"/>
+          <w:kern w:val="28"/>
+          <w:sz w:val="22"/>
+          <w:szCs w:val="56"/>
+        </w:rPr>
+      </w:pPr>
+      <w:r>
+        <w:rPr>
+          <w:rFonts w:eastAsiaTheme="majorEastAsia"/>
+          <w:color w:val="000000"/>
+          <w:spacing w:val="-10"/>
+          <w:kern w:val="28"/>
+          <w:sz w:val="22"/>
+          <w:szCs w:val="56"/>
+        </w:rPr>
+        <w:t>7. many ______</w:t>
+      </w:r>
+    </w:p>
+    <w:p>
+      <w:pPr>
+        <w:keepNext/>
+        <w:shd w:val="clear" w:color="000000" w:fill="auto"/>
+        <w:spacing w:after="40"/>
+        <w:ind w:left="340"/>
+        <w:rPr>
+          <w:rFonts w:eastAsiaTheme="majorEastAsia"/>
+          <w:color w:val="000000"/>
+          <w:spacing w:val="-10"/>
+          <w:kern w:val="28"/>
+          <w:sz w:val="22"/>
+          <w:szCs w:val="56"/>
+        </w:rPr>
+      </w:pPr>
+      <w:r>
+        <w:rPr>
+          <w:rFonts w:eastAsiaTheme="majorEastAsia"/>
+          <w:color w:val="000000"/>
+          <w:spacing w:val="-10"/>
+          <w:kern w:val="28"/>
+          <w:sz w:val="22"/>
+          <w:szCs w:val="56"/>
+        </w:rPr>
+        <w:t>A. bus</w:t>
+      </w:r>
+    </w:p>
+    <w:p>
+      <w:pPr>
+        <w:keepNext/>
+        <w:shd w:val="clear" w:color="000000" w:fill="auto"/>
+        <w:spacing w:after="40"/>
+        <w:ind w:left="340"/>
+        <w:rPr>
+          <w:rFonts w:eastAsiaTheme="majorEastAsia"/>
+          <w:color w:val="000000"/>
+          <w:spacing w:val="-10"/>
+          <w:kern w:val="28"/>
+          <w:sz w:val="22"/>
+          <w:szCs w:val="56"/>
+        </w:rPr>
+      </w:pPr>
+      <w:r>
+        <w:rPr>
+          <w:rFonts w:eastAsiaTheme="majorEastAsia"/>
+          <w:color w:val="000000"/>
+          <w:spacing w:val="-10"/>
+          <w:kern w:val="28"/>
+          <w:sz w:val="22"/>
+          <w:szCs w:val="56"/>
+        </w:rPr>
+        <w:t>B. buses</w:t>
+      </w:r>
+    </w:p>
+    <w:p>
+      <w:pPr>
+        <w:keepNext/>
+        <w:shd w:val="clear" w:color="000000" w:fill="auto"/>
+        <w:spacing w:before="120" w:after="60"/>
+        <w:rPr>
+          <w:rFonts w:eastAsiaTheme="majorEastAsia"/>
+          <w:color w:val="000000"/>
+          <w:spacing w:val="-10"/>
+          <w:kern w:val="28"/>
+          <w:sz w:val="22"/>
+          <w:szCs w:val="56"/>
+        </w:rPr>
+      </w:pPr>
+      <w:r>
+        <w:rPr>
+          <w:rFonts w:eastAsiaTheme="majorEastAsia"/>
+          <w:color w:val="000000"/>
+          <w:spacing w:val="-10"/>
+          <w:kern w:val="28"/>
+          <w:sz w:val="22"/>
+          <w:szCs w:val="56"/>
+        </w:rPr>
+        <w:t>8. much ______</w:t>
+      </w:r>
+    </w:p>
+    <w:p>
+      <w:pPr>
+        <w:keepNext/>
+        <w:shd w:val="clear" w:color="000000" w:fill="auto"/>
+        <w:spacing w:after="40"/>
+        <w:ind w:left="340"/>
+        <w:rPr>
+          <w:rFonts w:eastAsiaTheme="majorEastAsia"/>
+          <w:color w:val="000000"/>
+          <w:spacing w:val="-10"/>
+          <w:kern w:val="28"/>
+          <w:sz w:val="22"/>
+          <w:szCs w:val="56"/>
+        </w:rPr>
+      </w:pPr>
+      <w:r>
+        <w:rPr>
+          <w:rFonts w:eastAsiaTheme="majorEastAsia"/>
+          <w:color w:val="000000"/>
+          <w:spacing w:val="-10"/>
+          <w:kern w:val="28"/>
+          <w:sz w:val="22"/>
+          <w:szCs w:val="56"/>
+        </w:rPr>
+        <w:t>A. traffic</w:t>
+      </w:r>
+    </w:p>
+    <w:p>
+      <w:pPr>
+        <w:keepNext/>
+        <w:shd w:val="clear" w:color="000000" w:fill="auto"/>
+        <w:spacing w:after="40"/>
+        <w:ind w:left="340"/>
+        <w:rPr>
+          <w:rFonts w:eastAsiaTheme="majorEastAsia"/>
+          <w:color w:val="000000"/>
+          <w:spacing w:val="-10"/>
+          <w:kern w:val="28"/>
+          <w:sz w:val="22"/>
+          <w:szCs w:val="56"/>
+        </w:rPr>
+      </w:pPr>
+      <w:r>
+        <w:rPr>
+          <w:rFonts w:eastAsiaTheme="majorEastAsia"/>
+          <w:color w:val="000000"/>
+          <w:spacing w:val="-10"/>
+          <w:kern w:val="28"/>
+          <w:sz w:val="22"/>
+          <w:szCs w:val="56"/>
+        </w:rPr>
+        <w:t>B. traffics</w:t>
+      </w:r>
+    </w:p>
+    <w:p>
+      <w:pPr>
+        <w:keepNext/>
+        <w:shd w:val="clear" w:color="000000" w:fill="auto"/>
+        <w:spacing w:before="120" w:after="60"/>
+        <w:rPr>
+          <w:rFonts w:eastAsiaTheme="majorEastAsia"/>
+          <w:color w:val="000000"/>
+          <w:spacing w:val="-10"/>
+          <w:kern w:val="28"/>
+          <w:sz w:val="22"/>
+          <w:szCs w:val="56"/>
+        </w:rPr>
+      </w:pPr>
+      <w:r>
+        <w:rPr>
+          <w:rFonts w:eastAsiaTheme="majorEastAsia"/>
+          <w:color w:val="000000"/>
+          <w:spacing w:val="-10"/>
+          <w:kern w:val="28"/>
+          <w:sz w:val="22"/>
+          <w:szCs w:val="56"/>
+        </w:rPr>
+        <w:t>9. many ______</w:t>
+      </w:r>
+    </w:p>
+    <w:p>
+      <w:pPr>
+        <w:keepNext/>
+        <w:shd w:val="clear" w:color="000000" w:fill="auto"/>
+        <w:spacing w:after="40"/>
+        <w:ind w:left="340"/>
+        <w:rPr>
+          <w:rFonts w:eastAsiaTheme="majorEastAsia"/>
+          <w:color w:val="000000"/>
+          <w:spacing w:val="-10"/>
+          <w:kern w:val="28"/>
+          <w:sz w:val="22"/>
+          <w:szCs w:val="56"/>
+        </w:rPr>
+      </w:pPr>
+      <w:r>
+        <w:rPr>
+          <w:rFonts w:eastAsiaTheme="majorEastAsia"/>
+          <w:color w:val="000000"/>
+          <w:spacing w:val="-10"/>
+          <w:kern w:val="28"/>
+          <w:sz w:val="22"/>
+          <w:szCs w:val="56"/>
+        </w:rPr>
+        <w:t>A. advice</w:t>
+      </w:r>
+    </w:p>
+    <w:p>
+      <w:pPr>
+        <w:keepNext/>
+        <w:shd w:val="clear" w:color="000000" w:fill="auto"/>
+        <w:spacing w:after="40"/>
+        <w:ind w:left="340"/>
+        <w:rPr>
+          <w:rFonts w:eastAsiaTheme="majorEastAsia"/>
+          <w:color w:val="000000"/>
+          <w:spacing w:val="-10"/>
+          <w:kern w:val="28"/>
+          <w:sz w:val="22"/>
+          <w:szCs w:val="56"/>
+        </w:rPr>
+      </w:pPr>
+      <w:r>
+        <w:rPr>
+          <w:rFonts w:eastAsiaTheme="majorEastAsia"/>
+          <w:color w:val="000000"/>
+          <w:spacing w:val="-10"/>
+          <w:kern w:val="28"/>
+          <w:sz w:val="22"/>
+          <w:szCs w:val="56"/>
+        </w:rPr>
+        <w:t>B. suggestions</w:t>
+      </w:r>
+    </w:p>
+    <w:p>
+      <w:pPr>
+        <w:keepNext/>
+        <w:shd w:val="clear" w:color="000000" w:fill="auto"/>
+        <w:spacing w:before="120" w:after="60"/>
+        <w:rPr>
+          <w:rFonts w:eastAsiaTheme="majorEastAsia"/>
+          <w:color w:val="000000"/>
+          <w:spacing w:val="-10"/>
+          <w:kern w:val="28"/>
+          <w:sz w:val="22"/>
+          <w:szCs w:val="56"/>
+        </w:rPr>
+      </w:pPr>
+      <w:r>
+        <w:rPr>
+          <w:rFonts w:eastAsiaTheme="majorEastAsia"/>
+          <w:color w:val="000000"/>
+          <w:spacing w:val="-10"/>
+          <w:kern w:val="28"/>
+          <w:sz w:val="22"/>
+          <w:szCs w:val="56"/>
+        </w:rPr>
+        <w:t>10. much ______</w:t>
+      </w:r>
+    </w:p>
+    <w:p>
+      <w:pPr>
+        <w:keepNext/>
+        <w:shd w:val="clear" w:color="000000" w:fill="auto"/>
+        <w:spacing w:after="40"/>
+        <w:ind w:left="340"/>
+        <w:rPr>
+          <w:rFonts w:eastAsiaTheme="majorEastAsia"/>
+          <w:color w:val="000000"/>
+          <w:spacing w:val="-10"/>
+          <w:kern w:val="28"/>
+          <w:sz w:val="22"/>
+          <w:szCs w:val="56"/>
+        </w:rPr>
+      </w:pPr>
+      <w:r>
+        <w:rPr>
+          <w:rFonts w:eastAsiaTheme="majorEastAsia"/>
+          <w:color w:val="000000"/>
+          <w:spacing w:val="-10"/>
+          <w:kern w:val="28"/>
+          <w:sz w:val="22"/>
+          <w:szCs w:val="56"/>
+        </w:rPr>
+        <w:t>A. furniture</w:t>
+      </w:r>
+    </w:p>
+    <w:p>
+      <w:pPr>
+        <w:keepNext/>
+        <w:shd w:val="clear" w:color="000000" w:fill="auto"/>
+        <w:spacing w:after="40"/>
+        <w:ind w:left="340"/>
+        <w:rPr>
+          <w:rFonts w:eastAsiaTheme="majorEastAsia"/>
+          <w:color w:val="000000"/>
+          <w:spacing w:val="-10"/>
+          <w:kern w:val="28"/>
+          <w:sz w:val="22"/>
+          <w:szCs w:val="56"/>
+        </w:rPr>
+      </w:pPr>
+      <w:r>
+        <w:rPr>
+          <w:rFonts w:eastAsiaTheme="majorEastAsia"/>
+          <w:color w:val="000000"/>
+          <w:spacing w:val="-10"/>
+          <w:kern w:val="28"/>
+          <w:sz w:val="22"/>
+          <w:szCs w:val="56"/>
+        </w:rPr>
+        <w:t>B. furnitures</w:t>
+      </w:r>
+    </w:p>
+    <w:p>
+      <w:pPr>
+        <w:keepNext/>
+        <w:shd w:val="clear" w:color="000000" w:fill="auto"/>
+        <w:spacing w:before="280" w:after="80"/>
+        <w:rPr>
+          <w:rFonts w:eastAsiaTheme="majorEastAsia"/>
+          <w:b/>
+          <w:color w:val="000000"/>
+          <w:spacing w:val="-10"/>
+          <w:kern w:val="28"/>
+          <w:szCs w:val="56"/>
+        </w:rPr>
+      </w:pPr>
+      <w:r>
+        <w:rPr>
+          <w:rFonts w:eastAsiaTheme="majorEastAsia"/>
+          <w:b/>
+          <w:color w:val="000000"/>
+          <w:spacing w:val="-10"/>
+          <w:kern w:val="28"/>
+          <w:szCs w:val="56"/>
+        </w:rPr>
         <w:t>PHẦN 6. VIẾT CÂU HỎI VỚI HOW MUCH / HOW MANY (10 điểm)</w:t>
       </w:r>
     </w:p>
     <w:p>
-      <w:r>
+      <w:pPr>
+        <w:keepNext/>
+        <w:shd w:val="clear" w:color="000000" w:fill="auto"/>
+        <w:spacing w:after="80"/>
+        <w:rPr>
+          <w:rFonts w:eastAsiaTheme="majorEastAsia"/>
+          <w:i/>
+          <w:color w:val="000000"/>
+          <w:spacing w:val="-10"/>
+          <w:kern w:val="28"/>
+          <w:sz w:val="22"/>
+          <w:szCs w:val="56"/>
+        </w:rPr>
+      </w:pPr>
+      <w:r>
+        <w:rPr>
+          <w:rFonts w:eastAsiaTheme="majorEastAsia"/>
+          <w:i/>
+          <w:color w:val="000000"/>
+          <w:spacing w:val="-10"/>
+          <w:kern w:val="28"/>
+          <w:sz w:val="22"/>
+          <w:szCs w:val="56"/>
+        </w:rPr>
+        <w:t>Hướng dẫn: Viết câu hỏi hoặc điền cụm từ phù hợp với dữ kiện.</w:t>
+      </w:r>
+    </w:p>
+    <w:p>
+      <w:pPr>
+        <w:keepNext/>
+        <w:shd w:val="clear" w:color="000000" w:fill="auto"/>
+        <w:spacing w:before="120" w:after="60"/>
+        <w:rPr>
+          <w:rFonts w:eastAsiaTheme="majorEastAsia"/>
+          <w:color w:val="000000"/>
+          <w:spacing w:val="-10"/>
+          <w:kern w:val="28"/>
+          <w:sz w:val="22"/>
+          <w:szCs w:val="56"/>
+        </w:rPr>
+      </w:pPr>
+      <w:r>
+        <w:rPr>
+          <w:rFonts w:eastAsiaTheme="majorEastAsia"/>
+          <w:color w:val="000000"/>
+          <w:spacing w:val="-10"/>
+          <w:kern w:val="28"/>
+          <w:sz w:val="22"/>
+          <w:szCs w:val="56"/>
+        </w:rPr>
         <w:t>1. I have five books. → ______________________________</w:t>
       </w:r>
     </w:p>
     <w:p>
-      <w:r>
+      <w:pPr>
+        <w:keepNext/>
+        <w:shd w:val="clear" w:color="000000" w:fill="auto"/>
+        <w:spacing w:before="120" w:after="60"/>
+        <w:rPr>
+          <w:rFonts w:eastAsiaTheme="majorEastAsia"/>
+          <w:color w:val="000000"/>
+          <w:spacing w:val="-10"/>
+          <w:kern w:val="28"/>
+          <w:sz w:val="22"/>
+          <w:szCs w:val="56"/>
+        </w:rPr>
+      </w:pPr>
+      <w:r>
+        <w:rPr>
+          <w:rFonts w:eastAsiaTheme="majorEastAsia"/>
+          <w:color w:val="000000"/>
+          <w:spacing w:val="-10"/>
+          <w:kern w:val="28"/>
+          <w:sz w:val="22"/>
+          <w:szCs w:val="56"/>
+        </w:rPr>
         <w:t>2. There are thirty students in the class. → ______________________________</w:t>
       </w:r>
     </w:p>
     <w:p>
-      <w:r>
+      <w:pPr>
+        <w:keepNext/>
+        <w:shd w:val="clear" w:color="000000" w:fill="auto"/>
+        <w:spacing w:before="120" w:after="60"/>
+        <w:rPr>
+          <w:rFonts w:eastAsiaTheme="majorEastAsia"/>
+          <w:color w:val="000000"/>
+          <w:spacing w:val="-10"/>
+          <w:kern w:val="28"/>
+          <w:sz w:val="22"/>
+          <w:szCs w:val="56"/>
+        </w:rPr>
+      </w:pPr>
+      <w:r>
+        <w:rPr>
+          <w:rFonts w:eastAsiaTheme="majorEastAsia"/>
+          <w:color w:val="000000"/>
+          <w:spacing w:val="-10"/>
+          <w:kern w:val="28"/>
+          <w:sz w:val="22"/>
+          <w:szCs w:val="56"/>
+        </w:rPr>
         <w:t>3. She drinks two liters of water a day. → ______________________________</w:t>
       </w:r>
     </w:p>
     <w:p>
-      <w:r>
-        <w:lastRenderedPageBreak/>
+      <w:pPr>
+        <w:keepNext/>
+        <w:shd w:val="clear" w:color="000000" w:fill="auto"/>
+        <w:spacing w:before="120" w:after="60"/>
+        <w:rPr>
+          <w:rFonts w:eastAsiaTheme="majorEastAsia"/>
+          <w:color w:val="000000"/>
+          <w:spacing w:val="-10"/>
+          <w:kern w:val="28"/>
+          <w:sz w:val="22"/>
+          <w:szCs w:val="56"/>
+        </w:rPr>
+      </w:pPr>
+      <w:r>
+        <w:rPr>
+          <w:rFonts w:eastAsiaTheme="majorEastAsia"/>
+          <w:color w:val="000000"/>
+          <w:spacing w:val="-10"/>
+          <w:kern w:val="28"/>
+          <w:sz w:val="22"/>
+          <w:szCs w:val="56"/>
+        </w:rPr>
         <w:t>4. The bag is 500,000 dong. → ______________________________</w:t>
       </w:r>
     </w:p>
     <w:p>
-      <w:r>
+      <w:pPr>
+        <w:keepNext/>
+        <w:shd w:val="clear" w:color="000000" w:fill="auto"/>
+        <w:spacing w:before="120" w:after="60"/>
+        <w:rPr>
+          <w:rFonts w:eastAsiaTheme="majorEastAsia"/>
+          <w:color w:val="000000"/>
+          <w:spacing w:val="-10"/>
+          <w:kern w:val="28"/>
+          <w:sz w:val="22"/>
+          <w:szCs w:val="56"/>
+        </w:rPr>
+      </w:pPr>
+      <w:r>
+        <w:rPr>
+          <w:rFonts w:eastAsiaTheme="majorEastAsia"/>
+          <w:color w:val="000000"/>
+          <w:spacing w:val="-10"/>
+          <w:kern w:val="28"/>
+          <w:sz w:val="22"/>
+          <w:szCs w:val="56"/>
+        </w:rPr>
         <w:t>5. We need three eggs. → ______________________________</w:t>
       </w:r>
     </w:p>
     <w:p>
-      <w:r>
+      <w:pPr>
+        <w:keepNext/>
+        <w:shd w:val="clear" w:color="000000" w:fill="auto"/>
+        <w:spacing w:before="120" w:after="60"/>
+        <w:rPr>
+          <w:rFonts w:eastAsiaTheme="majorEastAsia"/>
+          <w:color w:val="000000"/>
+          <w:spacing w:val="-10"/>
+          <w:kern w:val="28"/>
+          <w:sz w:val="22"/>
+          <w:szCs w:val="56"/>
+        </w:rPr>
+      </w:pPr>
+      <w:r>
+        <w:rPr>
+          <w:rFonts w:eastAsiaTheme="majorEastAsia"/>
+          <w:color w:val="000000"/>
+          <w:spacing w:val="-10"/>
+          <w:kern w:val="28"/>
+          <w:sz w:val="22"/>
+          <w:szCs w:val="56"/>
+        </w:rPr>
         <w:t>6. He has a little free time. → ______________________________</w:t>
       </w:r>
     </w:p>
     <w:p>
-      <w:r>
+      <w:pPr>
+        <w:keepNext/>
+        <w:shd w:val="clear" w:color="000000" w:fill="auto"/>
+        <w:spacing w:before="120" w:after="60"/>
+        <w:rPr>
+          <w:rFonts w:eastAsiaTheme="majorEastAsia"/>
+          <w:color w:val="000000"/>
+          <w:spacing w:val="-10"/>
+          <w:kern w:val="28"/>
+          <w:sz w:val="22"/>
+          <w:szCs w:val="56"/>
+        </w:rPr>
+      </w:pPr>
+      <w:r>
+        <w:rPr>
+          <w:rFonts w:eastAsiaTheme="majorEastAsia"/>
+          <w:color w:val="000000"/>
+          <w:spacing w:val="-10"/>
+          <w:kern w:val="28"/>
+          <w:sz w:val="22"/>
+          <w:szCs w:val="56"/>
+        </w:rPr>
         <w:t>7. They bought six chairs. → ______________________________</w:t>
       </w:r>
     </w:p>
     <w:p>
-      <w:r>
+      <w:pPr>
+        <w:keepNext/>
+        <w:shd w:val="clear" w:color="000000" w:fill="auto"/>
+        <w:spacing w:before="120" w:after="60"/>
+        <w:rPr>
+          <w:rFonts w:eastAsiaTheme="majorEastAsia"/>
+          <w:color w:val="000000"/>
+          <w:spacing w:val="-10"/>
+          <w:kern w:val="28"/>
+          <w:sz w:val="22"/>
+          <w:szCs w:val="56"/>
+        </w:rPr>
+      </w:pPr>
+      <w:r>
+        <w:rPr>
+          <w:rFonts w:eastAsiaTheme="majorEastAsia"/>
+          <w:color w:val="000000"/>
+          <w:spacing w:val="-10"/>
+          <w:kern w:val="28"/>
+          <w:sz w:val="22"/>
+          <w:szCs w:val="56"/>
+        </w:rPr>
         <w:t>8. I put one spoonful of sugar in my tea. → ______________________________</w:t>
       </w:r>
     </w:p>
     <w:p>
-      <w:r>
+      <w:pPr>
+        <w:keepNext/>
+        <w:shd w:val="clear" w:color="000000" w:fill="auto"/>
+        <w:spacing w:before="120" w:after="60"/>
+        <w:rPr>
+          <w:rFonts w:eastAsiaTheme="majorEastAsia"/>
+          <w:color w:val="000000"/>
+          <w:spacing w:val="-10"/>
+          <w:kern w:val="28"/>
+          <w:sz w:val="22"/>
+          <w:szCs w:val="56"/>
+        </w:rPr>
+      </w:pPr>
+      <w:r>
+        <w:rPr>
+          <w:rFonts w:eastAsiaTheme="majorEastAsia"/>
+          <w:color w:val="000000"/>
+          <w:spacing w:val="-10"/>
+          <w:kern w:val="28"/>
+          <w:sz w:val="22"/>
+          <w:szCs w:val="56"/>
+        </w:rPr>
         <w:t>9. The house has four bedrooms. → ______________________________</w:t>
       </w:r>
     </w:p>
     <w:p>
-      <w:r>
+      <w:pPr>
+        <w:keepNext/>
+        <w:shd w:val="clear" w:color="000000" w:fill="auto"/>
+        <w:spacing w:before="120" w:after="60"/>
+        <w:rPr>
+          <w:rFonts w:eastAsiaTheme="majorEastAsia"/>
+          <w:color w:val="000000"/>
+          <w:spacing w:val="-10"/>
+          <w:kern w:val="28"/>
+          <w:sz w:val="22"/>
+          <w:szCs w:val="56"/>
+        </w:rPr>
+      </w:pPr>
+      <w:r>
+        <w:rPr>
+          <w:rFonts w:eastAsiaTheme="majorEastAsia"/>
+          <w:color w:val="000000"/>
+          <w:spacing w:val="-10"/>
+          <w:kern w:val="28"/>
+          <w:sz w:val="22"/>
+          <w:szCs w:val="56"/>
+        </w:rPr>
         <w:t>10. She spent two million dong. → ______________________________</w:t>
       </w:r>
     </w:p>
     <w:p>
       <w:pPr>
-        <w:pStyle w:val="Heading1"/>
-      </w:pPr>
-      <w:r>
+        <w:keepNext/>
+        <w:shd w:val="clear" w:color="000000" w:fill="auto"/>
+        <w:spacing w:before="280" w:after="80"/>
+        <w:rPr>
+          <w:rFonts w:eastAsiaTheme="majorEastAsia"/>
+          <w:b/>
+          <w:color w:val="000000"/>
+          <w:spacing w:val="-10"/>
+          <w:kern w:val="28"/>
+          <w:szCs w:val="56"/>
+        </w:rPr>
+      </w:pPr>
+      <w:r>
+        <w:rPr>
+          <w:rFonts w:eastAsiaTheme="majorEastAsia"/>
+          <w:b/>
+          <w:color w:val="000000"/>
+          <w:spacing w:val="-10"/>
+          <w:kern w:val="28"/>
+          <w:szCs w:val="56"/>
+        </w:rPr>
         <w:t>PHẦN 7. SỬA LỖI SAI (10 điểm)</w:t>
       </w:r>
     </w:p>
     <w:p>
-      <w:r>
+      <w:pPr>
+        <w:keepNext/>
+        <w:shd w:val="clear" w:color="000000" w:fill="auto"/>
+        <w:spacing w:after="80"/>
+        <w:rPr>
+          <w:rFonts w:eastAsiaTheme="majorEastAsia"/>
+          <w:i/>
+          <w:color w:val="000000"/>
+          <w:spacing w:val="-10"/>
+          <w:kern w:val="28"/>
+          <w:sz w:val="22"/>
+          <w:szCs w:val="56"/>
+        </w:rPr>
+      </w:pPr>
+      <w:r>
+        <w:rPr>
+          <w:rFonts w:eastAsiaTheme="majorEastAsia"/>
+          <w:i/>
+          <w:color w:val="000000"/>
+          <w:spacing w:val="-10"/>
+          <w:kern w:val="28"/>
+          <w:sz w:val="22"/>
+          <w:szCs w:val="56"/>
+        </w:rPr>
+        <w:t>Hướng dẫn: Tìm lỗi và viết lại toàn bộ câu cho đúng.</w:t>
+      </w:r>
+    </w:p>
+    <w:p>
+      <w:pPr>
+        <w:keepNext/>
+        <w:shd w:val="clear" w:color="000000" w:fill="auto"/>
+        <w:spacing w:before="120" w:after="60"/>
+        <w:rPr>
+          <w:rFonts w:eastAsiaTheme="majorEastAsia"/>
+          <w:color w:val="000000"/>
+          <w:spacing w:val="-10"/>
+          <w:kern w:val="28"/>
+          <w:sz w:val="22"/>
+          <w:szCs w:val="56"/>
+        </w:rPr>
+      </w:pPr>
+      <w:r>
+        <w:rPr>
+          <w:rFonts w:eastAsiaTheme="majorEastAsia"/>
+          <w:color w:val="000000"/>
+          <w:spacing w:val="-10"/>
+          <w:kern w:val="28"/>
+          <w:sz w:val="22"/>
+          <w:szCs w:val="56"/>
+        </w:rPr>
         <w:t>1. How much books do you have? → ______________________________</w:t>
       </w:r>
     </w:p>
     <w:p>
-      <w:r>
+      <w:pPr>
+        <w:keepNext/>
+        <w:shd w:val="clear" w:color="000000" w:fill="auto"/>
+        <w:spacing w:before="120" w:after="60"/>
+        <w:rPr>
+          <w:rFonts w:eastAsiaTheme="majorEastAsia"/>
+          <w:color w:val="000000"/>
+          <w:spacing w:val="-10"/>
+          <w:kern w:val="28"/>
+          <w:sz w:val="22"/>
+          <w:szCs w:val="56"/>
+        </w:rPr>
+      </w:pPr>
+      <w:r>
+        <w:rPr>
+          <w:rFonts w:eastAsiaTheme="majorEastAsia"/>
+          <w:color w:val="000000"/>
+          <w:spacing w:val="-10"/>
+          <w:kern w:val="28"/>
+          <w:sz w:val="22"/>
+          <w:szCs w:val="56"/>
+        </w:rPr>
         <w:t>2. There are much students outside. → ______________________________</w:t>
       </w:r>
     </w:p>
     <w:p>
-      <w:r>
+      <w:pPr>
+        <w:keepNext/>
+        <w:shd w:val="clear" w:color="000000" w:fill="auto"/>
+        <w:spacing w:before="120" w:after="60"/>
+        <w:rPr>
+          <w:rFonts w:eastAsiaTheme="majorEastAsia"/>
+          <w:color w:val="000000"/>
+          <w:spacing w:val="-10"/>
+          <w:kern w:val="28"/>
+          <w:sz w:val="22"/>
+          <w:szCs w:val="56"/>
+        </w:rPr>
+      </w:pPr>
+      <w:r>
+        <w:rPr>
+          <w:rFonts w:eastAsiaTheme="majorEastAsia"/>
+          <w:color w:val="000000"/>
+          <w:spacing w:val="-10"/>
+          <w:kern w:val="28"/>
+          <w:sz w:val="22"/>
+          <w:szCs w:val="56"/>
+        </w:rPr>
         <w:t>3. I don't have many money. → ______________________________</w:t>
       </w:r>
     </w:p>
     <w:p>
-      <w:r>
+      <w:pPr>
+        <w:keepNext/>
+        <w:shd w:val="clear" w:color="000000" w:fill="auto"/>
+        <w:spacing w:before="120" w:after="60"/>
+        <w:rPr>
+          <w:rFonts w:eastAsiaTheme="majorEastAsia"/>
+          <w:color w:val="000000"/>
+          <w:spacing w:val="-10"/>
+          <w:kern w:val="28"/>
+          <w:sz w:val="22"/>
+          <w:szCs w:val="56"/>
+        </w:rPr>
+      </w:pPr>
+      <w:r>
+        <w:rPr>
+          <w:rFonts w:eastAsiaTheme="majorEastAsia"/>
+          <w:color w:val="000000"/>
+          <w:spacing w:val="-10"/>
+          <w:kern w:val="28"/>
+          <w:sz w:val="22"/>
+          <w:szCs w:val="56"/>
+        </w:rPr>
         <w:t>4. How many water do you drink? → ______________________________</w:t>
       </w:r>
     </w:p>
     <w:p>
-      <w:r>
+      <w:pPr>
+        <w:keepNext/>
+        <w:shd w:val="clear" w:color="000000" w:fill="auto"/>
+        <w:spacing w:before="120" w:after="60"/>
+        <w:rPr>
+          <w:rFonts w:eastAsiaTheme="majorEastAsia"/>
+          <w:color w:val="000000"/>
+          <w:spacing w:val="-10"/>
+          <w:kern w:val="28"/>
+          <w:sz w:val="22"/>
+          <w:szCs w:val="56"/>
+        </w:rPr>
+      </w:pPr>
+      <w:r>
+        <w:rPr>
+          <w:rFonts w:eastAsiaTheme="majorEastAsia"/>
+          <w:color w:val="000000"/>
+          <w:spacing w:val="-10"/>
+          <w:kern w:val="28"/>
+          <w:sz w:val="22"/>
+          <w:szCs w:val="56"/>
+        </w:rPr>
         <w:t>5. She has too much bags. → ______________________________</w:t>
       </w:r>
     </w:p>
     <w:p>
-      <w:r>
+      <w:pPr>
+        <w:keepNext/>
+        <w:shd w:val="clear" w:color="000000" w:fill="auto"/>
+        <w:spacing w:before="120" w:after="60"/>
+        <w:rPr>
+          <w:rFonts w:eastAsiaTheme="majorEastAsia"/>
+          <w:color w:val="000000"/>
+          <w:spacing w:val="-10"/>
+          <w:kern w:val="28"/>
+          <w:sz w:val="22"/>
+          <w:szCs w:val="56"/>
+        </w:rPr>
+      </w:pPr>
+      <w:r>
+        <w:rPr>
+          <w:rFonts w:eastAsiaTheme="majorEastAsia"/>
+          <w:color w:val="000000"/>
+          <w:spacing w:val="-10"/>
+          <w:kern w:val="28"/>
+          <w:sz w:val="22"/>
+          <w:szCs w:val="56"/>
+        </w:rPr>
         <w:t>6. There is too many sugar in my coffee. → ______________________________</w:t>
       </w:r>
     </w:p>
     <w:p>
-      <w:r>
+      <w:pPr>
+        <w:keepNext/>
+        <w:shd w:val="clear" w:color="000000" w:fill="auto"/>
+        <w:spacing w:before="120" w:after="60"/>
+        <w:rPr>
+          <w:rFonts w:eastAsiaTheme="majorEastAsia"/>
+          <w:color w:val="000000"/>
+          <w:spacing w:val="-10"/>
+          <w:kern w:val="28"/>
+          <w:sz w:val="22"/>
+          <w:szCs w:val="56"/>
+        </w:rPr>
+      </w:pPr>
+      <w:r>
+        <w:rPr>
+          <w:rFonts w:eastAsiaTheme="majorEastAsia"/>
+          <w:color w:val="000000"/>
+          <w:spacing w:val="-10"/>
+          <w:kern w:val="28"/>
+          <w:sz w:val="22"/>
+          <w:szCs w:val="56"/>
+        </w:rPr>
         <w:t>7. How much people are in the room? → ______________________________</w:t>
       </w:r>
     </w:p>
     <w:p>
-      <w:r>
+      <w:pPr>
+        <w:keepNext/>
+        <w:shd w:val="clear" w:color="000000" w:fill="auto"/>
+        <w:spacing w:before="120" w:after="60"/>
+        <w:rPr>
+          <w:rFonts w:eastAsiaTheme="majorEastAsia"/>
+          <w:color w:val="000000"/>
+          <w:spacing w:val="-10"/>
+          <w:kern w:val="28"/>
+          <w:sz w:val="22"/>
+          <w:szCs w:val="56"/>
+        </w:rPr>
+      </w:pPr>
+      <w:r>
+        <w:rPr>
+          <w:rFonts w:eastAsiaTheme="majorEastAsia"/>
+          <w:color w:val="000000"/>
+          <w:spacing w:val="-10"/>
+          <w:kern w:val="28"/>
+          <w:sz w:val="22"/>
+          <w:szCs w:val="56"/>
+        </w:rPr>
         <w:t>8. We didn't get many information. → ______________________________</w:t>
       </w:r>
     </w:p>
     <w:p>
-      <w:r>
+      <w:pPr>
+        <w:keepNext/>
+        <w:shd w:val="clear" w:color="000000" w:fill="auto"/>
+        <w:spacing w:before="120" w:after="60"/>
+        <w:rPr>
+          <w:rFonts w:eastAsiaTheme="majorEastAsia"/>
+          <w:color w:val="000000"/>
+          <w:spacing w:val="-10"/>
+          <w:kern w:val="28"/>
+          <w:sz w:val="22"/>
+          <w:szCs w:val="56"/>
+        </w:rPr>
+      </w:pPr>
+      <w:r>
+        <w:rPr>
+          <w:rFonts w:eastAsiaTheme="majorEastAsia"/>
+          <w:color w:val="000000"/>
+          <w:spacing w:val="-10"/>
+          <w:kern w:val="28"/>
+          <w:sz w:val="22"/>
+          <w:szCs w:val="56"/>
+        </w:rPr>
         <w:t>9. He has much friends at school. → ______________________________</w:t>
       </w:r>
     </w:p>
     <w:p>
-      <w:r>
+      <w:pPr>
+        <w:keepNext/>
+        <w:shd w:val="clear" w:color="000000" w:fill="auto"/>
+        <w:spacing w:before="120" w:after="60"/>
+        <w:rPr>
+          <w:rFonts w:eastAsiaTheme="majorEastAsia"/>
+          <w:color w:val="000000"/>
+          <w:spacing w:val="-10"/>
+          <w:kern w:val="28"/>
+          <w:sz w:val="22"/>
+          <w:szCs w:val="56"/>
+        </w:rPr>
+      </w:pPr>
+      <w:r>
+        <w:rPr>
+          <w:rFonts w:eastAsiaTheme="majorEastAsia"/>
+          <w:color w:val="000000"/>
+          <w:spacing w:val="-10"/>
+          <w:kern w:val="28"/>
+          <w:sz w:val="22"/>
+          <w:szCs w:val="56"/>
+        </w:rPr>
         <w:t>10. How many is this phone? → ______________________________</w:t>
       </w:r>
     </w:p>
     <w:p>
       <w:pPr>
-        <w:pStyle w:val="Heading1"/>
-      </w:pPr>
-      <w:r>
+        <w:keepNext/>
+        <w:shd w:val="clear" w:color="000000" w:fill="auto"/>
+        <w:spacing w:before="280" w:after="80"/>
+        <w:rPr>
+          <w:rFonts w:eastAsiaTheme="majorEastAsia"/>
+          <w:b/>
+          <w:color w:val="000000"/>
+          <w:spacing w:val="-10"/>
+          <w:kern w:val="28"/>
+          <w:szCs w:val="56"/>
+        </w:rPr>
+      </w:pPr>
+      <w:r>
+        <w:rPr>
+          <w:rFonts w:eastAsiaTheme="majorEastAsia"/>
+          <w:b/>
+          <w:color w:val="000000"/>
+          <w:spacing w:val="-10"/>
+          <w:kern w:val="28"/>
+          <w:szCs w:val="56"/>
+        </w:rPr>
         <w:t>PHẦN 8. DỊCH SANG TIẾNG ANH (10 điểm)</w:t>
       </w:r>
     </w:p>
     <w:p>
-      <w:r>
+      <w:pPr>
+        <w:keepNext/>
+        <w:shd w:val="clear" w:color="000000" w:fill="auto"/>
+        <w:spacing w:after="80"/>
+        <w:rPr>
+          <w:rFonts w:eastAsiaTheme="majorEastAsia"/>
+          <w:i/>
+          <w:color w:val="000000"/>
+          <w:spacing w:val="-10"/>
+          <w:kern w:val="28"/>
+          <w:sz w:val="22"/>
+          <w:szCs w:val="56"/>
+        </w:rPr>
+      </w:pPr>
+      <w:r>
+        <w:rPr>
+          <w:rFonts w:eastAsiaTheme="majorEastAsia"/>
+          <w:i/>
+          <w:color w:val="000000"/>
+          <w:spacing w:val="-10"/>
+          <w:kern w:val="28"/>
+          <w:sz w:val="22"/>
+          <w:szCs w:val="56"/>
+        </w:rPr>
+        <w:t>Hướng dẫn: Dịch từng câu sang tiếng Anh tự nhiên và đúng ngữ pháp.</w:t>
+      </w:r>
+    </w:p>
+    <w:p>
+      <w:pPr>
+        <w:keepNext/>
+        <w:shd w:val="clear" w:color="000000" w:fill="auto"/>
+        <w:spacing w:before="120" w:after="60"/>
+        <w:rPr>
+          <w:rFonts w:eastAsiaTheme="majorEastAsia"/>
+          <w:color w:val="000000"/>
+          <w:spacing w:val="-10"/>
+          <w:kern w:val="28"/>
+          <w:sz w:val="22"/>
+          <w:szCs w:val="56"/>
+        </w:rPr>
+      </w:pPr>
+      <w:r>
+        <w:rPr>
+          <w:rFonts w:eastAsiaTheme="majorEastAsia"/>
+          <w:color w:val="000000"/>
+          <w:spacing w:val="-10"/>
+          <w:kern w:val="28"/>
+          <w:sz w:val="22"/>
+          <w:szCs w:val="56"/>
+        </w:rPr>
         <w:t>1. Bạn có bao nhiêu quyển sách?</w:t>
       </w:r>
     </w:p>
     <w:p>
-      <w:r>
+      <w:pPr>
+        <w:keepNext/>
+        <w:shd w:val="clear" w:color="000000" w:fill="auto"/>
+        <w:spacing w:before="120" w:after="60"/>
+        <w:rPr>
+          <w:rFonts w:eastAsiaTheme="majorEastAsia"/>
+          <w:color w:val="000000"/>
+          <w:spacing w:val="-10"/>
+          <w:kern w:val="28"/>
+          <w:sz w:val="22"/>
+          <w:szCs w:val="56"/>
+        </w:rPr>
+      </w:pPr>
+      <w:r>
+        <w:rPr>
+          <w:rFonts w:eastAsiaTheme="majorEastAsia"/>
+          <w:color w:val="000000"/>
+          <w:spacing w:val="-10"/>
+          <w:kern w:val="28"/>
+          <w:sz w:val="22"/>
+          <w:szCs w:val="56"/>
+        </w:rPr>
         <w:t>2. Tôi không có nhiều thời gian.</w:t>
       </w:r>
     </w:p>
     <w:p>
-      <w:r>
+      <w:pPr>
+        <w:keepNext/>
+        <w:shd w:val="clear" w:color="000000" w:fill="auto"/>
+        <w:spacing w:before="120" w:after="60"/>
+        <w:rPr>
+          <w:rFonts w:eastAsiaTheme="majorEastAsia"/>
+          <w:color w:val="000000"/>
+          <w:spacing w:val="-10"/>
+          <w:kern w:val="28"/>
+          <w:sz w:val="22"/>
+          <w:szCs w:val="56"/>
+        </w:rPr>
+      </w:pPr>
+      <w:r>
+        <w:rPr>
+          <w:rFonts w:eastAsiaTheme="majorEastAsia"/>
+          <w:color w:val="000000"/>
+          <w:spacing w:val="-10"/>
+          <w:kern w:val="28"/>
+          <w:sz w:val="22"/>
+          <w:szCs w:val="56"/>
+        </w:rPr>
         <w:t>3. Có nhiều học sinh trong lớp.</w:t>
       </w:r>
     </w:p>
     <w:p>
-      <w:r>
+      <w:pPr>
+        <w:keepNext/>
+        <w:shd w:val="clear" w:color="000000" w:fill="auto"/>
+        <w:spacing w:before="120" w:after="60"/>
+        <w:rPr>
+          <w:rFonts w:eastAsiaTheme="majorEastAsia"/>
+          <w:color w:val="000000"/>
+          <w:spacing w:val="-10"/>
+          <w:kern w:val="28"/>
+          <w:sz w:val="22"/>
+          <w:szCs w:val="56"/>
+        </w:rPr>
+      </w:pPr>
+      <w:r>
+        <w:rPr>
+          <w:rFonts w:eastAsiaTheme="majorEastAsia"/>
+          <w:color w:val="000000"/>
+          <w:spacing w:val="-10"/>
+          <w:kern w:val="28"/>
+          <w:sz w:val="22"/>
+          <w:szCs w:val="56"/>
+        </w:rPr>
         <w:t>4. Bạn cần bao nhiêu nước?</w:t>
       </w:r>
     </w:p>
     <w:p>
-      <w:r>
+      <w:pPr>
+        <w:keepNext/>
+        <w:shd w:val="clear" w:color="000000" w:fill="auto"/>
+        <w:spacing w:before="120" w:after="60"/>
+        <w:rPr>
+          <w:rFonts w:eastAsiaTheme="majorEastAsia"/>
+          <w:color w:val="000000"/>
+          <w:spacing w:val="-10"/>
+          <w:kern w:val="28"/>
+          <w:sz w:val="22"/>
+          <w:szCs w:val="56"/>
+        </w:rPr>
+      </w:pPr>
+      <w:r>
+        <w:rPr>
+          <w:rFonts w:eastAsiaTheme="majorEastAsia"/>
+          <w:color w:val="000000"/>
+          <w:spacing w:val="-10"/>
+          <w:kern w:val="28"/>
+          <w:sz w:val="22"/>
+          <w:szCs w:val="56"/>
+        </w:rPr>
         <w:t>5. Chiếc áo này giá bao nhiêu?</w:t>
       </w:r>
     </w:p>
     <w:p>
-      <w:r>
+      <w:pPr>
+        <w:keepNext/>
+        <w:shd w:val="clear" w:color="000000" w:fill="auto"/>
+        <w:spacing w:before="120" w:after="60"/>
+        <w:rPr>
+          <w:rFonts w:eastAsiaTheme="majorEastAsia"/>
+          <w:color w:val="000000"/>
+          <w:spacing w:val="-10"/>
+          <w:kern w:val="28"/>
+          <w:sz w:val="22"/>
+          <w:szCs w:val="56"/>
+        </w:rPr>
+      </w:pPr>
+      <w:r>
+        <w:rPr>
+          <w:rFonts w:eastAsiaTheme="majorEastAsia"/>
+          <w:color w:val="000000"/>
+          <w:spacing w:val="-10"/>
+          <w:kern w:val="28"/>
+          <w:sz w:val="22"/>
+          <w:szCs w:val="56"/>
+        </w:rPr>
         <w:t>6. Có quá nhiều xe trên đường.</w:t>
       </w:r>
     </w:p>
     <w:p>
-      <w:r>
+      <w:pPr>
+        <w:keepNext/>
+        <w:shd w:val="clear" w:color="000000" w:fill="auto"/>
+        <w:spacing w:before="120" w:after="60"/>
+        <w:rPr>
+          <w:rFonts w:eastAsiaTheme="majorEastAsia"/>
+          <w:color w:val="000000"/>
+          <w:spacing w:val="-10"/>
+          <w:kern w:val="28"/>
+          <w:sz w:val="22"/>
+          <w:szCs w:val="56"/>
+        </w:rPr>
+      </w:pPr>
+      <w:r>
+        <w:rPr>
+          <w:rFonts w:eastAsiaTheme="majorEastAsia"/>
+          <w:color w:val="000000"/>
+          <w:spacing w:val="-10"/>
+          <w:kern w:val="28"/>
+          <w:sz w:val="22"/>
+          <w:szCs w:val="56"/>
+        </w:rPr>
         <w:t>7. Bạn cho quá nhiều đường vào cà phê.</w:t>
       </w:r>
     </w:p>
     <w:p>
-      <w:r>
+      <w:pPr>
+        <w:keepNext/>
+        <w:shd w:val="clear" w:color="000000" w:fill="auto"/>
+        <w:spacing w:before="120" w:after="60"/>
+        <w:rPr>
+          <w:rFonts w:eastAsiaTheme="majorEastAsia"/>
+          <w:color w:val="000000"/>
+          <w:spacing w:val="-10"/>
+          <w:kern w:val="28"/>
+          <w:sz w:val="22"/>
+          <w:szCs w:val="56"/>
+        </w:rPr>
+      </w:pPr>
+      <w:r>
+        <w:rPr>
+          <w:rFonts w:eastAsiaTheme="majorEastAsia"/>
+          <w:color w:val="000000"/>
+          <w:spacing w:val="-10"/>
+          <w:kern w:val="28"/>
+          <w:sz w:val="22"/>
+          <w:szCs w:val="56"/>
+        </w:rPr>
         <w:t>8. Cô ấy không có nhiều tiền.</w:t>
       </w:r>
     </w:p>
     <w:p>
-      <w:r>
+      <w:pPr>
+        <w:keepNext/>
+        <w:shd w:val="clear" w:color="000000" w:fill="auto"/>
+        <w:spacing w:before="120" w:after="60"/>
+        <w:rPr>
+          <w:rFonts w:eastAsiaTheme="majorEastAsia"/>
+          <w:color w:val="000000"/>
+          <w:spacing w:val="-10"/>
+          <w:kern w:val="28"/>
+          <w:sz w:val="22"/>
+          <w:szCs w:val="56"/>
+        </w:rPr>
+      </w:pPr>
+      <w:r>
+        <w:rPr>
+          <w:rFonts w:eastAsiaTheme="majorEastAsia"/>
+          <w:color w:val="000000"/>
+          <w:spacing w:val="-10"/>
+          <w:kern w:val="28"/>
+          <w:sz w:val="22"/>
+          <w:szCs w:val="56"/>
+        </w:rPr>
         <w:t>9. Hôm nay chúng ta có nhiều bài tập về nhà không?</w:t>
       </w:r>
     </w:p>
     <w:p>
-      <w:r>
+      <w:pPr>
+        <w:keepNext/>
+        <w:shd w:val="clear" w:color="000000" w:fill="auto"/>
+        <w:spacing w:before="120" w:after="60"/>
+        <w:rPr>
+          <w:rFonts w:eastAsiaTheme="majorEastAsia"/>
+          <w:color w:val="000000"/>
+          <w:spacing w:val="-10"/>
+          <w:kern w:val="28"/>
+          <w:sz w:val="22"/>
+          <w:szCs w:val="56"/>
+        </w:rPr>
+      </w:pPr>
+      <w:r>
+        <w:rPr>
+          <w:rFonts w:eastAsiaTheme="majorEastAsia"/>
+          <w:color w:val="000000"/>
+          <w:spacing w:val="-10"/>
+          <w:kern w:val="28"/>
+          <w:sz w:val="22"/>
+          <w:szCs w:val="56"/>
+        </w:rPr>
         <w:t>10. Cảm ơn bạn rất nhiều.</w:t>
       </w:r>
     </w:p>
     <w:p>
       <w:pPr>
-        <w:pStyle w:val="Heading1"/>
-      </w:pPr>
-      <w:r>
+        <w:keepNext/>
+        <w:shd w:val="clear" w:color="000000" w:fill="auto"/>
+        <w:spacing w:before="280" w:after="80"/>
+        <w:rPr>
+          <w:rFonts w:eastAsiaTheme="majorEastAsia"/>
+          <w:b/>
+          <w:color w:val="000000"/>
+          <w:spacing w:val="-10"/>
+          <w:kern w:val="28"/>
+          <w:szCs w:val="56"/>
+        </w:rPr>
+      </w:pPr>
+      <w:r>
+        <w:rPr>
+          <w:rFonts w:eastAsiaTheme="majorEastAsia"/>
+          <w:b/>
+          <w:color w:val="000000"/>
+          <w:spacing w:val="-10"/>
+          <w:kern w:val="28"/>
+          <w:szCs w:val="56"/>
+        </w:rPr>
         <w:t>PHẦN 9. ĐỌC HIỂU (10 điểm)</w:t>
       </w:r>
     </w:p>
     <w:p>
-      <w:r>
+      <w:pPr>
+        <w:keepNext/>
+        <w:shd w:val="clear" w:color="000000" w:fill="auto"/>
+        <w:spacing w:after="80"/>
+        <w:rPr>
+          <w:rFonts w:eastAsiaTheme="majorEastAsia"/>
+          <w:i/>
+          <w:color w:val="000000"/>
+          <w:spacing w:val="-10"/>
+          <w:kern w:val="28"/>
+          <w:sz w:val="22"/>
+          <w:szCs w:val="56"/>
+        </w:rPr>
+      </w:pPr>
+      <w:r>
+        <w:rPr>
+          <w:rFonts w:eastAsiaTheme="majorEastAsia"/>
+          <w:i/>
+          <w:color w:val="000000"/>
+          <w:spacing w:val="-10"/>
+          <w:kern w:val="28"/>
+          <w:sz w:val="22"/>
+          <w:szCs w:val="56"/>
+        </w:rPr>
+        <w:t>Hướng dẫn: Đọc đoạn văn, xác định bằng chứng rồi trả lời từng câu hỏi.</w:t>
+      </w:r>
+    </w:p>
+    <w:p>
+      <w:pPr>
+        <w:keepNext/>
+        <w:shd w:val="clear" w:color="000000" w:fill="auto"/>
+        <w:spacing w:before="120" w:after="80"/>
+        <w:rPr>
+          <w:rFonts w:eastAsiaTheme="majorEastAsia"/>
+          <w:b/>
+          <w:color w:val="000000"/>
+          <w:spacing w:val="-10"/>
+          <w:kern w:val="28"/>
+          <w:sz w:val="22"/>
+          <w:szCs w:val="56"/>
+        </w:rPr>
+      </w:pPr>
+      <w:r>
+        <w:rPr>
+          <w:rFonts w:eastAsiaTheme="majorEastAsia"/>
+          <w:b/>
+          <w:color w:val="000000"/>
+          <w:spacing w:val="-10"/>
+          <w:kern w:val="28"/>
+          <w:sz w:val="22"/>
+          <w:szCs w:val="56"/>
+        </w:rPr>
         <w:t>Đọc đoạn văn:</w:t>
       </w:r>
     </w:p>
     <w:p>
-      <w:r>
-        <w:lastRenderedPageBreak/>
+      <w:pPr>
+        <w:keepLines/>
+        <w:shd w:val="clear" w:color="000000" w:fill="auto"/>
+        <w:spacing w:after="160"/>
+        <w:rPr>
+          <w:rFonts w:eastAsiaTheme="majorEastAsia"/>
+          <w:color w:val="000000"/>
+          <w:spacing w:val="-10"/>
+          <w:kern w:val="28"/>
+          <w:sz w:val="22"/>
+          <w:szCs w:val="56"/>
+        </w:rPr>
+      </w:pPr>
+      <w:r>
+        <w:rPr>
+          <w:rFonts w:eastAsiaTheme="majorEastAsia"/>
+          <w:color w:val="000000"/>
+          <w:spacing w:val="-10"/>
+          <w:kern w:val="28"/>
+          <w:sz w:val="22"/>
+          <w:szCs w:val="56"/>
+        </w:rPr>
         <w:t>Nam is planning a class party. There are thirty students in his class, so he needs many cups and plates. He asks, “How many bottles of juice should we buy?” His teacher says they need ten bottles. They do not need much coffee, but they need a lot of water. Nam checks the budget and says, “We don't have much money, so we must not buy too many snacks.”</w:t>
       </w:r>
     </w:p>
     <w:p>
-      <w:r>
+      <w:pPr>
+        <w:keepNext/>
+        <w:shd w:val="clear" w:color="000000" w:fill="auto"/>
+        <w:spacing w:before="120" w:after="80"/>
+        <w:rPr>
+          <w:rFonts w:eastAsiaTheme="majorEastAsia"/>
+          <w:b/>
+          <w:color w:val="000000"/>
+          <w:spacing w:val="-10"/>
+          <w:kern w:val="28"/>
+          <w:sz w:val="22"/>
+          <w:szCs w:val="56"/>
+        </w:rPr>
+      </w:pPr>
+      <w:r>
+        <w:rPr>
+          <w:rFonts w:eastAsiaTheme="majorEastAsia"/>
+          <w:b/>
+          <w:color w:val="000000"/>
+          <w:spacing w:val="-10"/>
+          <w:kern w:val="28"/>
+          <w:sz w:val="22"/>
+          <w:szCs w:val="56"/>
+        </w:rPr>
         <w:t>Trả lời câu hỏi:</w:t>
       </w:r>
     </w:p>
     <w:p>
-      <w:r>
+      <w:pPr>
+        <w:keepNext/>
+        <w:shd w:val="clear" w:color="000000" w:fill="auto"/>
+        <w:spacing w:before="120" w:after="60"/>
+        <w:rPr>
+          <w:rFonts w:eastAsiaTheme="majorEastAsia"/>
+          <w:color w:val="000000"/>
+          <w:spacing w:val="-10"/>
+          <w:kern w:val="28"/>
+          <w:sz w:val="22"/>
+          <w:szCs w:val="56"/>
+        </w:rPr>
+      </w:pPr>
+      <w:r>
+        <w:rPr>
+          <w:rFonts w:eastAsiaTheme="majorEastAsia"/>
+          <w:color w:val="000000"/>
+          <w:spacing w:val="-10"/>
+          <w:kern w:val="28"/>
+          <w:sz w:val="22"/>
+          <w:szCs w:val="56"/>
+        </w:rPr>
         <w:t>1. What is Nam planning?</w:t>
       </w:r>
     </w:p>
     <w:p>
-      <w:r>
+      <w:pPr>
+        <w:keepNext/>
+        <w:shd w:val="clear" w:color="000000" w:fill="auto"/>
+        <w:spacing w:before="120" w:after="60"/>
+        <w:rPr>
+          <w:rFonts w:eastAsiaTheme="majorEastAsia"/>
+          <w:color w:val="000000"/>
+          <w:spacing w:val="-10"/>
+          <w:kern w:val="28"/>
+          <w:sz w:val="22"/>
+          <w:szCs w:val="56"/>
+        </w:rPr>
+      </w:pPr>
+      <w:r>
+        <w:rPr>
+          <w:rFonts w:eastAsiaTheme="majorEastAsia"/>
+          <w:color w:val="000000"/>
+          <w:spacing w:val="-10"/>
+          <w:kern w:val="28"/>
+          <w:sz w:val="22"/>
+          <w:szCs w:val="56"/>
+        </w:rPr>
         <w:t>2. How many students are in his class?</w:t>
       </w:r>
     </w:p>
     <w:p>
-      <w:r>
+      <w:pPr>
+        <w:keepNext/>
+        <w:shd w:val="clear" w:color="000000" w:fill="auto"/>
+        <w:spacing w:before="120" w:after="60"/>
+        <w:rPr>
+          <w:rFonts w:eastAsiaTheme="majorEastAsia"/>
+          <w:color w:val="000000"/>
+          <w:spacing w:val="-10"/>
+          <w:kern w:val="28"/>
+          <w:sz w:val="22"/>
+          <w:szCs w:val="56"/>
+        </w:rPr>
+      </w:pPr>
+      <w:r>
+        <w:rPr>
+          <w:rFonts w:eastAsiaTheme="majorEastAsia"/>
+          <w:color w:val="000000"/>
+          <w:spacing w:val="-10"/>
+          <w:kern w:val="28"/>
+          <w:sz w:val="22"/>
+          <w:szCs w:val="56"/>
+        </w:rPr>
         <w:t>3. Why does he need many cups and plates?</w:t>
       </w:r>
     </w:p>
     <w:p>
-      <w:r>
+      <w:pPr>
+        <w:keepNext/>
+        <w:shd w:val="clear" w:color="000000" w:fill="auto"/>
+        <w:spacing w:before="120" w:after="60"/>
+        <w:rPr>
+          <w:rFonts w:eastAsiaTheme="majorEastAsia"/>
+          <w:color w:val="000000"/>
+          <w:spacing w:val="-10"/>
+          <w:kern w:val="28"/>
+          <w:sz w:val="22"/>
+          <w:szCs w:val="56"/>
+        </w:rPr>
+      </w:pPr>
+      <w:r>
+        <w:rPr>
+          <w:rFonts w:eastAsiaTheme="majorEastAsia"/>
+          <w:color w:val="000000"/>
+          <w:spacing w:val="-10"/>
+          <w:kern w:val="28"/>
+          <w:sz w:val="22"/>
+          <w:szCs w:val="56"/>
+        </w:rPr>
         <w:t>4. What does Nam ask about?</w:t>
       </w:r>
     </w:p>
     <w:p>
-      <w:r>
+      <w:pPr>
+        <w:keepNext/>
+        <w:shd w:val="clear" w:color="000000" w:fill="auto"/>
+        <w:spacing w:before="120" w:after="60"/>
+        <w:rPr>
+          <w:rFonts w:eastAsiaTheme="majorEastAsia"/>
+          <w:color w:val="000000"/>
+          <w:spacing w:val="-10"/>
+          <w:kern w:val="28"/>
+          <w:sz w:val="22"/>
+          <w:szCs w:val="56"/>
+        </w:rPr>
+      </w:pPr>
+      <w:r>
+        <w:rPr>
+          <w:rFonts w:eastAsiaTheme="majorEastAsia"/>
+          <w:color w:val="000000"/>
+          <w:spacing w:val="-10"/>
+          <w:kern w:val="28"/>
+          <w:sz w:val="22"/>
+          <w:szCs w:val="56"/>
+        </w:rPr>
         <w:t>5. How many bottles of juice do they need?</w:t>
       </w:r>
     </w:p>
     <w:p>
-      <w:r>
+      <w:pPr>
+        <w:keepNext/>
+        <w:shd w:val="clear" w:color="000000" w:fill="auto"/>
+        <w:spacing w:before="120" w:after="60"/>
+        <w:rPr>
+          <w:rFonts w:eastAsiaTheme="majorEastAsia"/>
+          <w:color w:val="000000"/>
+          <w:spacing w:val="-10"/>
+          <w:kern w:val="28"/>
+          <w:sz w:val="22"/>
+          <w:szCs w:val="56"/>
+        </w:rPr>
+      </w:pPr>
+      <w:r>
+        <w:rPr>
+          <w:rFonts w:eastAsiaTheme="majorEastAsia"/>
+          <w:color w:val="000000"/>
+          <w:spacing w:val="-10"/>
+          <w:kern w:val="28"/>
+          <w:sz w:val="22"/>
+          <w:szCs w:val="56"/>
+        </w:rPr>
         <w:t>6. Do they need much coffee?</w:t>
       </w:r>
     </w:p>
     <w:p>
-      <w:r>
+      <w:pPr>
+        <w:keepNext/>
+        <w:shd w:val="clear" w:color="000000" w:fill="auto"/>
+        <w:spacing w:before="120" w:after="60"/>
+        <w:rPr>
+          <w:rFonts w:eastAsiaTheme="majorEastAsia"/>
+          <w:color w:val="000000"/>
+          <w:spacing w:val="-10"/>
+          <w:kern w:val="28"/>
+          <w:sz w:val="22"/>
+          <w:szCs w:val="56"/>
+        </w:rPr>
+      </w:pPr>
+      <w:r>
+        <w:rPr>
+          <w:rFonts w:eastAsiaTheme="majorEastAsia"/>
+          <w:color w:val="000000"/>
+          <w:spacing w:val="-10"/>
+          <w:kern w:val="28"/>
+          <w:sz w:val="22"/>
+          <w:szCs w:val="56"/>
+        </w:rPr>
         <w:t>7. What do they need a lot of?</w:t>
       </w:r>
     </w:p>
     <w:p>
-      <w:r>
+      <w:pPr>
+        <w:keepNext/>
+        <w:shd w:val="clear" w:color="000000" w:fill="auto"/>
+        <w:spacing w:before="120" w:after="60"/>
+        <w:rPr>
+          <w:rFonts w:eastAsiaTheme="majorEastAsia"/>
+          <w:color w:val="000000"/>
+          <w:spacing w:val="-10"/>
+          <w:kern w:val="28"/>
+          <w:sz w:val="22"/>
+          <w:szCs w:val="56"/>
+        </w:rPr>
+      </w:pPr>
+      <w:r>
+        <w:rPr>
+          <w:rFonts w:eastAsiaTheme="majorEastAsia"/>
+          <w:color w:val="000000"/>
+          <w:spacing w:val="-10"/>
+          <w:kern w:val="28"/>
+          <w:sz w:val="22"/>
+          <w:szCs w:val="56"/>
+        </w:rPr>
         <w:t>8. Do they have much money?</w:t>
       </w:r>
     </w:p>
     <w:p>
-      <w:r>
+      <w:pPr>
+        <w:keepNext/>
+        <w:shd w:val="clear" w:color="000000" w:fill="auto"/>
+        <w:spacing w:before="120" w:after="60"/>
+        <w:rPr>
+          <w:rFonts w:eastAsiaTheme="majorEastAsia"/>
+          <w:color w:val="000000"/>
+          <w:spacing w:val="-10"/>
+          <w:kern w:val="28"/>
+          <w:sz w:val="22"/>
+          <w:szCs w:val="56"/>
+        </w:rPr>
+      </w:pPr>
+      <w:r>
+        <w:rPr>
+          <w:rFonts w:eastAsiaTheme="majorEastAsia"/>
+          <w:color w:val="000000"/>
+          <w:spacing w:val="-10"/>
+          <w:kern w:val="28"/>
+          <w:sz w:val="22"/>
+          <w:szCs w:val="56"/>
+        </w:rPr>
         <w:t>9. What must they not buy too many of?</w:t>
       </w:r>
     </w:p>
     <w:p>
-      <w:r>
+      <w:pPr>
+        <w:keepNext/>
+        <w:shd w:val="clear" w:color="000000" w:fill="auto"/>
+        <w:spacing w:before="120" w:after="60"/>
+        <w:rPr>
+          <w:rFonts w:eastAsiaTheme="majorEastAsia"/>
+          <w:color w:val="000000"/>
+          <w:spacing w:val="-10"/>
+          <w:kern w:val="28"/>
+          <w:sz w:val="22"/>
+          <w:szCs w:val="56"/>
+        </w:rPr>
+      </w:pPr>
+      <w:r>
+        <w:rPr>
+          <w:rFonts w:eastAsiaTheme="majorEastAsia"/>
+          <w:color w:val="000000"/>
+          <w:spacing w:val="-10"/>
+          <w:kern w:val="28"/>
+          <w:sz w:val="22"/>
+          <w:szCs w:val="56"/>
+        </w:rPr>
         <w:t>10. Find two uncountable nouns used with much in the passage.</w:t>
       </w:r>
     </w:p>
     <w:p>
       <w:pPr>
-        <w:pStyle w:val="Heading1"/>
-      </w:pPr>
-      <w:r>
+        <w:keepNext/>
+        <w:shd w:val="clear" w:color="000000" w:fill="auto"/>
+        <w:spacing w:before="280" w:after="80"/>
+        <w:rPr>
+          <w:rFonts w:eastAsiaTheme="majorEastAsia"/>
+          <w:b/>
+          <w:color w:val="000000"/>
+          <w:spacing w:val="-10"/>
+          <w:kern w:val="28"/>
+          <w:szCs w:val="56"/>
+        </w:rPr>
+      </w:pPr>
+      <w:r>
+        <w:rPr>
+          <w:rFonts w:eastAsiaTheme="majorEastAsia"/>
+          <w:b/>
+          <w:color w:val="000000"/>
+          <w:spacing w:val="-10"/>
+          <w:kern w:val="28"/>
+          <w:szCs w:val="56"/>
+        </w:rPr>
         <w:t>PHẦN 10. VIẾT CÂU HOÀN CHỈNH (10 điểm)</w:t>
       </w:r>
     </w:p>
     <w:p>
-      <w:r>
+      <w:pPr>
+        <w:keepNext/>
+        <w:shd w:val="clear" w:color="000000" w:fill="auto"/>
+        <w:spacing w:after="80"/>
+        <w:rPr>
+          <w:rFonts w:eastAsiaTheme="majorEastAsia"/>
+          <w:i/>
+          <w:color w:val="000000"/>
+          <w:spacing w:val="-10"/>
+          <w:kern w:val="28"/>
+          <w:sz w:val="22"/>
+          <w:szCs w:val="56"/>
+        </w:rPr>
+      </w:pPr>
+      <w:r>
+        <w:rPr>
+          <w:rFonts w:eastAsiaTheme="majorEastAsia"/>
+          <w:i/>
+          <w:color w:val="000000"/>
+          <w:spacing w:val="-10"/>
+          <w:kern w:val="28"/>
+          <w:sz w:val="22"/>
+          <w:szCs w:val="56"/>
+        </w:rPr>
+        <w:t>Hướng dẫn: Viết câu hoàn chỉnh hoặc câu hỏi phù hợp với dữ kiện đã cho.</w:t>
+      </w:r>
+    </w:p>
+    <w:p>
+      <w:pPr>
+        <w:keepNext/>
+        <w:shd w:val="clear" w:color="000000" w:fill="auto"/>
+        <w:spacing w:before="120" w:after="60"/>
+        <w:rPr>
+          <w:rFonts w:eastAsiaTheme="majorEastAsia"/>
+          <w:color w:val="000000"/>
+          <w:spacing w:val="-10"/>
+          <w:kern w:val="28"/>
+          <w:sz w:val="22"/>
+          <w:szCs w:val="56"/>
+        </w:rPr>
+      </w:pPr>
+      <w:r>
+        <w:rPr>
+          <w:rFonts w:eastAsiaTheme="majorEastAsia"/>
+          <w:color w:val="000000"/>
+          <w:spacing w:val="-10"/>
+          <w:kern w:val="28"/>
+          <w:sz w:val="22"/>
+          <w:szCs w:val="56"/>
+        </w:rPr>
         <w:t>1. how many / books / you / have / ? → ______________________________</w:t>
       </w:r>
     </w:p>
     <w:p>
-      <w:r>
+      <w:pPr>
+        <w:keepNext/>
+        <w:shd w:val="clear" w:color="000000" w:fill="auto"/>
+        <w:spacing w:before="120" w:after="60"/>
+        <w:rPr>
+          <w:rFonts w:eastAsiaTheme="majorEastAsia"/>
+          <w:color w:val="000000"/>
+          <w:spacing w:val="-10"/>
+          <w:kern w:val="28"/>
+          <w:sz w:val="22"/>
+          <w:szCs w:val="56"/>
+        </w:rPr>
+      </w:pPr>
+      <w:r>
+        <w:rPr>
+          <w:rFonts w:eastAsiaTheme="majorEastAsia"/>
+          <w:color w:val="000000"/>
+          <w:spacing w:val="-10"/>
+          <w:kern w:val="28"/>
+          <w:sz w:val="22"/>
+          <w:szCs w:val="56"/>
+        </w:rPr>
         <w:t>2. I / not have / much / time → ______________________________</w:t>
       </w:r>
     </w:p>
     <w:p>
-      <w:r>
+      <w:pPr>
+        <w:keepNext/>
+        <w:shd w:val="clear" w:color="000000" w:fill="auto"/>
+        <w:spacing w:before="120" w:after="60"/>
+        <w:rPr>
+          <w:rFonts w:eastAsiaTheme="majorEastAsia"/>
+          <w:color w:val="000000"/>
+          <w:spacing w:val="-10"/>
+          <w:kern w:val="28"/>
+          <w:sz w:val="22"/>
+          <w:szCs w:val="56"/>
+        </w:rPr>
+      </w:pPr>
+      <w:r>
+        <w:rPr>
+          <w:rFonts w:eastAsiaTheme="majorEastAsia"/>
+          <w:color w:val="000000"/>
+          <w:spacing w:val="-10"/>
+          <w:kern w:val="28"/>
+          <w:sz w:val="22"/>
+          <w:szCs w:val="56"/>
+        </w:rPr>
         <w:t>3. there / many / people / park → ______________________________</w:t>
       </w:r>
     </w:p>
     <w:p>
-      <w:r>
+      <w:pPr>
+        <w:keepNext/>
+        <w:shd w:val="clear" w:color="000000" w:fill="auto"/>
+        <w:spacing w:before="120" w:after="60"/>
+        <w:rPr>
+          <w:rFonts w:eastAsiaTheme="majorEastAsia"/>
+          <w:color w:val="000000"/>
+          <w:spacing w:val="-10"/>
+          <w:kern w:val="28"/>
+          <w:sz w:val="22"/>
+          <w:szCs w:val="56"/>
+        </w:rPr>
+      </w:pPr>
+      <w:r>
+        <w:rPr>
+          <w:rFonts w:eastAsiaTheme="majorEastAsia"/>
+          <w:color w:val="000000"/>
+          <w:spacing w:val="-10"/>
+          <w:kern w:val="28"/>
+          <w:sz w:val="22"/>
+          <w:szCs w:val="56"/>
+        </w:rPr>
         <w:t>4. how much / water / she / drink / ? → ______________________________</w:t>
       </w:r>
     </w:p>
     <w:p>
-      <w:r>
+      <w:pPr>
+        <w:keepNext/>
+        <w:shd w:val="clear" w:color="000000" w:fill="auto"/>
+        <w:spacing w:before="120" w:after="60"/>
+        <w:rPr>
+          <w:rFonts w:eastAsiaTheme="majorEastAsia"/>
+          <w:color w:val="000000"/>
+          <w:spacing w:val="-10"/>
+          <w:kern w:val="28"/>
+          <w:sz w:val="22"/>
+          <w:szCs w:val="56"/>
+        </w:rPr>
+      </w:pPr>
+      <w:r>
+        <w:rPr>
+          <w:rFonts w:eastAsiaTheme="majorEastAsia"/>
+          <w:color w:val="000000"/>
+          <w:spacing w:val="-10"/>
+          <w:kern w:val="28"/>
+          <w:sz w:val="22"/>
+          <w:szCs w:val="56"/>
+        </w:rPr>
         <w:t>5. this bag / how much / ? → ______________________________</w:t>
       </w:r>
     </w:p>
     <w:p>
-      <w:r>
+      <w:pPr>
+        <w:keepNext/>
+        <w:shd w:val="clear" w:color="000000" w:fill="auto"/>
+        <w:spacing w:before="120" w:after="60"/>
+        <w:rPr>
+          <w:rFonts w:eastAsiaTheme="majorEastAsia"/>
+          <w:color w:val="000000"/>
+          <w:spacing w:val="-10"/>
+          <w:kern w:val="28"/>
+          <w:sz w:val="22"/>
+          <w:szCs w:val="56"/>
+        </w:rPr>
+      </w:pPr>
+      <w:r>
+        <w:rPr>
+          <w:rFonts w:eastAsiaTheme="majorEastAsia"/>
+          <w:color w:val="000000"/>
+          <w:spacing w:val="-10"/>
+          <w:kern w:val="28"/>
+          <w:sz w:val="22"/>
+          <w:szCs w:val="56"/>
+        </w:rPr>
         <w:t>6. there / too many / cars / street → ______________________________</w:t>
       </w:r>
     </w:p>
     <w:p>
-      <w:r>
+      <w:pPr>
+        <w:keepNext/>
+        <w:shd w:val="clear" w:color="000000" w:fill="auto"/>
+        <w:spacing w:before="120" w:after="60"/>
+        <w:rPr>
+          <w:rFonts w:eastAsiaTheme="majorEastAsia"/>
+          <w:color w:val="000000"/>
+          <w:spacing w:val="-10"/>
+          <w:kern w:val="28"/>
+          <w:sz w:val="22"/>
+          <w:szCs w:val="56"/>
+        </w:rPr>
+      </w:pPr>
+      <w:r>
+        <w:rPr>
+          <w:rFonts w:eastAsiaTheme="majorEastAsia"/>
+          <w:color w:val="000000"/>
+          <w:spacing w:val="-10"/>
+          <w:kern w:val="28"/>
+          <w:sz w:val="22"/>
+          <w:szCs w:val="56"/>
+        </w:rPr>
         <w:t>7. he / put / too much / salt / soup → ______________________________</w:t>
       </w:r>
     </w:p>
     <w:p>
-      <w:r>
+      <w:pPr>
+        <w:keepNext/>
+        <w:shd w:val="clear" w:color="000000" w:fill="auto"/>
+        <w:spacing w:before="120" w:after="60"/>
+        <w:rPr>
+          <w:rFonts w:eastAsiaTheme="majorEastAsia"/>
+          <w:color w:val="000000"/>
+          <w:spacing w:val="-10"/>
+          <w:kern w:val="28"/>
+          <w:sz w:val="22"/>
+          <w:szCs w:val="56"/>
+        </w:rPr>
+      </w:pPr>
+      <w:r>
+        <w:rPr>
+          <w:rFonts w:eastAsiaTheme="majorEastAsia"/>
+          <w:color w:val="000000"/>
+          <w:spacing w:val="-10"/>
+          <w:kern w:val="28"/>
+          <w:sz w:val="22"/>
+          <w:szCs w:val="56"/>
+        </w:rPr>
         <w:t>8. we / not need / many / chairs → ______________________________</w:t>
       </w:r>
     </w:p>
     <w:p>
-      <w:r>
+      <w:pPr>
+        <w:keepNext/>
+        <w:shd w:val="clear" w:color="000000" w:fill="auto"/>
+        <w:spacing w:before="120" w:after="60"/>
+        <w:rPr>
+          <w:rFonts w:eastAsiaTheme="majorEastAsia"/>
+          <w:color w:val="000000"/>
+          <w:spacing w:val="-10"/>
+          <w:kern w:val="28"/>
+          <w:sz w:val="22"/>
+          <w:szCs w:val="56"/>
+        </w:rPr>
+      </w:pPr>
+      <w:r>
+        <w:rPr>
+          <w:rFonts w:eastAsiaTheme="majorEastAsia"/>
+          <w:color w:val="000000"/>
+          <w:spacing w:val="-10"/>
+          <w:kern w:val="28"/>
+          <w:sz w:val="22"/>
+          <w:szCs w:val="56"/>
+        </w:rPr>
         <w:t>9. how many / students / there / class / ? → ______________________________</w:t>
       </w:r>
     </w:p>
     <w:p>
-      <w:r>
+      <w:pPr>
+        <w:keepNext/>
+        <w:shd w:val="clear" w:color="000000" w:fill="auto"/>
+        <w:spacing w:before="120" w:after="60"/>
+        <w:rPr>
+          <w:rFonts w:eastAsiaTheme="majorEastAsia"/>
+          <w:color w:val="000000"/>
+          <w:spacing w:val="-10"/>
+          <w:kern w:val="28"/>
+          <w:sz w:val="22"/>
+          <w:szCs w:val="56"/>
+        </w:rPr>
+      </w:pPr>
+      <w:r>
+        <w:rPr>
+          <w:rFonts w:eastAsiaTheme="majorEastAsia"/>
+          <w:color w:val="000000"/>
+          <w:spacing w:val="-10"/>
+          <w:kern w:val="28"/>
+          <w:sz w:val="22"/>
+          <w:szCs w:val="56"/>
+        </w:rPr>
         <w:t>10. thank / you / so much → ______________________________</w:t>
       </w:r>
     </w:p>
     <w:p>
       <w:pPr>
-        <w:spacing w:after="160"/>
-      </w:pPr>
-      <w:r>
-        <w:br w:type="page"/>
-      </w:r>
-    </w:p>
-    <w:p>
-      <w:pPr>
-        <w:pStyle w:val="Title"/>
+        <w:keepNext/>
+        <w:pageBreakBefore/>
+        <w:shd w:val="clear" w:color="000000" w:fill="auto"/>
+        <w:spacing w:before="240" w:after="80"/>
         <w:jc w:val="center"/>
         <w:rPr>
-          <w:rFonts w:ascii="Arial" w:hAnsi="Arial" w:cs="Arial"/>
+          <w:rFonts w:eastAsiaTheme="majorEastAsia"/>
           <w:b/>
-          <w:sz w:val="32"/>
-        </w:rPr>
-      </w:pPr>
-      <w:r>
-        <w:rPr>
-          <w:rFonts w:ascii="Arial" w:hAnsi="Arial" w:cs="Arial"/>
+          <w:color w:val="000000"/>
+          <w:spacing w:val="-10"/>
+          <w:kern w:val="28"/>
+          <w:sz w:val="30"/>
+          <w:szCs w:val="56"/>
+        </w:rPr>
+      </w:pPr>
+      <w:r>
+        <w:rPr>
+          <w:rFonts w:eastAsiaTheme="majorEastAsia"/>
           <w:b/>
-          <w:sz w:val="32"/>
-        </w:rPr>
-        <w:lastRenderedPageBreak/>
+          <w:color w:val="000000"/>
+          <w:spacing w:val="-10"/>
+          <w:kern w:val="28"/>
+          <w:sz w:val="30"/>
+          <w:szCs w:val="56"/>
+        </w:rPr>
         <w:t>ĐÁP ÁN</w:t>
       </w:r>
     </w:p>
     <w:p>
       <w:pPr>
-        <w:pStyle w:val="Title"/>
+        <w:keepNext/>
+        <w:pageBreakBefore/>
+        <w:shd w:val="clear" w:color="000000" w:fill="auto"/>
+        <w:spacing w:after="240"/>
         <w:jc w:val="center"/>
         <w:rPr>
-          <w:rFonts w:ascii="Arial" w:hAnsi="Arial" w:cs="Arial"/>
+          <w:rFonts w:eastAsiaTheme="majorEastAsia"/>
           <w:b/>
-          <w:sz w:val="36"/>
-        </w:rPr>
-      </w:pPr>
-      <w:r>
-        <w:rPr>
-          <w:rFonts w:ascii="Arial" w:hAnsi="Arial" w:cs="Arial"/>
+          <w:color w:val="000000"/>
+          <w:spacing w:val="-10"/>
+          <w:kern w:val="28"/>
+          <w:sz w:val="30"/>
+          <w:szCs w:val="56"/>
+        </w:rPr>
+      </w:pPr>
+      <w:r>
+        <w:rPr>
+          <w:rFonts w:eastAsiaTheme="majorEastAsia"/>
           <w:b/>
-          <w:sz w:val="36"/>
-        </w:rPr>
-        <w:t>BÀI TẬP NGÀY 31 – MUCH / MANY</w:t>
-      </w:r>
-    </w:p>
-    <w:p>
-      <w:pPr>
-        <w:pStyle w:val="Heading1"/>
-      </w:pPr>
-      <w:r>
+          <w:color w:val="000000"/>
+          <w:spacing w:val="-10"/>
+          <w:kern w:val="28"/>
+          <w:sz w:val="30"/>
+          <w:szCs w:val="56"/>
+        </w:rPr>
         <w:t>PHẦN 1</w:t>
       </w:r>
     </w:p>
     <w:p>
-      <w:r>
-        <w:t>1. B</w:t>
-      </w:r>
-    </w:p>
-    <w:p>
-      <w:r>
-        <w:t>2. B</w:t>
-      </w:r>
-    </w:p>
-    <w:p>
-      <w:r>
-        <w:t>3. A</w:t>
-      </w:r>
-    </w:p>
-    <w:p>
-      <w:r>
-        <w:t>4. B</w:t>
-      </w:r>
-    </w:p>
-    <w:p>
-      <w:r>
-        <w:t>5. B</w:t>
-      </w:r>
-    </w:p>
-    <w:p>
-      <w:r>
-        <w:t>6. B</w:t>
-      </w:r>
-    </w:p>
-    <w:p>
-      <w:r>
-        <w:t>7. A</w:t>
-      </w:r>
-    </w:p>
-    <w:p>
-      <w:r>
-        <w:t>8. B</w:t>
-      </w:r>
-    </w:p>
-    <w:p>
-      <w:r>
-        <w:t>9. B</w:t>
-      </w:r>
-    </w:p>
-    <w:p>
-      <w:r>
-        <w:t>10. B</w:t>
-      </w:r>
-    </w:p>
-    <w:p>
-      <w:pPr>
-        <w:pStyle w:val="Heading1"/>
-      </w:pPr>
-      <w:r>
+      <w:pPr>
+        <w:shd w:val="clear" w:color="000000" w:fill="auto"/>
+        <w:spacing w:after="160"/>
+        <w:ind w:left="198"/>
+        <w:rPr>
+          <w:rFonts w:eastAsiaTheme="majorEastAsia"/>
+          <w:color w:val="000000"/>
+          <w:spacing w:val="-10"/>
+          <w:kern w:val="28"/>
+          <w:sz w:val="22"/>
+          <w:szCs w:val="56"/>
+        </w:rPr>
+      </w:pPr>
+      <w:r>
+        <w:rPr>
+          <w:rFonts w:eastAsiaTheme="majorEastAsia"/>
+          <w:color w:val="000000"/>
+          <w:spacing w:val="-10"/>
+          <w:kern w:val="28"/>
+          <w:sz w:val="22"/>
+          <w:szCs w:val="56"/>
+        </w:rPr>
+        <w:t>Câu 1: B</w:t>
+      </w:r>
+    </w:p>
+    <w:p>
+      <w:pPr>
+        <w:shd w:val="clear" w:color="000000" w:fill="auto"/>
+        <w:spacing w:after="160"/>
+        <w:ind w:left="198"/>
+        <w:rPr>
+          <w:rFonts w:eastAsiaTheme="majorEastAsia"/>
+          <w:color w:val="000000"/>
+          <w:spacing w:val="-10"/>
+          <w:kern w:val="28"/>
+          <w:sz w:val="22"/>
+          <w:szCs w:val="56"/>
+        </w:rPr>
+      </w:pPr>
+      <w:r>
+        <w:rPr>
+          <w:rFonts w:eastAsiaTheme="majorEastAsia"/>
+          <w:color w:val="000000"/>
+          <w:spacing w:val="-10"/>
+          <w:kern w:val="28"/>
+          <w:sz w:val="22"/>
+          <w:szCs w:val="56"/>
+        </w:rPr>
+        <w:t>Câu 2: B</w:t>
+      </w:r>
+    </w:p>
+    <w:p>
+      <w:pPr>
+        <w:shd w:val="clear" w:color="000000" w:fill="auto"/>
+        <w:spacing w:after="160"/>
+        <w:ind w:left="198"/>
+        <w:rPr>
+          <w:rFonts w:eastAsiaTheme="majorEastAsia"/>
+          <w:color w:val="000000"/>
+          <w:spacing w:val="-10"/>
+          <w:kern w:val="28"/>
+          <w:sz w:val="22"/>
+          <w:szCs w:val="56"/>
+        </w:rPr>
+      </w:pPr>
+      <w:r>
+        <w:rPr>
+          <w:rFonts w:eastAsiaTheme="majorEastAsia"/>
+          <w:color w:val="000000"/>
+          <w:spacing w:val="-10"/>
+          <w:kern w:val="28"/>
+          <w:sz w:val="22"/>
+          <w:szCs w:val="56"/>
+        </w:rPr>
+        <w:t>Câu 3: A</w:t>
+      </w:r>
+    </w:p>
+    <w:p>
+      <w:pPr>
+        <w:shd w:val="clear" w:color="000000" w:fill="auto"/>
+        <w:spacing w:after="160"/>
+        <w:ind w:left="198"/>
+        <w:rPr>
+          <w:rFonts w:eastAsiaTheme="majorEastAsia"/>
+          <w:color w:val="000000"/>
+          <w:spacing w:val="-10"/>
+          <w:kern w:val="28"/>
+          <w:sz w:val="22"/>
+          <w:szCs w:val="56"/>
+        </w:rPr>
+      </w:pPr>
+      <w:r>
+        <w:rPr>
+          <w:rFonts w:eastAsiaTheme="majorEastAsia"/>
+          <w:color w:val="000000"/>
+          <w:spacing w:val="-10"/>
+          <w:kern w:val="28"/>
+          <w:sz w:val="22"/>
+          <w:szCs w:val="56"/>
+        </w:rPr>
+        <w:t>Câu 4: B</w:t>
+      </w:r>
+    </w:p>
+    <w:p>
+      <w:pPr>
+        <w:shd w:val="clear" w:color="000000" w:fill="auto"/>
+        <w:spacing w:after="160"/>
+        <w:ind w:left="198"/>
+        <w:rPr>
+          <w:rFonts w:eastAsiaTheme="majorEastAsia"/>
+          <w:color w:val="000000"/>
+          <w:spacing w:val="-10"/>
+          <w:kern w:val="28"/>
+          <w:sz w:val="22"/>
+          <w:szCs w:val="56"/>
+        </w:rPr>
+      </w:pPr>
+      <w:r>
+        <w:rPr>
+          <w:rFonts w:eastAsiaTheme="majorEastAsia"/>
+          <w:color w:val="000000"/>
+          <w:spacing w:val="-10"/>
+          <w:kern w:val="28"/>
+          <w:sz w:val="22"/>
+          <w:szCs w:val="56"/>
+        </w:rPr>
+        <w:t>Câu 5: B</w:t>
+      </w:r>
+    </w:p>
+    <w:p>
+      <w:pPr>
+        <w:shd w:val="clear" w:color="000000" w:fill="auto"/>
+        <w:spacing w:after="160"/>
+        <w:ind w:left="198"/>
+        <w:rPr>
+          <w:rFonts w:eastAsiaTheme="majorEastAsia"/>
+          <w:color w:val="000000"/>
+          <w:spacing w:val="-10"/>
+          <w:kern w:val="28"/>
+          <w:sz w:val="22"/>
+          <w:szCs w:val="56"/>
+        </w:rPr>
+      </w:pPr>
+      <w:r>
+        <w:rPr>
+          <w:rFonts w:eastAsiaTheme="majorEastAsia"/>
+          <w:color w:val="000000"/>
+          <w:spacing w:val="-10"/>
+          <w:kern w:val="28"/>
+          <w:sz w:val="22"/>
+          <w:szCs w:val="56"/>
+        </w:rPr>
+        <w:t>Câu 6: B</w:t>
+      </w:r>
+    </w:p>
+    <w:p>
+      <w:pPr>
+        <w:shd w:val="clear" w:color="000000" w:fill="auto"/>
+        <w:spacing w:after="160"/>
+        <w:ind w:left="198"/>
+        <w:rPr>
+          <w:rFonts w:eastAsiaTheme="majorEastAsia"/>
+          <w:color w:val="000000"/>
+          <w:spacing w:val="-10"/>
+          <w:kern w:val="28"/>
+          <w:sz w:val="22"/>
+          <w:szCs w:val="56"/>
+        </w:rPr>
+      </w:pPr>
+      <w:r>
+        <w:rPr>
+          <w:rFonts w:eastAsiaTheme="majorEastAsia"/>
+          <w:color w:val="000000"/>
+          <w:spacing w:val="-10"/>
+          <w:kern w:val="28"/>
+          <w:sz w:val="22"/>
+          <w:szCs w:val="56"/>
+        </w:rPr>
+        <w:t>Câu 7: A</w:t>
+      </w:r>
+    </w:p>
+    <w:p>
+      <w:pPr>
+        <w:shd w:val="clear" w:color="000000" w:fill="auto"/>
+        <w:spacing w:after="160"/>
+        <w:ind w:left="198"/>
+        <w:rPr>
+          <w:rFonts w:eastAsiaTheme="majorEastAsia"/>
+          <w:color w:val="000000"/>
+          <w:spacing w:val="-10"/>
+          <w:kern w:val="28"/>
+          <w:sz w:val="22"/>
+          <w:szCs w:val="56"/>
+        </w:rPr>
+      </w:pPr>
+      <w:r>
+        <w:rPr>
+          <w:rFonts w:eastAsiaTheme="majorEastAsia"/>
+          <w:color w:val="000000"/>
+          <w:spacing w:val="-10"/>
+          <w:kern w:val="28"/>
+          <w:sz w:val="22"/>
+          <w:szCs w:val="56"/>
+        </w:rPr>
+        <w:t>Câu 8: B</w:t>
+      </w:r>
+    </w:p>
+    <w:p>
+      <w:pPr>
+        <w:shd w:val="clear" w:color="000000" w:fill="auto"/>
+        <w:spacing w:after="160"/>
+        <w:ind w:left="198"/>
+        <w:rPr>
+          <w:rFonts w:eastAsiaTheme="majorEastAsia"/>
+          <w:color w:val="000000"/>
+          <w:spacing w:val="-10"/>
+          <w:kern w:val="28"/>
+          <w:sz w:val="22"/>
+          <w:szCs w:val="56"/>
+        </w:rPr>
+      </w:pPr>
+      <w:r>
+        <w:rPr>
+          <w:rFonts w:eastAsiaTheme="majorEastAsia"/>
+          <w:color w:val="000000"/>
+          <w:spacing w:val="-10"/>
+          <w:kern w:val="28"/>
+          <w:sz w:val="22"/>
+          <w:szCs w:val="56"/>
+        </w:rPr>
+        <w:t>Câu 9: B</w:t>
+      </w:r>
+    </w:p>
+    <w:p>
+      <w:pPr>
+        <w:shd w:val="clear" w:color="000000" w:fill="auto"/>
+        <w:spacing w:after="160"/>
+        <w:ind w:left="198"/>
+        <w:rPr>
+          <w:rFonts w:eastAsiaTheme="majorEastAsia"/>
+          <w:color w:val="000000"/>
+          <w:spacing w:val="-10"/>
+          <w:kern w:val="28"/>
+          <w:sz w:val="22"/>
+          <w:szCs w:val="56"/>
+        </w:rPr>
+      </w:pPr>
+      <w:r>
+        <w:rPr>
+          <w:rFonts w:eastAsiaTheme="majorEastAsia"/>
+          <w:color w:val="000000"/>
+          <w:spacing w:val="-10"/>
+          <w:kern w:val="28"/>
+          <w:sz w:val="22"/>
+          <w:szCs w:val="56"/>
+        </w:rPr>
+        <w:t>Câu 10: B</w:t>
+      </w:r>
+    </w:p>
+    <w:p>
+      <w:pPr>
+        <w:keepNext/>
+        <w:shd w:val="clear" w:color="000000" w:fill="auto"/>
+        <w:spacing w:before="240" w:after="80"/>
+        <w:rPr>
+          <w:rFonts w:eastAsiaTheme="majorEastAsia"/>
+          <w:b/>
+          <w:color w:val="000000"/>
+          <w:spacing w:val="-10"/>
+          <w:kern w:val="28"/>
+          <w:sz w:val="22"/>
+          <w:szCs w:val="56"/>
+        </w:rPr>
+      </w:pPr>
+      <w:r>
+        <w:rPr>
+          <w:rFonts w:eastAsiaTheme="majorEastAsia"/>
+          <w:b/>
+          <w:color w:val="000000"/>
+          <w:spacing w:val="-10"/>
+          <w:kern w:val="28"/>
+          <w:sz w:val="22"/>
+          <w:szCs w:val="56"/>
+        </w:rPr>
         <w:t>PHẦN 2</w:t>
       </w:r>
     </w:p>
     <w:p>
-      <w:r>
-        <w:t>1. many</w:t>
-      </w:r>
-    </w:p>
-    <w:p>
-      <w:r>
-        <w:t>2. much</w:t>
-      </w:r>
-    </w:p>
-    <w:p>
-      <w:r>
-        <w:t>3. many</w:t>
-      </w:r>
-    </w:p>
-    <w:p>
-      <w:r>
-        <w:t>4. much</w:t>
-      </w:r>
-    </w:p>
-    <w:p>
-      <w:r>
-        <w:t>5. much</w:t>
-      </w:r>
-    </w:p>
-    <w:p>
-      <w:r>
-        <w:t>6. many</w:t>
-      </w:r>
-    </w:p>
-    <w:p>
-      <w:r>
-        <w:t>7. much</w:t>
-      </w:r>
-    </w:p>
-    <w:p>
-      <w:r>
-        <w:t>8. many</w:t>
-      </w:r>
-    </w:p>
-    <w:p>
-      <w:r>
-        <w:t>9. much</w:t>
-      </w:r>
-    </w:p>
-    <w:p>
-      <w:r>
-        <w:t>10. many</w:t>
-      </w:r>
-    </w:p>
-    <w:p>
-      <w:pPr>
-        <w:pStyle w:val="Heading1"/>
-      </w:pPr>
-      <w:r>
+      <w:pPr>
+        <w:shd w:val="clear" w:color="000000" w:fill="auto"/>
+        <w:spacing w:after="160"/>
+        <w:ind w:left="198"/>
+        <w:rPr>
+          <w:rFonts w:eastAsiaTheme="majorEastAsia"/>
+          <w:color w:val="000000"/>
+          <w:spacing w:val="-10"/>
+          <w:kern w:val="28"/>
+          <w:sz w:val="22"/>
+          <w:szCs w:val="56"/>
+        </w:rPr>
+      </w:pPr>
+      <w:r>
+        <w:rPr>
+          <w:rFonts w:eastAsiaTheme="majorEastAsia"/>
+          <w:color w:val="000000"/>
+          <w:spacing w:val="-10"/>
+          <w:kern w:val="28"/>
+          <w:sz w:val="22"/>
+          <w:szCs w:val="56"/>
+        </w:rPr>
+        <w:t>Câu 1: many</w:t>
+      </w:r>
+    </w:p>
+    <w:p>
+      <w:pPr>
+        <w:shd w:val="clear" w:color="000000" w:fill="auto"/>
+        <w:spacing w:after="160"/>
+        <w:ind w:left="198"/>
+        <w:rPr>
+          <w:rFonts w:eastAsiaTheme="majorEastAsia"/>
+          <w:color w:val="000000"/>
+          <w:spacing w:val="-10"/>
+          <w:kern w:val="28"/>
+          <w:sz w:val="22"/>
+          <w:szCs w:val="56"/>
+        </w:rPr>
+      </w:pPr>
+      <w:r>
+        <w:rPr>
+          <w:rFonts w:eastAsiaTheme="majorEastAsia"/>
+          <w:color w:val="000000"/>
+          <w:spacing w:val="-10"/>
+          <w:kern w:val="28"/>
+          <w:sz w:val="22"/>
+          <w:szCs w:val="56"/>
+        </w:rPr>
+        <w:t>Câu 2: much</w:t>
+      </w:r>
+    </w:p>
+    <w:p>
+      <w:pPr>
+        <w:shd w:val="clear" w:color="000000" w:fill="auto"/>
+        <w:spacing w:after="160"/>
+        <w:ind w:left="198"/>
+        <w:rPr>
+          <w:rFonts w:eastAsiaTheme="majorEastAsia"/>
+          <w:color w:val="000000"/>
+          <w:spacing w:val="-10"/>
+          <w:kern w:val="28"/>
+          <w:sz w:val="22"/>
+          <w:szCs w:val="56"/>
+        </w:rPr>
+      </w:pPr>
+      <w:r>
+        <w:rPr>
+          <w:rFonts w:eastAsiaTheme="majorEastAsia"/>
+          <w:color w:val="000000"/>
+          <w:spacing w:val="-10"/>
+          <w:kern w:val="28"/>
+          <w:sz w:val="22"/>
+          <w:szCs w:val="56"/>
+        </w:rPr>
+        <w:t>Câu 3: many</w:t>
+      </w:r>
+    </w:p>
+    <w:p>
+      <w:pPr>
+        <w:shd w:val="clear" w:color="000000" w:fill="auto"/>
+        <w:spacing w:after="160"/>
+        <w:ind w:left="198"/>
+        <w:rPr>
+          <w:rFonts w:eastAsiaTheme="majorEastAsia"/>
+          <w:color w:val="000000"/>
+          <w:spacing w:val="-10"/>
+          <w:kern w:val="28"/>
+          <w:sz w:val="22"/>
+          <w:szCs w:val="56"/>
+        </w:rPr>
+      </w:pPr>
+      <w:r>
+        <w:rPr>
+          <w:rFonts w:eastAsiaTheme="majorEastAsia"/>
+          <w:color w:val="000000"/>
+          <w:spacing w:val="-10"/>
+          <w:kern w:val="28"/>
+          <w:sz w:val="22"/>
+          <w:szCs w:val="56"/>
+        </w:rPr>
+        <w:t>Câu 4: much</w:t>
+      </w:r>
+    </w:p>
+    <w:p>
+      <w:pPr>
+        <w:shd w:val="clear" w:color="000000" w:fill="auto"/>
+        <w:spacing w:after="160"/>
+        <w:ind w:left="198"/>
+        <w:rPr>
+          <w:rFonts w:eastAsiaTheme="majorEastAsia"/>
+          <w:color w:val="000000"/>
+          <w:spacing w:val="-10"/>
+          <w:kern w:val="28"/>
+          <w:sz w:val="22"/>
+          <w:szCs w:val="56"/>
+        </w:rPr>
+      </w:pPr>
+      <w:r>
+        <w:rPr>
+          <w:rFonts w:eastAsiaTheme="majorEastAsia"/>
+          <w:color w:val="000000"/>
+          <w:spacing w:val="-10"/>
+          <w:kern w:val="28"/>
+          <w:sz w:val="22"/>
+          <w:szCs w:val="56"/>
+        </w:rPr>
+        <w:t>Câu 5: much</w:t>
+      </w:r>
+    </w:p>
+    <w:p>
+      <w:pPr>
+        <w:shd w:val="clear" w:color="000000" w:fill="auto"/>
+        <w:spacing w:after="160"/>
+        <w:ind w:left="198"/>
+        <w:rPr>
+          <w:rFonts w:eastAsiaTheme="majorEastAsia"/>
+          <w:color w:val="000000"/>
+          <w:spacing w:val="-10"/>
+          <w:kern w:val="28"/>
+          <w:sz w:val="22"/>
+          <w:szCs w:val="56"/>
+        </w:rPr>
+      </w:pPr>
+      <w:r>
+        <w:rPr>
+          <w:rFonts w:eastAsiaTheme="majorEastAsia"/>
+          <w:color w:val="000000"/>
+          <w:spacing w:val="-10"/>
+          <w:kern w:val="28"/>
+          <w:sz w:val="22"/>
+          <w:szCs w:val="56"/>
+        </w:rPr>
+        <w:t>Câu 6: many</w:t>
+      </w:r>
+    </w:p>
+    <w:p>
+      <w:pPr>
+        <w:shd w:val="clear" w:color="000000" w:fill="auto"/>
+        <w:spacing w:after="160"/>
+        <w:ind w:left="198"/>
+        <w:rPr>
+          <w:rFonts w:eastAsiaTheme="majorEastAsia"/>
+          <w:color w:val="000000"/>
+          <w:spacing w:val="-10"/>
+          <w:kern w:val="28"/>
+          <w:sz w:val="22"/>
+          <w:szCs w:val="56"/>
+        </w:rPr>
+      </w:pPr>
+      <w:r>
+        <w:rPr>
+          <w:rFonts w:eastAsiaTheme="majorEastAsia"/>
+          <w:color w:val="000000"/>
+          <w:spacing w:val="-10"/>
+          <w:kern w:val="28"/>
+          <w:sz w:val="22"/>
+          <w:szCs w:val="56"/>
+        </w:rPr>
+        <w:t>Câu 7: much</w:t>
+      </w:r>
+    </w:p>
+    <w:p>
+      <w:pPr>
+        <w:shd w:val="clear" w:color="000000" w:fill="auto"/>
+        <w:spacing w:after="160"/>
+        <w:ind w:left="198"/>
+        <w:rPr>
+          <w:rFonts w:eastAsiaTheme="majorEastAsia"/>
+          <w:color w:val="000000"/>
+          <w:spacing w:val="-10"/>
+          <w:kern w:val="28"/>
+          <w:sz w:val="22"/>
+          <w:szCs w:val="56"/>
+        </w:rPr>
+      </w:pPr>
+      <w:r>
+        <w:rPr>
+          <w:rFonts w:eastAsiaTheme="majorEastAsia"/>
+          <w:color w:val="000000"/>
+          <w:spacing w:val="-10"/>
+          <w:kern w:val="28"/>
+          <w:sz w:val="22"/>
+          <w:szCs w:val="56"/>
+        </w:rPr>
+        <w:t>Câu 8: many</w:t>
+      </w:r>
+    </w:p>
+    <w:p>
+      <w:pPr>
+        <w:shd w:val="clear" w:color="000000" w:fill="auto"/>
+        <w:spacing w:after="160"/>
+        <w:ind w:left="198"/>
+        <w:rPr>
+          <w:rFonts w:eastAsiaTheme="majorEastAsia"/>
+          <w:color w:val="000000"/>
+          <w:spacing w:val="-10"/>
+          <w:kern w:val="28"/>
+          <w:sz w:val="22"/>
+          <w:szCs w:val="56"/>
+        </w:rPr>
+      </w:pPr>
+      <w:r>
+        <w:rPr>
+          <w:rFonts w:eastAsiaTheme="majorEastAsia"/>
+          <w:color w:val="000000"/>
+          <w:spacing w:val="-10"/>
+          <w:kern w:val="28"/>
+          <w:sz w:val="22"/>
+          <w:szCs w:val="56"/>
+        </w:rPr>
+        <w:t>Câu 9: much</w:t>
+      </w:r>
+    </w:p>
+    <w:p>
+      <w:pPr>
+        <w:shd w:val="clear" w:color="000000" w:fill="auto"/>
+        <w:spacing w:after="160"/>
+        <w:ind w:left="198"/>
+        <w:rPr>
+          <w:rFonts w:eastAsiaTheme="majorEastAsia"/>
+          <w:color w:val="000000"/>
+          <w:spacing w:val="-10"/>
+          <w:kern w:val="28"/>
+          <w:sz w:val="22"/>
+          <w:szCs w:val="56"/>
+        </w:rPr>
+      </w:pPr>
+      <w:r>
+        <w:rPr>
+          <w:rFonts w:eastAsiaTheme="majorEastAsia"/>
+          <w:color w:val="000000"/>
+          <w:spacing w:val="-10"/>
+          <w:kern w:val="28"/>
+          <w:sz w:val="22"/>
+          <w:szCs w:val="56"/>
+        </w:rPr>
+        <w:t>Câu 10: many</w:t>
+      </w:r>
+    </w:p>
+    <w:p>
+      <w:pPr>
+        <w:keepNext/>
+        <w:shd w:val="clear" w:color="000000" w:fill="auto"/>
+        <w:spacing w:before="240" w:after="80"/>
+        <w:rPr>
+          <w:rFonts w:eastAsiaTheme="majorEastAsia"/>
+          <w:b/>
+          <w:color w:val="000000"/>
+          <w:spacing w:val="-10"/>
+          <w:kern w:val="28"/>
+          <w:sz w:val="22"/>
+          <w:szCs w:val="56"/>
+        </w:rPr>
+      </w:pPr>
+      <w:r>
+        <w:rPr>
+          <w:rFonts w:eastAsiaTheme="majorEastAsia"/>
+          <w:b/>
+          <w:color w:val="000000"/>
+          <w:spacing w:val="-10"/>
+          <w:kern w:val="28"/>
+          <w:sz w:val="22"/>
+          <w:szCs w:val="56"/>
+        </w:rPr>
         <w:t>PHẦN 3</w:t>
       </w:r>
     </w:p>
     <w:p>
-      <w:r>
-        <w:t>1. How many</w:t>
-      </w:r>
-    </w:p>
-    <w:p>
-      <w:r>
-        <w:t>2. How much</w:t>
-      </w:r>
-    </w:p>
-    <w:p>
-      <w:r>
-        <w:t>3. How many</w:t>
-      </w:r>
-    </w:p>
-    <w:p>
-      <w:r>
-        <w:t>4. How much</w:t>
-      </w:r>
-    </w:p>
-    <w:p>
-      <w:r>
-        <w:t>5. How much</w:t>
-      </w:r>
-    </w:p>
-    <w:p>
-      <w:r>
-        <w:t>6. How many</w:t>
-      </w:r>
-    </w:p>
-    <w:p>
-      <w:r>
-        <w:lastRenderedPageBreak/>
-        <w:t>7. How much</w:t>
-      </w:r>
-    </w:p>
-    <w:p>
-      <w:r>
-        <w:t>8. How many</w:t>
-      </w:r>
-    </w:p>
-    <w:p>
-      <w:r>
-        <w:t>9. How much</w:t>
-      </w:r>
-    </w:p>
-    <w:p>
-      <w:r>
-        <w:t>10. How many</w:t>
-      </w:r>
-    </w:p>
-    <w:p>
-      <w:pPr>
-        <w:pStyle w:val="Heading1"/>
-      </w:pPr>
-      <w:r>
+      <w:pPr>
+        <w:shd w:val="clear" w:color="000000" w:fill="auto"/>
+        <w:spacing w:after="160"/>
+        <w:ind w:left="198"/>
+        <w:rPr>
+          <w:rFonts w:eastAsiaTheme="majorEastAsia"/>
+          <w:color w:val="000000"/>
+          <w:spacing w:val="-10"/>
+          <w:kern w:val="28"/>
+          <w:sz w:val="22"/>
+          <w:szCs w:val="56"/>
+        </w:rPr>
+      </w:pPr>
+      <w:r>
+        <w:rPr>
+          <w:rFonts w:eastAsiaTheme="majorEastAsia"/>
+          <w:color w:val="000000"/>
+          <w:spacing w:val="-10"/>
+          <w:kern w:val="28"/>
+          <w:sz w:val="22"/>
+          <w:szCs w:val="56"/>
+        </w:rPr>
+        <w:t>Câu 1: How many</w:t>
+      </w:r>
+    </w:p>
+    <w:p>
+      <w:pPr>
+        <w:shd w:val="clear" w:color="000000" w:fill="auto"/>
+        <w:spacing w:after="160"/>
+        <w:ind w:left="198"/>
+        <w:rPr>
+          <w:rFonts w:eastAsiaTheme="majorEastAsia"/>
+          <w:color w:val="000000"/>
+          <w:spacing w:val="-10"/>
+          <w:kern w:val="28"/>
+          <w:sz w:val="22"/>
+          <w:szCs w:val="56"/>
+        </w:rPr>
+      </w:pPr>
+      <w:r>
+        <w:rPr>
+          <w:rFonts w:eastAsiaTheme="majorEastAsia"/>
+          <w:color w:val="000000"/>
+          <w:spacing w:val="-10"/>
+          <w:kern w:val="28"/>
+          <w:sz w:val="22"/>
+          <w:szCs w:val="56"/>
+        </w:rPr>
+        <w:t>Câu 2: How much</w:t>
+      </w:r>
+    </w:p>
+    <w:p>
+      <w:pPr>
+        <w:shd w:val="clear" w:color="000000" w:fill="auto"/>
+        <w:spacing w:after="160"/>
+        <w:ind w:left="198"/>
+        <w:rPr>
+          <w:rFonts w:eastAsiaTheme="majorEastAsia"/>
+          <w:color w:val="000000"/>
+          <w:spacing w:val="-10"/>
+          <w:kern w:val="28"/>
+          <w:sz w:val="22"/>
+          <w:szCs w:val="56"/>
+        </w:rPr>
+      </w:pPr>
+      <w:r>
+        <w:rPr>
+          <w:rFonts w:eastAsiaTheme="majorEastAsia"/>
+          <w:color w:val="000000"/>
+          <w:spacing w:val="-10"/>
+          <w:kern w:val="28"/>
+          <w:sz w:val="22"/>
+          <w:szCs w:val="56"/>
+        </w:rPr>
+        <w:t>Câu 3: How many</w:t>
+      </w:r>
+    </w:p>
+    <w:p>
+      <w:pPr>
+        <w:shd w:val="clear" w:color="000000" w:fill="auto"/>
+        <w:spacing w:after="160"/>
+        <w:ind w:left="198"/>
+        <w:rPr>
+          <w:rFonts w:eastAsiaTheme="majorEastAsia"/>
+          <w:color w:val="000000"/>
+          <w:spacing w:val="-10"/>
+          <w:kern w:val="28"/>
+          <w:sz w:val="22"/>
+          <w:szCs w:val="56"/>
+        </w:rPr>
+      </w:pPr>
+      <w:r>
+        <w:rPr>
+          <w:rFonts w:eastAsiaTheme="majorEastAsia"/>
+          <w:color w:val="000000"/>
+          <w:spacing w:val="-10"/>
+          <w:kern w:val="28"/>
+          <w:sz w:val="22"/>
+          <w:szCs w:val="56"/>
+        </w:rPr>
+        <w:t>Câu 4: How much</w:t>
+      </w:r>
+    </w:p>
+    <w:p>
+      <w:pPr>
+        <w:shd w:val="clear" w:color="000000" w:fill="auto"/>
+        <w:spacing w:after="160"/>
+        <w:ind w:left="198"/>
+        <w:rPr>
+          <w:rFonts w:eastAsiaTheme="majorEastAsia"/>
+          <w:color w:val="000000"/>
+          <w:spacing w:val="-10"/>
+          <w:kern w:val="28"/>
+          <w:sz w:val="22"/>
+          <w:szCs w:val="56"/>
+        </w:rPr>
+      </w:pPr>
+      <w:r>
+        <w:rPr>
+          <w:rFonts w:eastAsiaTheme="majorEastAsia"/>
+          <w:color w:val="000000"/>
+          <w:spacing w:val="-10"/>
+          <w:kern w:val="28"/>
+          <w:sz w:val="22"/>
+          <w:szCs w:val="56"/>
+        </w:rPr>
+        <w:t>Câu 5: How much</w:t>
+      </w:r>
+    </w:p>
+    <w:p>
+      <w:pPr>
+        <w:shd w:val="clear" w:color="000000" w:fill="auto"/>
+        <w:spacing w:after="160"/>
+        <w:ind w:left="198"/>
+        <w:rPr>
+          <w:rFonts w:eastAsiaTheme="majorEastAsia"/>
+          <w:color w:val="000000"/>
+          <w:spacing w:val="-10"/>
+          <w:kern w:val="28"/>
+          <w:sz w:val="22"/>
+          <w:szCs w:val="56"/>
+        </w:rPr>
+      </w:pPr>
+      <w:r>
+        <w:rPr>
+          <w:rFonts w:eastAsiaTheme="majorEastAsia"/>
+          <w:color w:val="000000"/>
+          <w:spacing w:val="-10"/>
+          <w:kern w:val="28"/>
+          <w:sz w:val="22"/>
+          <w:szCs w:val="56"/>
+        </w:rPr>
+        <w:t>Câu 6: How many</w:t>
+      </w:r>
+    </w:p>
+    <w:p>
+      <w:pPr>
+        <w:shd w:val="clear" w:color="000000" w:fill="auto"/>
+        <w:spacing w:after="160"/>
+        <w:ind w:left="198"/>
+        <w:rPr>
+          <w:rFonts w:eastAsiaTheme="majorEastAsia"/>
+          <w:color w:val="000000"/>
+          <w:spacing w:val="-10"/>
+          <w:kern w:val="28"/>
+          <w:sz w:val="22"/>
+          <w:szCs w:val="56"/>
+        </w:rPr>
+      </w:pPr>
+      <w:r>
+        <w:rPr>
+          <w:rFonts w:eastAsiaTheme="majorEastAsia"/>
+          <w:color w:val="000000"/>
+          <w:spacing w:val="-10"/>
+          <w:kern w:val="28"/>
+          <w:sz w:val="22"/>
+          <w:szCs w:val="56"/>
+        </w:rPr>
+        <w:t>Câu 7: How much</w:t>
+      </w:r>
+    </w:p>
+    <w:p>
+      <w:pPr>
+        <w:shd w:val="clear" w:color="000000" w:fill="auto"/>
+        <w:spacing w:after="160"/>
+        <w:ind w:left="198"/>
+        <w:rPr>
+          <w:rFonts w:eastAsiaTheme="majorEastAsia"/>
+          <w:color w:val="000000"/>
+          <w:spacing w:val="-10"/>
+          <w:kern w:val="28"/>
+          <w:sz w:val="22"/>
+          <w:szCs w:val="56"/>
+        </w:rPr>
+      </w:pPr>
+      <w:r>
+        <w:rPr>
+          <w:rFonts w:eastAsiaTheme="majorEastAsia"/>
+          <w:color w:val="000000"/>
+          <w:spacing w:val="-10"/>
+          <w:kern w:val="28"/>
+          <w:sz w:val="22"/>
+          <w:szCs w:val="56"/>
+        </w:rPr>
+        <w:t>Câu 8: How many</w:t>
+      </w:r>
+    </w:p>
+    <w:p>
+      <w:pPr>
+        <w:shd w:val="clear" w:color="000000" w:fill="auto"/>
+        <w:spacing w:after="160"/>
+        <w:ind w:left="198"/>
+        <w:rPr>
+          <w:rFonts w:eastAsiaTheme="majorEastAsia"/>
+          <w:color w:val="000000"/>
+          <w:spacing w:val="-10"/>
+          <w:kern w:val="28"/>
+          <w:sz w:val="22"/>
+          <w:szCs w:val="56"/>
+        </w:rPr>
+      </w:pPr>
+      <w:r>
+        <w:rPr>
+          <w:rFonts w:eastAsiaTheme="majorEastAsia"/>
+          <w:color w:val="000000"/>
+          <w:spacing w:val="-10"/>
+          <w:kern w:val="28"/>
+          <w:sz w:val="22"/>
+          <w:szCs w:val="56"/>
+        </w:rPr>
+        <w:t>Câu 9: How much</w:t>
+      </w:r>
+    </w:p>
+    <w:p>
+      <w:pPr>
+        <w:shd w:val="clear" w:color="000000" w:fill="auto"/>
+        <w:spacing w:after="160"/>
+        <w:ind w:left="198"/>
+        <w:rPr>
+          <w:rFonts w:eastAsiaTheme="majorEastAsia"/>
+          <w:color w:val="000000"/>
+          <w:spacing w:val="-10"/>
+          <w:kern w:val="28"/>
+          <w:sz w:val="22"/>
+          <w:szCs w:val="56"/>
+        </w:rPr>
+      </w:pPr>
+      <w:r>
+        <w:rPr>
+          <w:rFonts w:eastAsiaTheme="majorEastAsia"/>
+          <w:color w:val="000000"/>
+          <w:spacing w:val="-10"/>
+          <w:kern w:val="28"/>
+          <w:sz w:val="22"/>
+          <w:szCs w:val="56"/>
+        </w:rPr>
+        <w:t>Câu 10: How many</w:t>
+      </w:r>
+    </w:p>
+    <w:p>
+      <w:pPr>
+        <w:keepNext/>
+        <w:shd w:val="clear" w:color="000000" w:fill="auto"/>
+        <w:spacing w:before="240" w:after="80"/>
+        <w:rPr>
+          <w:rFonts w:eastAsiaTheme="majorEastAsia"/>
+          <w:b/>
+          <w:color w:val="000000"/>
+          <w:spacing w:val="-10"/>
+          <w:kern w:val="28"/>
+          <w:sz w:val="22"/>
+          <w:szCs w:val="56"/>
+        </w:rPr>
+      </w:pPr>
+      <w:r>
+        <w:rPr>
+          <w:rFonts w:eastAsiaTheme="majorEastAsia"/>
+          <w:b/>
+          <w:color w:val="000000"/>
+          <w:spacing w:val="-10"/>
+          <w:kern w:val="28"/>
+          <w:sz w:val="22"/>
+          <w:szCs w:val="56"/>
+        </w:rPr>
         <w:t>PHẦN 4</w:t>
       </w:r>
     </w:p>
     <w:p>
-      <w:r>
-        <w:t>1. too many</w:t>
-      </w:r>
-    </w:p>
-    <w:p>
-      <w:r>
-        <w:t>2. too much</w:t>
-      </w:r>
-    </w:p>
-    <w:p>
-      <w:r>
-        <w:t>3. too many</w:t>
-      </w:r>
-    </w:p>
-    <w:p>
-      <w:r>
-        <w:t>4. too much</w:t>
-      </w:r>
-    </w:p>
-    <w:p>
-      <w:r>
-        <w:t>5. too much</w:t>
-      </w:r>
-    </w:p>
-    <w:p>
-      <w:r>
-        <w:t>6. too many</w:t>
-      </w:r>
-    </w:p>
-    <w:p>
-      <w:r>
-        <w:t>7. too much</w:t>
-      </w:r>
-    </w:p>
-    <w:p>
-      <w:r>
-        <w:t>8. too many</w:t>
-      </w:r>
-    </w:p>
-    <w:p>
-      <w:r>
-        <w:t>9. too much</w:t>
-      </w:r>
-    </w:p>
-    <w:p>
-      <w:r>
-        <w:t>10. too much</w:t>
-      </w:r>
-    </w:p>
-    <w:p>
-      <w:pPr>
-        <w:pStyle w:val="Heading1"/>
-      </w:pPr>
-      <w:r>
+      <w:pPr>
+        <w:shd w:val="clear" w:color="000000" w:fill="auto"/>
+        <w:spacing w:after="160"/>
+        <w:ind w:left="198"/>
+        <w:rPr>
+          <w:rFonts w:eastAsiaTheme="majorEastAsia"/>
+          <w:color w:val="000000"/>
+          <w:spacing w:val="-10"/>
+          <w:kern w:val="28"/>
+          <w:sz w:val="22"/>
+          <w:szCs w:val="56"/>
+        </w:rPr>
+      </w:pPr>
+      <w:r>
+        <w:rPr>
+          <w:rFonts w:eastAsiaTheme="majorEastAsia"/>
+          <w:color w:val="000000"/>
+          <w:spacing w:val="-10"/>
+          <w:kern w:val="28"/>
+          <w:sz w:val="22"/>
+          <w:szCs w:val="56"/>
+        </w:rPr>
+        <w:t>Câu 1: too many</w:t>
+      </w:r>
+    </w:p>
+    <w:p>
+      <w:pPr>
+        <w:shd w:val="clear" w:color="000000" w:fill="auto"/>
+        <w:spacing w:after="160"/>
+        <w:ind w:left="198"/>
+        <w:rPr>
+          <w:rFonts w:eastAsiaTheme="majorEastAsia"/>
+          <w:color w:val="000000"/>
+          <w:spacing w:val="-10"/>
+          <w:kern w:val="28"/>
+          <w:sz w:val="22"/>
+          <w:szCs w:val="56"/>
+        </w:rPr>
+      </w:pPr>
+      <w:r>
+        <w:rPr>
+          <w:rFonts w:eastAsiaTheme="majorEastAsia"/>
+          <w:color w:val="000000"/>
+          <w:spacing w:val="-10"/>
+          <w:kern w:val="28"/>
+          <w:sz w:val="22"/>
+          <w:szCs w:val="56"/>
+        </w:rPr>
+        <w:t>Câu 2: too much</w:t>
+      </w:r>
+    </w:p>
+    <w:p>
+      <w:pPr>
+        <w:shd w:val="clear" w:color="000000" w:fill="auto"/>
+        <w:spacing w:after="160"/>
+        <w:ind w:left="198"/>
+        <w:rPr>
+          <w:rFonts w:eastAsiaTheme="majorEastAsia"/>
+          <w:color w:val="000000"/>
+          <w:spacing w:val="-10"/>
+          <w:kern w:val="28"/>
+          <w:sz w:val="22"/>
+          <w:szCs w:val="56"/>
+        </w:rPr>
+      </w:pPr>
+      <w:r>
+        <w:rPr>
+          <w:rFonts w:eastAsiaTheme="majorEastAsia"/>
+          <w:color w:val="000000"/>
+          <w:spacing w:val="-10"/>
+          <w:kern w:val="28"/>
+          <w:sz w:val="22"/>
+          <w:szCs w:val="56"/>
+        </w:rPr>
+        <w:t>Câu 3: too many</w:t>
+      </w:r>
+    </w:p>
+    <w:p>
+      <w:pPr>
+        <w:shd w:val="clear" w:color="000000" w:fill="auto"/>
+        <w:spacing w:after="160"/>
+        <w:ind w:left="198"/>
+        <w:rPr>
+          <w:rFonts w:eastAsiaTheme="majorEastAsia"/>
+          <w:color w:val="000000"/>
+          <w:spacing w:val="-10"/>
+          <w:kern w:val="28"/>
+          <w:sz w:val="22"/>
+          <w:szCs w:val="56"/>
+        </w:rPr>
+      </w:pPr>
+      <w:r>
+        <w:rPr>
+          <w:rFonts w:eastAsiaTheme="majorEastAsia"/>
+          <w:color w:val="000000"/>
+          <w:spacing w:val="-10"/>
+          <w:kern w:val="28"/>
+          <w:sz w:val="22"/>
+          <w:szCs w:val="56"/>
+        </w:rPr>
+        <w:t>Câu 4: too much</w:t>
+      </w:r>
+    </w:p>
+    <w:p>
+      <w:pPr>
+        <w:shd w:val="clear" w:color="000000" w:fill="auto"/>
+        <w:spacing w:after="160"/>
+        <w:ind w:left="198"/>
+        <w:rPr>
+          <w:rFonts w:eastAsiaTheme="majorEastAsia"/>
+          <w:color w:val="000000"/>
+          <w:spacing w:val="-10"/>
+          <w:kern w:val="28"/>
+          <w:sz w:val="22"/>
+          <w:szCs w:val="56"/>
+        </w:rPr>
+      </w:pPr>
+      <w:r>
+        <w:rPr>
+          <w:rFonts w:eastAsiaTheme="majorEastAsia"/>
+          <w:color w:val="000000"/>
+          <w:spacing w:val="-10"/>
+          <w:kern w:val="28"/>
+          <w:sz w:val="22"/>
+          <w:szCs w:val="56"/>
+        </w:rPr>
+        <w:t>Câu 5: too much</w:t>
+      </w:r>
+    </w:p>
+    <w:p>
+      <w:pPr>
+        <w:shd w:val="clear" w:color="000000" w:fill="auto"/>
+        <w:spacing w:after="160"/>
+        <w:ind w:left="198"/>
+        <w:rPr>
+          <w:rFonts w:eastAsiaTheme="majorEastAsia"/>
+          <w:color w:val="000000"/>
+          <w:spacing w:val="-10"/>
+          <w:kern w:val="28"/>
+          <w:sz w:val="22"/>
+          <w:szCs w:val="56"/>
+        </w:rPr>
+      </w:pPr>
+      <w:r>
+        <w:rPr>
+          <w:rFonts w:eastAsiaTheme="majorEastAsia"/>
+          <w:color w:val="000000"/>
+          <w:spacing w:val="-10"/>
+          <w:kern w:val="28"/>
+          <w:sz w:val="22"/>
+          <w:szCs w:val="56"/>
+        </w:rPr>
+        <w:t>Câu 6: too many</w:t>
+      </w:r>
+    </w:p>
+    <w:p>
+      <w:pPr>
+        <w:shd w:val="clear" w:color="000000" w:fill="auto"/>
+        <w:spacing w:after="160"/>
+        <w:ind w:left="198"/>
+        <w:rPr>
+          <w:rFonts w:eastAsiaTheme="majorEastAsia"/>
+          <w:color w:val="000000"/>
+          <w:spacing w:val="-10"/>
+          <w:kern w:val="28"/>
+          <w:sz w:val="22"/>
+          <w:szCs w:val="56"/>
+        </w:rPr>
+      </w:pPr>
+      <w:r>
+        <w:rPr>
+          <w:rFonts w:eastAsiaTheme="majorEastAsia"/>
+          <w:color w:val="000000"/>
+          <w:spacing w:val="-10"/>
+          <w:kern w:val="28"/>
+          <w:sz w:val="22"/>
+          <w:szCs w:val="56"/>
+        </w:rPr>
+        <w:t>Câu 7: too much</w:t>
+      </w:r>
+    </w:p>
+    <w:p>
+      <w:pPr>
+        <w:shd w:val="clear" w:color="000000" w:fill="auto"/>
+        <w:spacing w:after="160"/>
+        <w:ind w:left="198"/>
+        <w:rPr>
+          <w:rFonts w:eastAsiaTheme="majorEastAsia"/>
+          <w:color w:val="000000"/>
+          <w:spacing w:val="-10"/>
+          <w:kern w:val="28"/>
+          <w:sz w:val="22"/>
+          <w:szCs w:val="56"/>
+        </w:rPr>
+      </w:pPr>
+      <w:r>
+        <w:rPr>
+          <w:rFonts w:eastAsiaTheme="majorEastAsia"/>
+          <w:color w:val="000000"/>
+          <w:spacing w:val="-10"/>
+          <w:kern w:val="28"/>
+          <w:sz w:val="22"/>
+          <w:szCs w:val="56"/>
+        </w:rPr>
+        <w:t>Câu 8: too many</w:t>
+      </w:r>
+    </w:p>
+    <w:p>
+      <w:pPr>
+        <w:shd w:val="clear" w:color="000000" w:fill="auto"/>
+        <w:spacing w:after="160"/>
+        <w:ind w:left="198"/>
+        <w:rPr>
+          <w:rFonts w:eastAsiaTheme="majorEastAsia"/>
+          <w:color w:val="000000"/>
+          <w:spacing w:val="-10"/>
+          <w:kern w:val="28"/>
+          <w:sz w:val="22"/>
+          <w:szCs w:val="56"/>
+        </w:rPr>
+      </w:pPr>
+      <w:r>
+        <w:rPr>
+          <w:rFonts w:eastAsiaTheme="majorEastAsia"/>
+          <w:color w:val="000000"/>
+          <w:spacing w:val="-10"/>
+          <w:kern w:val="28"/>
+          <w:sz w:val="22"/>
+          <w:szCs w:val="56"/>
+        </w:rPr>
+        <w:t>Câu 9: too much</w:t>
+      </w:r>
+    </w:p>
+    <w:p>
+      <w:pPr>
+        <w:shd w:val="clear" w:color="000000" w:fill="auto"/>
+        <w:spacing w:after="160"/>
+        <w:ind w:left="198"/>
+        <w:rPr>
+          <w:rFonts w:eastAsiaTheme="majorEastAsia"/>
+          <w:color w:val="000000"/>
+          <w:spacing w:val="-10"/>
+          <w:kern w:val="28"/>
+          <w:sz w:val="22"/>
+          <w:szCs w:val="56"/>
+        </w:rPr>
+      </w:pPr>
+      <w:r>
+        <w:rPr>
+          <w:rFonts w:eastAsiaTheme="majorEastAsia"/>
+          <w:color w:val="000000"/>
+          <w:spacing w:val="-10"/>
+          <w:kern w:val="28"/>
+          <w:sz w:val="22"/>
+          <w:szCs w:val="56"/>
+        </w:rPr>
+        <w:t>Câu 10: too much</w:t>
+      </w:r>
+    </w:p>
+    <w:p>
+      <w:pPr>
+        <w:keepNext/>
+        <w:shd w:val="clear" w:color="000000" w:fill="auto"/>
+        <w:spacing w:before="240" w:after="80"/>
+        <w:rPr>
+          <w:rFonts w:eastAsiaTheme="majorEastAsia"/>
+          <w:b/>
+          <w:color w:val="000000"/>
+          <w:spacing w:val="-10"/>
+          <w:kern w:val="28"/>
+          <w:sz w:val="22"/>
+          <w:szCs w:val="56"/>
+        </w:rPr>
+      </w:pPr>
+      <w:r>
+        <w:rPr>
+          <w:rFonts w:eastAsiaTheme="majorEastAsia"/>
+          <w:b/>
+          <w:color w:val="000000"/>
+          <w:spacing w:val="-10"/>
+          <w:kern w:val="28"/>
+          <w:sz w:val="22"/>
+          <w:szCs w:val="56"/>
+        </w:rPr>
         <w:t>PHẦN 5</w:t>
       </w:r>
     </w:p>
     <w:p>
-      <w:r>
-        <w:t>1. B – books</w:t>
-      </w:r>
-    </w:p>
-    <w:p>
-      <w:r>
-        <w:t>2. A – water</w:t>
-      </w:r>
-    </w:p>
-    <w:p>
-      <w:r>
-        <w:t>3. B – children</w:t>
-      </w:r>
-    </w:p>
-    <w:p>
-      <w:r>
-        <w:t>4. A – information</w:t>
-      </w:r>
-    </w:p>
-    <w:p>
-      <w:r>
-        <w:t>5. B – cities</w:t>
-      </w:r>
-    </w:p>
-    <w:p>
-      <w:r>
-        <w:t>6. A – homework</w:t>
-      </w:r>
-    </w:p>
-    <w:p>
-      <w:r>
-        <w:t>7. B – buses</w:t>
-      </w:r>
-    </w:p>
-    <w:p>
-      <w:r>
-        <w:t>8. A – traffic</w:t>
-      </w:r>
-    </w:p>
-    <w:p>
-      <w:r>
-        <w:t>9. B – suggestions</w:t>
-      </w:r>
-    </w:p>
-    <w:p>
-      <w:r>
-        <w:t>10. A – furniture</w:t>
-      </w:r>
-    </w:p>
-    <w:p>
-      <w:pPr>
-        <w:pStyle w:val="Heading1"/>
-      </w:pPr>
-      <w:r>
+      <w:pPr>
+        <w:shd w:val="clear" w:color="000000" w:fill="auto"/>
+        <w:spacing w:after="160"/>
+        <w:ind w:left="198"/>
+        <w:rPr>
+          <w:rFonts w:eastAsiaTheme="majorEastAsia"/>
+          <w:color w:val="000000"/>
+          <w:spacing w:val="-10"/>
+          <w:kern w:val="28"/>
+          <w:sz w:val="22"/>
+          <w:szCs w:val="56"/>
+        </w:rPr>
+      </w:pPr>
+      <w:r>
+        <w:rPr>
+          <w:rFonts w:eastAsiaTheme="majorEastAsia"/>
+          <w:color w:val="000000"/>
+          <w:spacing w:val="-10"/>
+          <w:kern w:val="28"/>
+          <w:sz w:val="22"/>
+          <w:szCs w:val="56"/>
+        </w:rPr>
+        <w:t>Câu 1: B – books</w:t>
+      </w:r>
+    </w:p>
+    <w:p>
+      <w:pPr>
+        <w:shd w:val="clear" w:color="000000" w:fill="auto"/>
+        <w:spacing w:after="160"/>
+        <w:ind w:left="198"/>
+        <w:rPr>
+          <w:rFonts w:eastAsiaTheme="majorEastAsia"/>
+          <w:color w:val="000000"/>
+          <w:spacing w:val="-10"/>
+          <w:kern w:val="28"/>
+          <w:sz w:val="22"/>
+          <w:szCs w:val="56"/>
+        </w:rPr>
+      </w:pPr>
+      <w:r>
+        <w:rPr>
+          <w:rFonts w:eastAsiaTheme="majorEastAsia"/>
+          <w:color w:val="000000"/>
+          <w:spacing w:val="-10"/>
+          <w:kern w:val="28"/>
+          <w:sz w:val="22"/>
+          <w:szCs w:val="56"/>
+        </w:rPr>
+        <w:t>Câu 2: A – water</w:t>
+      </w:r>
+    </w:p>
+    <w:p>
+      <w:pPr>
+        <w:shd w:val="clear" w:color="000000" w:fill="auto"/>
+        <w:spacing w:after="160"/>
+        <w:ind w:left="198"/>
+        <w:rPr>
+          <w:rFonts w:eastAsiaTheme="majorEastAsia"/>
+          <w:color w:val="000000"/>
+          <w:spacing w:val="-10"/>
+          <w:kern w:val="28"/>
+          <w:sz w:val="22"/>
+          <w:szCs w:val="56"/>
+        </w:rPr>
+      </w:pPr>
+      <w:r>
+        <w:rPr>
+          <w:rFonts w:eastAsiaTheme="majorEastAsia"/>
+          <w:color w:val="000000"/>
+          <w:spacing w:val="-10"/>
+          <w:kern w:val="28"/>
+          <w:sz w:val="22"/>
+          <w:szCs w:val="56"/>
+        </w:rPr>
+        <w:t>Câu 3: B – children</w:t>
+      </w:r>
+    </w:p>
+    <w:p>
+      <w:pPr>
+        <w:shd w:val="clear" w:color="000000" w:fill="auto"/>
+        <w:spacing w:after="160"/>
+        <w:ind w:left="198"/>
+        <w:rPr>
+          <w:rFonts w:eastAsiaTheme="majorEastAsia"/>
+          <w:color w:val="000000"/>
+          <w:spacing w:val="-10"/>
+          <w:kern w:val="28"/>
+          <w:sz w:val="22"/>
+          <w:szCs w:val="56"/>
+        </w:rPr>
+      </w:pPr>
+      <w:r>
+        <w:rPr>
+          <w:rFonts w:eastAsiaTheme="majorEastAsia"/>
+          <w:color w:val="000000"/>
+          <w:spacing w:val="-10"/>
+          <w:kern w:val="28"/>
+          <w:sz w:val="22"/>
+          <w:szCs w:val="56"/>
+        </w:rPr>
+        <w:t>Câu 4: A – information</w:t>
+      </w:r>
+    </w:p>
+    <w:p>
+      <w:pPr>
+        <w:shd w:val="clear" w:color="000000" w:fill="auto"/>
+        <w:spacing w:after="160"/>
+        <w:ind w:left="198"/>
+        <w:rPr>
+          <w:rFonts w:eastAsiaTheme="majorEastAsia"/>
+          <w:color w:val="000000"/>
+          <w:spacing w:val="-10"/>
+          <w:kern w:val="28"/>
+          <w:sz w:val="22"/>
+          <w:szCs w:val="56"/>
+        </w:rPr>
+      </w:pPr>
+      <w:r>
+        <w:rPr>
+          <w:rFonts w:eastAsiaTheme="majorEastAsia"/>
+          <w:color w:val="000000"/>
+          <w:spacing w:val="-10"/>
+          <w:kern w:val="28"/>
+          <w:sz w:val="22"/>
+          <w:szCs w:val="56"/>
+        </w:rPr>
+        <w:t>Câu 5: B – cities</w:t>
+      </w:r>
+    </w:p>
+    <w:p>
+      <w:pPr>
+        <w:shd w:val="clear" w:color="000000" w:fill="auto"/>
+        <w:spacing w:after="160"/>
+        <w:ind w:left="198"/>
+        <w:rPr>
+          <w:rFonts w:eastAsiaTheme="majorEastAsia"/>
+          <w:color w:val="000000"/>
+          <w:spacing w:val="-10"/>
+          <w:kern w:val="28"/>
+          <w:sz w:val="22"/>
+          <w:szCs w:val="56"/>
+        </w:rPr>
+      </w:pPr>
+      <w:r>
+        <w:rPr>
+          <w:rFonts w:eastAsiaTheme="majorEastAsia"/>
+          <w:color w:val="000000"/>
+          <w:spacing w:val="-10"/>
+          <w:kern w:val="28"/>
+          <w:sz w:val="22"/>
+          <w:szCs w:val="56"/>
+        </w:rPr>
+        <w:t>Câu 6: A – homework</w:t>
+      </w:r>
+    </w:p>
+    <w:p>
+      <w:pPr>
+        <w:shd w:val="clear" w:color="000000" w:fill="auto"/>
+        <w:spacing w:after="160"/>
+        <w:ind w:left="198"/>
+        <w:rPr>
+          <w:rFonts w:eastAsiaTheme="majorEastAsia"/>
+          <w:color w:val="000000"/>
+          <w:spacing w:val="-10"/>
+          <w:kern w:val="28"/>
+          <w:sz w:val="22"/>
+          <w:szCs w:val="56"/>
+        </w:rPr>
+      </w:pPr>
+      <w:r>
+        <w:rPr>
+          <w:rFonts w:eastAsiaTheme="majorEastAsia"/>
+          <w:color w:val="000000"/>
+          <w:spacing w:val="-10"/>
+          <w:kern w:val="28"/>
+          <w:sz w:val="22"/>
+          <w:szCs w:val="56"/>
+        </w:rPr>
+        <w:t>Câu 7: B – buses</w:t>
+      </w:r>
+    </w:p>
+    <w:p>
+      <w:pPr>
+        <w:shd w:val="clear" w:color="000000" w:fill="auto"/>
+        <w:spacing w:after="160"/>
+        <w:ind w:left="198"/>
+        <w:rPr>
+          <w:rFonts w:eastAsiaTheme="majorEastAsia"/>
+          <w:color w:val="000000"/>
+          <w:spacing w:val="-10"/>
+          <w:kern w:val="28"/>
+          <w:sz w:val="22"/>
+          <w:szCs w:val="56"/>
+        </w:rPr>
+      </w:pPr>
+      <w:r>
+        <w:rPr>
+          <w:rFonts w:eastAsiaTheme="majorEastAsia"/>
+          <w:color w:val="000000"/>
+          <w:spacing w:val="-10"/>
+          <w:kern w:val="28"/>
+          <w:sz w:val="22"/>
+          <w:szCs w:val="56"/>
+        </w:rPr>
+        <w:t>Câu 8: A – traffic</w:t>
+      </w:r>
+    </w:p>
+    <w:p>
+      <w:pPr>
+        <w:shd w:val="clear" w:color="000000" w:fill="auto"/>
+        <w:spacing w:after="160"/>
+        <w:ind w:left="198"/>
+        <w:rPr>
+          <w:rFonts w:eastAsiaTheme="majorEastAsia"/>
+          <w:color w:val="000000"/>
+          <w:spacing w:val="-10"/>
+          <w:kern w:val="28"/>
+          <w:sz w:val="22"/>
+          <w:szCs w:val="56"/>
+        </w:rPr>
+      </w:pPr>
+      <w:r>
+        <w:rPr>
+          <w:rFonts w:eastAsiaTheme="majorEastAsia"/>
+          <w:color w:val="000000"/>
+          <w:spacing w:val="-10"/>
+          <w:kern w:val="28"/>
+          <w:sz w:val="22"/>
+          <w:szCs w:val="56"/>
+        </w:rPr>
+        <w:t>Câu 9: B – suggestions</w:t>
+      </w:r>
+    </w:p>
+    <w:p>
+      <w:pPr>
+        <w:shd w:val="clear" w:color="000000" w:fill="auto"/>
+        <w:spacing w:after="160"/>
+        <w:ind w:left="198"/>
+        <w:rPr>
+          <w:rFonts w:eastAsiaTheme="majorEastAsia"/>
+          <w:color w:val="000000"/>
+          <w:spacing w:val="-10"/>
+          <w:kern w:val="28"/>
+          <w:sz w:val="22"/>
+          <w:szCs w:val="56"/>
+        </w:rPr>
+      </w:pPr>
+      <w:r>
+        <w:rPr>
+          <w:rFonts w:eastAsiaTheme="majorEastAsia"/>
+          <w:color w:val="000000"/>
+          <w:spacing w:val="-10"/>
+          <w:kern w:val="28"/>
+          <w:sz w:val="22"/>
+          <w:szCs w:val="56"/>
+        </w:rPr>
+        <w:t>Câu 10: A – furniture</w:t>
+      </w:r>
+    </w:p>
+    <w:p>
+      <w:pPr>
+        <w:keepNext/>
+        <w:shd w:val="clear" w:color="000000" w:fill="auto"/>
+        <w:spacing w:before="240" w:after="80"/>
+        <w:rPr>
+          <w:rFonts w:eastAsiaTheme="majorEastAsia"/>
+          <w:b/>
+          <w:color w:val="000000"/>
+          <w:spacing w:val="-10"/>
+          <w:kern w:val="28"/>
+          <w:sz w:val="22"/>
+          <w:szCs w:val="56"/>
+        </w:rPr>
+      </w:pPr>
+      <w:r>
+        <w:rPr>
+          <w:rFonts w:eastAsiaTheme="majorEastAsia"/>
+          <w:b/>
+          <w:color w:val="000000"/>
+          <w:spacing w:val="-10"/>
+          <w:kern w:val="28"/>
+          <w:sz w:val="22"/>
+          <w:szCs w:val="56"/>
+        </w:rPr>
         <w:t>PHẦN 6</w:t>
       </w:r>
     </w:p>
     <w:p>
-      <w:r>
-        <w:t>1. How many books do you have?</w:t>
-      </w:r>
-    </w:p>
-    <w:p>
-      <w:r>
-        <w:t>2. How many students are there in the class?</w:t>
-      </w:r>
-    </w:p>
-    <w:p>
-      <w:r>
-        <w:t>3. How much water does she drink a day?</w:t>
-      </w:r>
-    </w:p>
-    <w:p>
-      <w:r>
-        <w:t>4. How much is the bag?</w:t>
-      </w:r>
-    </w:p>
-    <w:p>
-      <w:r>
-        <w:lastRenderedPageBreak/>
-        <w:t>5. How many eggs do we need?</w:t>
-      </w:r>
-    </w:p>
-    <w:p>
-      <w:r>
-        <w:t>6. How much free time does he have?</w:t>
-      </w:r>
-    </w:p>
-    <w:p>
-      <w:r>
-        <w:t>7. How many chairs did they buy?</w:t>
-      </w:r>
-    </w:p>
-    <w:p>
-      <w:r>
-        <w:t>8. How much sugar do you put in your tea?</w:t>
-      </w:r>
-    </w:p>
-    <w:p>
-      <w:r>
-        <w:t>9. How many bedrooms does the house have?</w:t>
-      </w:r>
-    </w:p>
-    <w:p>
-      <w:r>
-        <w:t>10. How much money did she spend?</w:t>
-      </w:r>
-    </w:p>
-    <w:p>
-      <w:pPr>
-        <w:pStyle w:val="Heading1"/>
-      </w:pPr>
-      <w:r>
+      <w:pPr>
+        <w:shd w:val="clear" w:color="000000" w:fill="auto"/>
+        <w:spacing w:after="160"/>
+        <w:ind w:left="198"/>
+        <w:rPr>
+          <w:rFonts w:eastAsiaTheme="majorEastAsia"/>
+          <w:color w:val="000000"/>
+          <w:spacing w:val="-10"/>
+          <w:kern w:val="28"/>
+          <w:sz w:val="22"/>
+          <w:szCs w:val="56"/>
+        </w:rPr>
+      </w:pPr>
+      <w:r>
+        <w:rPr>
+          <w:rFonts w:eastAsiaTheme="majorEastAsia"/>
+          <w:color w:val="000000"/>
+          <w:spacing w:val="-10"/>
+          <w:kern w:val="28"/>
+          <w:sz w:val="22"/>
+          <w:szCs w:val="56"/>
+        </w:rPr>
+        <w:t>Câu 1: How many books do you have?</w:t>
+      </w:r>
+    </w:p>
+    <w:p>
+      <w:pPr>
+        <w:shd w:val="clear" w:color="000000" w:fill="auto"/>
+        <w:spacing w:after="160"/>
+        <w:ind w:left="198"/>
+        <w:rPr>
+          <w:rFonts w:eastAsiaTheme="majorEastAsia"/>
+          <w:color w:val="000000"/>
+          <w:spacing w:val="-10"/>
+          <w:kern w:val="28"/>
+          <w:sz w:val="22"/>
+          <w:szCs w:val="56"/>
+        </w:rPr>
+      </w:pPr>
+      <w:r>
+        <w:rPr>
+          <w:rFonts w:eastAsiaTheme="majorEastAsia"/>
+          <w:color w:val="000000"/>
+          <w:spacing w:val="-10"/>
+          <w:kern w:val="28"/>
+          <w:sz w:val="22"/>
+          <w:szCs w:val="56"/>
+        </w:rPr>
+        <w:t>Câu 2: How many students are there in the class?</w:t>
+      </w:r>
+    </w:p>
+    <w:p>
+      <w:pPr>
+        <w:shd w:val="clear" w:color="000000" w:fill="auto"/>
+        <w:spacing w:after="160"/>
+        <w:ind w:left="198"/>
+        <w:rPr>
+          <w:rFonts w:eastAsiaTheme="majorEastAsia"/>
+          <w:color w:val="000000"/>
+          <w:spacing w:val="-10"/>
+          <w:kern w:val="28"/>
+          <w:sz w:val="22"/>
+          <w:szCs w:val="56"/>
+        </w:rPr>
+      </w:pPr>
+      <w:r>
+        <w:rPr>
+          <w:rFonts w:eastAsiaTheme="majorEastAsia"/>
+          <w:color w:val="000000"/>
+          <w:spacing w:val="-10"/>
+          <w:kern w:val="28"/>
+          <w:sz w:val="22"/>
+          <w:szCs w:val="56"/>
+        </w:rPr>
+        <w:t>Câu 3: How much water does she drink a day?</w:t>
+      </w:r>
+    </w:p>
+    <w:p>
+      <w:pPr>
+        <w:shd w:val="clear" w:color="000000" w:fill="auto"/>
+        <w:spacing w:after="160"/>
+        <w:ind w:left="198"/>
+        <w:rPr>
+          <w:rFonts w:eastAsiaTheme="majorEastAsia"/>
+          <w:color w:val="000000"/>
+          <w:spacing w:val="-10"/>
+          <w:kern w:val="28"/>
+          <w:sz w:val="22"/>
+          <w:szCs w:val="56"/>
+        </w:rPr>
+      </w:pPr>
+      <w:r>
+        <w:rPr>
+          <w:rFonts w:eastAsiaTheme="majorEastAsia"/>
+          <w:color w:val="000000"/>
+          <w:spacing w:val="-10"/>
+          <w:kern w:val="28"/>
+          <w:sz w:val="22"/>
+          <w:szCs w:val="56"/>
+        </w:rPr>
+        <w:t>Câu 4: How much is the bag?</w:t>
+      </w:r>
+    </w:p>
+    <w:p>
+      <w:pPr>
+        <w:shd w:val="clear" w:color="000000" w:fill="auto"/>
+        <w:spacing w:after="160"/>
+        <w:ind w:left="198"/>
+        <w:rPr>
+          <w:rFonts w:eastAsiaTheme="majorEastAsia"/>
+          <w:color w:val="000000"/>
+          <w:spacing w:val="-10"/>
+          <w:kern w:val="28"/>
+          <w:sz w:val="22"/>
+          <w:szCs w:val="56"/>
+        </w:rPr>
+      </w:pPr>
+      <w:r>
+        <w:rPr>
+          <w:rFonts w:eastAsiaTheme="majorEastAsia"/>
+          <w:color w:val="000000"/>
+          <w:spacing w:val="-10"/>
+          <w:kern w:val="28"/>
+          <w:sz w:val="22"/>
+          <w:szCs w:val="56"/>
+        </w:rPr>
+        <w:t>Câu 5: How many eggs do we need?</w:t>
+      </w:r>
+    </w:p>
+    <w:p>
+      <w:pPr>
+        <w:shd w:val="clear" w:color="000000" w:fill="auto"/>
+        <w:spacing w:after="160"/>
+        <w:ind w:left="198"/>
+        <w:rPr>
+          <w:rFonts w:eastAsiaTheme="majorEastAsia"/>
+          <w:color w:val="000000"/>
+          <w:spacing w:val="-10"/>
+          <w:kern w:val="28"/>
+          <w:sz w:val="22"/>
+          <w:szCs w:val="56"/>
+        </w:rPr>
+      </w:pPr>
+      <w:r>
+        <w:rPr>
+          <w:rFonts w:eastAsiaTheme="majorEastAsia"/>
+          <w:color w:val="000000"/>
+          <w:spacing w:val="-10"/>
+          <w:kern w:val="28"/>
+          <w:sz w:val="22"/>
+          <w:szCs w:val="56"/>
+        </w:rPr>
+        <w:t>Câu 6: How much free time does he have?</w:t>
+      </w:r>
+    </w:p>
+    <w:p>
+      <w:pPr>
+        <w:shd w:val="clear" w:color="000000" w:fill="auto"/>
+        <w:spacing w:after="160"/>
+        <w:ind w:left="198"/>
+        <w:rPr>
+          <w:rFonts w:eastAsiaTheme="majorEastAsia"/>
+          <w:color w:val="000000"/>
+          <w:spacing w:val="-10"/>
+          <w:kern w:val="28"/>
+          <w:sz w:val="22"/>
+          <w:szCs w:val="56"/>
+        </w:rPr>
+      </w:pPr>
+      <w:r>
+        <w:rPr>
+          <w:rFonts w:eastAsiaTheme="majorEastAsia"/>
+          <w:color w:val="000000"/>
+          <w:spacing w:val="-10"/>
+          <w:kern w:val="28"/>
+          <w:sz w:val="22"/>
+          <w:szCs w:val="56"/>
+        </w:rPr>
+        <w:t>Câu 7: How many chairs did they buy?</w:t>
+      </w:r>
+    </w:p>
+    <w:p>
+      <w:pPr>
+        <w:shd w:val="clear" w:color="000000" w:fill="auto"/>
+        <w:spacing w:after="160"/>
+        <w:ind w:left="198"/>
+        <w:rPr>
+          <w:rFonts w:eastAsiaTheme="majorEastAsia"/>
+          <w:color w:val="000000"/>
+          <w:spacing w:val="-10"/>
+          <w:kern w:val="28"/>
+          <w:sz w:val="22"/>
+          <w:szCs w:val="56"/>
+        </w:rPr>
+      </w:pPr>
+      <w:r>
+        <w:rPr>
+          <w:rFonts w:eastAsiaTheme="majorEastAsia"/>
+          <w:color w:val="000000"/>
+          <w:spacing w:val="-10"/>
+          <w:kern w:val="28"/>
+          <w:sz w:val="22"/>
+          <w:szCs w:val="56"/>
+        </w:rPr>
+        <w:t>Câu 8: How much sugar do you put in your tea?</w:t>
+      </w:r>
+    </w:p>
+    <w:p>
+      <w:pPr>
+        <w:shd w:val="clear" w:color="000000" w:fill="auto"/>
+        <w:spacing w:after="160"/>
+        <w:ind w:left="198"/>
+        <w:rPr>
+          <w:rFonts w:eastAsiaTheme="majorEastAsia"/>
+          <w:color w:val="000000"/>
+          <w:spacing w:val="-10"/>
+          <w:kern w:val="28"/>
+          <w:sz w:val="22"/>
+          <w:szCs w:val="56"/>
+        </w:rPr>
+      </w:pPr>
+      <w:r>
+        <w:rPr>
+          <w:rFonts w:eastAsiaTheme="majorEastAsia"/>
+          <w:color w:val="000000"/>
+          <w:spacing w:val="-10"/>
+          <w:kern w:val="28"/>
+          <w:sz w:val="22"/>
+          <w:szCs w:val="56"/>
+        </w:rPr>
+        <w:t>Câu 9: How many bedrooms does the house have?</w:t>
+      </w:r>
+    </w:p>
+    <w:p>
+      <w:pPr>
+        <w:shd w:val="clear" w:color="000000" w:fill="auto"/>
+        <w:spacing w:after="160"/>
+        <w:ind w:left="198"/>
+        <w:rPr>
+          <w:rFonts w:eastAsiaTheme="majorEastAsia"/>
+          <w:color w:val="000000"/>
+          <w:spacing w:val="-10"/>
+          <w:kern w:val="28"/>
+          <w:sz w:val="22"/>
+          <w:szCs w:val="56"/>
+        </w:rPr>
+      </w:pPr>
+      <w:r>
+        <w:rPr>
+          <w:rFonts w:eastAsiaTheme="majorEastAsia"/>
+          <w:color w:val="000000"/>
+          <w:spacing w:val="-10"/>
+          <w:kern w:val="28"/>
+          <w:sz w:val="22"/>
+          <w:szCs w:val="56"/>
+        </w:rPr>
+        <w:t>Câu 10: How much money did she spend?</w:t>
+      </w:r>
+    </w:p>
+    <w:p>
+      <w:pPr>
+        <w:keepNext/>
+        <w:shd w:val="clear" w:color="000000" w:fill="auto"/>
+        <w:spacing w:before="240" w:after="80"/>
+        <w:rPr>
+          <w:rFonts w:eastAsiaTheme="majorEastAsia"/>
+          <w:b/>
+          <w:color w:val="000000"/>
+          <w:spacing w:val="-10"/>
+          <w:kern w:val="28"/>
+          <w:sz w:val="22"/>
+          <w:szCs w:val="56"/>
+        </w:rPr>
+      </w:pPr>
+      <w:r>
+        <w:rPr>
+          <w:rFonts w:eastAsiaTheme="majorEastAsia"/>
+          <w:b/>
+          <w:color w:val="000000"/>
+          <w:spacing w:val="-10"/>
+          <w:kern w:val="28"/>
+          <w:sz w:val="22"/>
+          <w:szCs w:val="56"/>
+        </w:rPr>
         <w:t>PHẦN 7</w:t>
       </w:r>
     </w:p>
     <w:p>
-      <w:r>
-        <w:t>1. How many books do you have?</w:t>
-      </w:r>
-    </w:p>
-    <w:p>
-      <w:r>
-        <w:t>2. There are many students outside.</w:t>
-      </w:r>
-    </w:p>
-    <w:p>
-      <w:r>
-        <w:t>3. I don't have much money.</w:t>
-      </w:r>
-    </w:p>
-    <w:p>
-      <w:r>
-        <w:t>4. How much water do you drink?</w:t>
-      </w:r>
-    </w:p>
-    <w:p>
-      <w:r>
-        <w:t>5. She has too many bags.</w:t>
-      </w:r>
-    </w:p>
-    <w:p>
-      <w:r>
-        <w:t>6. There is too much sugar in my coffee.</w:t>
-      </w:r>
-    </w:p>
-    <w:p>
-      <w:r>
-        <w:t>7. How many people are in the room?</w:t>
-      </w:r>
-    </w:p>
-    <w:p>
-      <w:r>
-        <w:t>8. We didn't get much information.</w:t>
-      </w:r>
-    </w:p>
-    <w:p>
-      <w:r>
-        <w:t>9. He has many friends at school.</w:t>
-      </w:r>
-    </w:p>
-    <w:p>
-      <w:r>
-        <w:t>10. How much is this phone?</w:t>
-      </w:r>
-    </w:p>
-    <w:p>
-      <w:pPr>
-        <w:pStyle w:val="Heading1"/>
-      </w:pPr>
-      <w:r>
+      <w:pPr>
+        <w:shd w:val="clear" w:color="000000" w:fill="auto"/>
+        <w:spacing w:after="160"/>
+        <w:ind w:left="198"/>
+        <w:rPr>
+          <w:rFonts w:eastAsiaTheme="majorEastAsia"/>
+          <w:color w:val="000000"/>
+          <w:spacing w:val="-10"/>
+          <w:kern w:val="28"/>
+          <w:sz w:val="22"/>
+          <w:szCs w:val="56"/>
+        </w:rPr>
+      </w:pPr>
+      <w:r>
+        <w:rPr>
+          <w:rFonts w:eastAsiaTheme="majorEastAsia"/>
+          <w:color w:val="000000"/>
+          <w:spacing w:val="-10"/>
+          <w:kern w:val="28"/>
+          <w:sz w:val="22"/>
+          <w:szCs w:val="56"/>
+        </w:rPr>
+        <w:t>Câu 1: How many books do you have?</w:t>
+      </w:r>
+    </w:p>
+    <w:p>
+      <w:pPr>
+        <w:shd w:val="clear" w:color="000000" w:fill="auto"/>
+        <w:spacing w:after="160"/>
+        <w:ind w:left="198"/>
+        <w:rPr>
+          <w:rFonts w:eastAsiaTheme="majorEastAsia"/>
+          <w:color w:val="000000"/>
+          <w:spacing w:val="-10"/>
+          <w:kern w:val="28"/>
+          <w:sz w:val="22"/>
+          <w:szCs w:val="56"/>
+        </w:rPr>
+      </w:pPr>
+      <w:r>
+        <w:rPr>
+          <w:rFonts w:eastAsiaTheme="majorEastAsia"/>
+          <w:color w:val="000000"/>
+          <w:spacing w:val="-10"/>
+          <w:kern w:val="28"/>
+          <w:sz w:val="22"/>
+          <w:szCs w:val="56"/>
+        </w:rPr>
+        <w:t>Câu 2: There are many students outside.</w:t>
+      </w:r>
+    </w:p>
+    <w:p>
+      <w:pPr>
+        <w:shd w:val="clear" w:color="000000" w:fill="auto"/>
+        <w:spacing w:after="160"/>
+        <w:ind w:left="198"/>
+        <w:rPr>
+          <w:rFonts w:eastAsiaTheme="majorEastAsia"/>
+          <w:color w:val="000000"/>
+          <w:spacing w:val="-10"/>
+          <w:kern w:val="28"/>
+          <w:sz w:val="22"/>
+          <w:szCs w:val="56"/>
+        </w:rPr>
+      </w:pPr>
+      <w:r>
+        <w:rPr>
+          <w:rFonts w:eastAsiaTheme="majorEastAsia"/>
+          <w:color w:val="000000"/>
+          <w:spacing w:val="-10"/>
+          <w:kern w:val="28"/>
+          <w:sz w:val="22"/>
+          <w:szCs w:val="56"/>
+        </w:rPr>
+        <w:t>Câu 3: I don't have much money.</w:t>
+      </w:r>
+    </w:p>
+    <w:p>
+      <w:pPr>
+        <w:shd w:val="clear" w:color="000000" w:fill="auto"/>
+        <w:spacing w:after="160"/>
+        <w:ind w:left="198"/>
+        <w:rPr>
+          <w:rFonts w:eastAsiaTheme="majorEastAsia"/>
+          <w:color w:val="000000"/>
+          <w:spacing w:val="-10"/>
+          <w:kern w:val="28"/>
+          <w:sz w:val="22"/>
+          <w:szCs w:val="56"/>
+        </w:rPr>
+      </w:pPr>
+      <w:r>
+        <w:rPr>
+          <w:rFonts w:eastAsiaTheme="majorEastAsia"/>
+          <w:color w:val="000000"/>
+          <w:spacing w:val="-10"/>
+          <w:kern w:val="28"/>
+          <w:sz w:val="22"/>
+          <w:szCs w:val="56"/>
+        </w:rPr>
+        <w:t>Câu 4: How much water do you drink?</w:t>
+      </w:r>
+    </w:p>
+    <w:p>
+      <w:pPr>
+        <w:shd w:val="clear" w:color="000000" w:fill="auto"/>
+        <w:spacing w:after="160"/>
+        <w:ind w:left="198"/>
+        <w:rPr>
+          <w:rFonts w:eastAsiaTheme="majorEastAsia"/>
+          <w:color w:val="000000"/>
+          <w:spacing w:val="-10"/>
+          <w:kern w:val="28"/>
+          <w:sz w:val="22"/>
+          <w:szCs w:val="56"/>
+        </w:rPr>
+      </w:pPr>
+      <w:r>
+        <w:rPr>
+          <w:rFonts w:eastAsiaTheme="majorEastAsia"/>
+          <w:color w:val="000000"/>
+          <w:spacing w:val="-10"/>
+          <w:kern w:val="28"/>
+          <w:sz w:val="22"/>
+          <w:szCs w:val="56"/>
+        </w:rPr>
+        <w:t>Câu 5: She has too many bags.</w:t>
+      </w:r>
+    </w:p>
+    <w:p>
+      <w:pPr>
+        <w:shd w:val="clear" w:color="000000" w:fill="auto"/>
+        <w:spacing w:after="160"/>
+        <w:ind w:left="198"/>
+        <w:rPr>
+          <w:rFonts w:eastAsiaTheme="majorEastAsia"/>
+          <w:color w:val="000000"/>
+          <w:spacing w:val="-10"/>
+          <w:kern w:val="28"/>
+          <w:sz w:val="22"/>
+          <w:szCs w:val="56"/>
+        </w:rPr>
+      </w:pPr>
+      <w:r>
+        <w:rPr>
+          <w:rFonts w:eastAsiaTheme="majorEastAsia"/>
+          <w:color w:val="000000"/>
+          <w:spacing w:val="-10"/>
+          <w:kern w:val="28"/>
+          <w:sz w:val="22"/>
+          <w:szCs w:val="56"/>
+        </w:rPr>
+        <w:t>Câu 6: There is too much sugar in my coffee.</w:t>
+      </w:r>
+    </w:p>
+    <w:p>
+      <w:pPr>
+        <w:shd w:val="clear" w:color="000000" w:fill="auto"/>
+        <w:spacing w:after="160"/>
+        <w:ind w:left="198"/>
+        <w:rPr>
+          <w:rFonts w:eastAsiaTheme="majorEastAsia"/>
+          <w:color w:val="000000"/>
+          <w:spacing w:val="-10"/>
+          <w:kern w:val="28"/>
+          <w:sz w:val="22"/>
+          <w:szCs w:val="56"/>
+        </w:rPr>
+      </w:pPr>
+      <w:r>
+        <w:rPr>
+          <w:rFonts w:eastAsiaTheme="majorEastAsia"/>
+          <w:color w:val="000000"/>
+          <w:spacing w:val="-10"/>
+          <w:kern w:val="28"/>
+          <w:sz w:val="22"/>
+          <w:szCs w:val="56"/>
+        </w:rPr>
+        <w:t>Câu 7: How many people are in the room?</w:t>
+      </w:r>
+    </w:p>
+    <w:p>
+      <w:pPr>
+        <w:shd w:val="clear" w:color="000000" w:fill="auto"/>
+        <w:spacing w:after="160"/>
+        <w:ind w:left="198"/>
+        <w:rPr>
+          <w:rFonts w:eastAsiaTheme="majorEastAsia"/>
+          <w:color w:val="000000"/>
+          <w:spacing w:val="-10"/>
+          <w:kern w:val="28"/>
+          <w:sz w:val="22"/>
+          <w:szCs w:val="56"/>
+        </w:rPr>
+      </w:pPr>
+      <w:r>
+        <w:rPr>
+          <w:rFonts w:eastAsiaTheme="majorEastAsia"/>
+          <w:color w:val="000000"/>
+          <w:spacing w:val="-10"/>
+          <w:kern w:val="28"/>
+          <w:sz w:val="22"/>
+          <w:szCs w:val="56"/>
+        </w:rPr>
+        <w:t>Câu 8: We didn't get much information.</w:t>
+      </w:r>
+    </w:p>
+    <w:p>
+      <w:pPr>
+        <w:shd w:val="clear" w:color="000000" w:fill="auto"/>
+        <w:spacing w:after="160"/>
+        <w:ind w:left="198"/>
+        <w:rPr>
+          <w:rFonts w:eastAsiaTheme="majorEastAsia"/>
+          <w:color w:val="000000"/>
+          <w:spacing w:val="-10"/>
+          <w:kern w:val="28"/>
+          <w:sz w:val="22"/>
+          <w:szCs w:val="56"/>
+        </w:rPr>
+      </w:pPr>
+      <w:r>
+        <w:rPr>
+          <w:rFonts w:eastAsiaTheme="majorEastAsia"/>
+          <w:color w:val="000000"/>
+          <w:spacing w:val="-10"/>
+          <w:kern w:val="28"/>
+          <w:sz w:val="22"/>
+          <w:szCs w:val="56"/>
+        </w:rPr>
+        <w:t>Câu 9: He has many friends at school.</w:t>
+      </w:r>
+    </w:p>
+    <w:p>
+      <w:pPr>
+        <w:shd w:val="clear" w:color="000000" w:fill="auto"/>
+        <w:spacing w:after="160"/>
+        <w:ind w:left="198"/>
+        <w:rPr>
+          <w:rFonts w:eastAsiaTheme="majorEastAsia"/>
+          <w:color w:val="000000"/>
+          <w:spacing w:val="-10"/>
+          <w:kern w:val="28"/>
+          <w:sz w:val="22"/>
+          <w:szCs w:val="56"/>
+        </w:rPr>
+      </w:pPr>
+      <w:r>
+        <w:rPr>
+          <w:rFonts w:eastAsiaTheme="majorEastAsia"/>
+          <w:color w:val="000000"/>
+          <w:spacing w:val="-10"/>
+          <w:kern w:val="28"/>
+          <w:sz w:val="22"/>
+          <w:szCs w:val="56"/>
+        </w:rPr>
+        <w:t>Câu 10: How much is this phone?</w:t>
+      </w:r>
+    </w:p>
+    <w:p>
+      <w:pPr>
+        <w:keepNext/>
+        <w:shd w:val="clear" w:color="000000" w:fill="auto"/>
+        <w:spacing w:before="240" w:after="80"/>
+        <w:rPr>
+          <w:rFonts w:eastAsiaTheme="majorEastAsia"/>
+          <w:b/>
+          <w:color w:val="000000"/>
+          <w:spacing w:val="-10"/>
+          <w:kern w:val="28"/>
+          <w:sz w:val="22"/>
+          <w:szCs w:val="56"/>
+        </w:rPr>
+      </w:pPr>
+      <w:r>
+        <w:rPr>
+          <w:rFonts w:eastAsiaTheme="majorEastAsia"/>
+          <w:b/>
+          <w:color w:val="000000"/>
+          <w:spacing w:val="-10"/>
+          <w:kern w:val="28"/>
+          <w:sz w:val="22"/>
+          <w:szCs w:val="56"/>
+        </w:rPr>
         <w:t>PHẦN 8</w:t>
       </w:r>
     </w:p>
     <w:p>
-      <w:r>
-        <w:t>1. How many books do you have?</w:t>
-      </w:r>
-    </w:p>
-    <w:p>
-      <w:r>
-        <w:t>2. I don't have much time.</w:t>
-      </w:r>
-    </w:p>
-    <w:p>
-      <w:r>
-        <w:t>3. There are many students in the classroom.</w:t>
-      </w:r>
-    </w:p>
-    <w:p>
-      <w:r>
-        <w:t>4. How much water do you need?</w:t>
-      </w:r>
-    </w:p>
-    <w:p>
-      <w:r>
-        <w:t>5. How much is this shirt?</w:t>
-      </w:r>
-    </w:p>
-    <w:p>
-      <w:r>
-        <w:t>6. There are too many cars on the road.</w:t>
-      </w:r>
-    </w:p>
-    <w:p>
-      <w:r>
-        <w:t>7. You put too much sugar in the coffee.</w:t>
-      </w:r>
-    </w:p>
-    <w:p>
-      <w:r>
-        <w:t>8. She doesn't have much money.</w:t>
-      </w:r>
-    </w:p>
-    <w:p>
-      <w:r>
-        <w:t>9. Do we have much homework today?</w:t>
-      </w:r>
-    </w:p>
-    <w:p>
-      <w:r>
-        <w:t>10. Thank you so much.</w:t>
-      </w:r>
-    </w:p>
-    <w:p>
-      <w:pPr>
-        <w:pStyle w:val="Heading1"/>
-      </w:pPr>
-      <w:r>
+      <w:pPr>
+        <w:shd w:val="clear" w:color="000000" w:fill="auto"/>
+        <w:spacing w:after="160"/>
+        <w:ind w:left="198"/>
+        <w:rPr>
+          <w:rFonts w:eastAsiaTheme="majorEastAsia"/>
+          <w:color w:val="000000"/>
+          <w:spacing w:val="-10"/>
+          <w:kern w:val="28"/>
+          <w:sz w:val="22"/>
+          <w:szCs w:val="56"/>
+        </w:rPr>
+      </w:pPr>
+      <w:r>
+        <w:rPr>
+          <w:rFonts w:eastAsiaTheme="majorEastAsia"/>
+          <w:color w:val="000000"/>
+          <w:spacing w:val="-10"/>
+          <w:kern w:val="28"/>
+          <w:sz w:val="22"/>
+          <w:szCs w:val="56"/>
+        </w:rPr>
+        <w:t>Câu 1: How many books do you have?</w:t>
+      </w:r>
+    </w:p>
+    <w:p>
+      <w:pPr>
+        <w:shd w:val="clear" w:color="000000" w:fill="auto"/>
+        <w:spacing w:after="160"/>
+        <w:ind w:left="198"/>
+        <w:rPr>
+          <w:rFonts w:eastAsiaTheme="majorEastAsia"/>
+          <w:color w:val="000000"/>
+          <w:spacing w:val="-10"/>
+          <w:kern w:val="28"/>
+          <w:sz w:val="22"/>
+          <w:szCs w:val="56"/>
+        </w:rPr>
+      </w:pPr>
+      <w:r>
+        <w:rPr>
+          <w:rFonts w:eastAsiaTheme="majorEastAsia"/>
+          <w:color w:val="000000"/>
+          <w:spacing w:val="-10"/>
+          <w:kern w:val="28"/>
+          <w:sz w:val="22"/>
+          <w:szCs w:val="56"/>
+        </w:rPr>
+        <w:t>Câu 2: I don't have much time.</w:t>
+      </w:r>
+    </w:p>
+    <w:p>
+      <w:pPr>
+        <w:shd w:val="clear" w:color="000000" w:fill="auto"/>
+        <w:spacing w:after="160"/>
+        <w:ind w:left="198"/>
+        <w:rPr>
+          <w:rFonts w:eastAsiaTheme="majorEastAsia"/>
+          <w:color w:val="000000"/>
+          <w:spacing w:val="-10"/>
+          <w:kern w:val="28"/>
+          <w:sz w:val="22"/>
+          <w:szCs w:val="56"/>
+        </w:rPr>
+      </w:pPr>
+      <w:r>
+        <w:rPr>
+          <w:rFonts w:eastAsiaTheme="majorEastAsia"/>
+          <w:color w:val="000000"/>
+          <w:spacing w:val="-10"/>
+          <w:kern w:val="28"/>
+          <w:sz w:val="22"/>
+          <w:szCs w:val="56"/>
+        </w:rPr>
+        <w:t>Câu 3: There are many students in the classroom.</w:t>
+      </w:r>
+    </w:p>
+    <w:p>
+      <w:pPr>
+        <w:shd w:val="clear" w:color="000000" w:fill="auto"/>
+        <w:spacing w:after="160"/>
+        <w:ind w:left="198"/>
+        <w:rPr>
+          <w:rFonts w:eastAsiaTheme="majorEastAsia"/>
+          <w:color w:val="000000"/>
+          <w:spacing w:val="-10"/>
+          <w:kern w:val="28"/>
+          <w:sz w:val="22"/>
+          <w:szCs w:val="56"/>
+        </w:rPr>
+      </w:pPr>
+      <w:r>
+        <w:rPr>
+          <w:rFonts w:eastAsiaTheme="majorEastAsia"/>
+          <w:color w:val="000000"/>
+          <w:spacing w:val="-10"/>
+          <w:kern w:val="28"/>
+          <w:sz w:val="22"/>
+          <w:szCs w:val="56"/>
+        </w:rPr>
+        <w:t>Câu 4: How much water do you need?</w:t>
+      </w:r>
+    </w:p>
+    <w:p>
+      <w:pPr>
+        <w:shd w:val="clear" w:color="000000" w:fill="auto"/>
+        <w:spacing w:after="160"/>
+        <w:ind w:left="198"/>
+        <w:rPr>
+          <w:rFonts w:eastAsiaTheme="majorEastAsia"/>
+          <w:color w:val="000000"/>
+          <w:spacing w:val="-10"/>
+          <w:kern w:val="28"/>
+          <w:sz w:val="22"/>
+          <w:szCs w:val="56"/>
+        </w:rPr>
+      </w:pPr>
+      <w:r>
+        <w:rPr>
+          <w:rFonts w:eastAsiaTheme="majorEastAsia"/>
+          <w:color w:val="000000"/>
+          <w:spacing w:val="-10"/>
+          <w:kern w:val="28"/>
+          <w:sz w:val="22"/>
+          <w:szCs w:val="56"/>
+        </w:rPr>
+        <w:t>Câu 5: How much is this shirt?</w:t>
+      </w:r>
+    </w:p>
+    <w:p>
+      <w:pPr>
+        <w:shd w:val="clear" w:color="000000" w:fill="auto"/>
+        <w:spacing w:after="160"/>
+        <w:ind w:left="198"/>
+        <w:rPr>
+          <w:rFonts w:eastAsiaTheme="majorEastAsia"/>
+          <w:color w:val="000000"/>
+          <w:spacing w:val="-10"/>
+          <w:kern w:val="28"/>
+          <w:sz w:val="22"/>
+          <w:szCs w:val="56"/>
+        </w:rPr>
+      </w:pPr>
+      <w:r>
+        <w:rPr>
+          <w:rFonts w:eastAsiaTheme="majorEastAsia"/>
+          <w:color w:val="000000"/>
+          <w:spacing w:val="-10"/>
+          <w:kern w:val="28"/>
+          <w:sz w:val="22"/>
+          <w:szCs w:val="56"/>
+        </w:rPr>
+        <w:t>Câu 6: There are too many cars on the road.</w:t>
+      </w:r>
+    </w:p>
+    <w:p>
+      <w:pPr>
+        <w:shd w:val="clear" w:color="000000" w:fill="auto"/>
+        <w:spacing w:after="160"/>
+        <w:ind w:left="198"/>
+        <w:rPr>
+          <w:rFonts w:eastAsiaTheme="majorEastAsia"/>
+          <w:color w:val="000000"/>
+          <w:spacing w:val="-10"/>
+          <w:kern w:val="28"/>
+          <w:sz w:val="22"/>
+          <w:szCs w:val="56"/>
+        </w:rPr>
+      </w:pPr>
+      <w:r>
+        <w:rPr>
+          <w:rFonts w:eastAsiaTheme="majorEastAsia"/>
+          <w:color w:val="000000"/>
+          <w:spacing w:val="-10"/>
+          <w:kern w:val="28"/>
+          <w:sz w:val="22"/>
+          <w:szCs w:val="56"/>
+        </w:rPr>
+        <w:t>Câu 7: You put too much sugar in the coffee.</w:t>
+      </w:r>
+    </w:p>
+    <w:p>
+      <w:pPr>
+        <w:shd w:val="clear" w:color="000000" w:fill="auto"/>
+        <w:spacing w:after="160"/>
+        <w:ind w:left="198"/>
+        <w:rPr>
+          <w:rFonts w:eastAsiaTheme="majorEastAsia"/>
+          <w:color w:val="000000"/>
+          <w:spacing w:val="-10"/>
+          <w:kern w:val="28"/>
+          <w:sz w:val="22"/>
+          <w:szCs w:val="56"/>
+        </w:rPr>
+      </w:pPr>
+      <w:r>
+        <w:rPr>
+          <w:rFonts w:eastAsiaTheme="majorEastAsia"/>
+          <w:color w:val="000000"/>
+          <w:spacing w:val="-10"/>
+          <w:kern w:val="28"/>
+          <w:sz w:val="22"/>
+          <w:szCs w:val="56"/>
+        </w:rPr>
+        <w:t>Câu 8: She doesn't have much money.</w:t>
+      </w:r>
+    </w:p>
+    <w:p>
+      <w:pPr>
+        <w:shd w:val="clear" w:color="000000" w:fill="auto"/>
+        <w:spacing w:after="160"/>
+        <w:ind w:left="198"/>
+        <w:rPr>
+          <w:rFonts w:eastAsiaTheme="majorEastAsia"/>
+          <w:color w:val="000000"/>
+          <w:spacing w:val="-10"/>
+          <w:kern w:val="28"/>
+          <w:sz w:val="22"/>
+          <w:szCs w:val="56"/>
+        </w:rPr>
+      </w:pPr>
+      <w:r>
+        <w:rPr>
+          <w:rFonts w:eastAsiaTheme="majorEastAsia"/>
+          <w:color w:val="000000"/>
+          <w:spacing w:val="-10"/>
+          <w:kern w:val="28"/>
+          <w:sz w:val="22"/>
+          <w:szCs w:val="56"/>
+        </w:rPr>
+        <w:t>Câu 9: Do we have much homework today?</w:t>
+      </w:r>
+    </w:p>
+    <w:p>
+      <w:pPr>
+        <w:shd w:val="clear" w:color="000000" w:fill="auto"/>
+        <w:spacing w:after="160"/>
+        <w:ind w:left="198"/>
+        <w:rPr>
+          <w:rFonts w:eastAsiaTheme="majorEastAsia"/>
+          <w:color w:val="000000"/>
+          <w:spacing w:val="-10"/>
+          <w:kern w:val="28"/>
+          <w:sz w:val="22"/>
+          <w:szCs w:val="56"/>
+        </w:rPr>
+      </w:pPr>
+      <w:r>
+        <w:rPr>
+          <w:rFonts w:eastAsiaTheme="majorEastAsia"/>
+          <w:color w:val="000000"/>
+          <w:spacing w:val="-10"/>
+          <w:kern w:val="28"/>
+          <w:sz w:val="22"/>
+          <w:szCs w:val="56"/>
+        </w:rPr>
+        <w:t>Câu 10: Thank you so much.</w:t>
+      </w:r>
+    </w:p>
+    <w:p>
+      <w:pPr>
+        <w:keepNext/>
+        <w:shd w:val="clear" w:color="000000" w:fill="auto"/>
+        <w:spacing w:before="240" w:after="80"/>
+        <w:rPr>
+          <w:rFonts w:eastAsiaTheme="majorEastAsia"/>
+          <w:b/>
+          <w:color w:val="000000"/>
+          <w:spacing w:val="-10"/>
+          <w:kern w:val="28"/>
+          <w:sz w:val="22"/>
+          <w:szCs w:val="56"/>
+        </w:rPr>
+      </w:pPr>
+      <w:r>
+        <w:rPr>
+          <w:rFonts w:eastAsiaTheme="majorEastAsia"/>
+          <w:b/>
+          <w:color w:val="000000"/>
+          <w:spacing w:val="-10"/>
+          <w:kern w:val="28"/>
+          <w:sz w:val="22"/>
+          <w:szCs w:val="56"/>
+        </w:rPr>
         <w:t>PHẦN 9</w:t>
       </w:r>
     </w:p>
     <w:p>
-      <w:r>
-        <w:t>1. A class party.</w:t>
-      </w:r>
-    </w:p>
-    <w:p>
-      <w:r>
-        <w:t>2. There are thirty students.</w:t>
-      </w:r>
-    </w:p>
-    <w:p>
-      <w:r>
-        <w:lastRenderedPageBreak/>
-        <w:t>3. Because there are thirty students in his class.</w:t>
-      </w:r>
-    </w:p>
-    <w:p>
-      <w:r>
-        <w:t>4. He asks how many bottles of juice they should buy.</w:t>
-      </w:r>
-    </w:p>
-    <w:p>
-      <w:r>
-        <w:t>5. Ten bottles.</w:t>
-      </w:r>
-    </w:p>
-    <w:p>
-      <w:r>
-        <w:t>6. No, they don't.</w:t>
-      </w:r>
-    </w:p>
-    <w:p>
-      <w:r>
-        <w:t>7. A lot of water.</w:t>
-      </w:r>
-    </w:p>
-    <w:p>
-      <w:r>
-        <w:t>8. No, they don't.</w:t>
-      </w:r>
-    </w:p>
-    <w:p>
-      <w:r>
-        <w:t>9. Snacks.</w:t>
-      </w:r>
-    </w:p>
-    <w:p>
-      <w:r>
-        <w:t>10. Coffee and money.</w:t>
-      </w:r>
-    </w:p>
-    <w:p>
-      <w:pPr>
-        <w:pStyle w:val="Heading1"/>
-      </w:pPr>
-      <w:r>
+      <w:pPr>
+        <w:shd w:val="clear" w:color="000000" w:fill="auto"/>
+        <w:spacing w:after="160"/>
+        <w:ind w:left="198"/>
+        <w:rPr>
+          <w:rFonts w:eastAsiaTheme="majorEastAsia"/>
+          <w:color w:val="000000"/>
+          <w:spacing w:val="-10"/>
+          <w:kern w:val="28"/>
+          <w:sz w:val="22"/>
+          <w:szCs w:val="56"/>
+        </w:rPr>
+      </w:pPr>
+      <w:r>
+        <w:rPr>
+          <w:rFonts w:eastAsiaTheme="majorEastAsia"/>
+          <w:color w:val="000000"/>
+          <w:spacing w:val="-10"/>
+          <w:kern w:val="28"/>
+          <w:sz w:val="22"/>
+          <w:szCs w:val="56"/>
+        </w:rPr>
+        <w:t>Câu 1: A class party.</w:t>
+      </w:r>
+    </w:p>
+    <w:p>
+      <w:pPr>
+        <w:shd w:val="clear" w:color="000000" w:fill="auto"/>
+        <w:spacing w:after="160"/>
+        <w:ind w:left="198"/>
+        <w:rPr>
+          <w:rFonts w:eastAsiaTheme="majorEastAsia"/>
+          <w:color w:val="000000"/>
+          <w:spacing w:val="-10"/>
+          <w:kern w:val="28"/>
+          <w:sz w:val="22"/>
+          <w:szCs w:val="56"/>
+        </w:rPr>
+      </w:pPr>
+      <w:r>
+        <w:rPr>
+          <w:rFonts w:eastAsiaTheme="majorEastAsia"/>
+          <w:color w:val="000000"/>
+          <w:spacing w:val="-10"/>
+          <w:kern w:val="28"/>
+          <w:sz w:val="22"/>
+          <w:szCs w:val="56"/>
+        </w:rPr>
+        <w:t>Câu 2: There are thirty students.</w:t>
+      </w:r>
+    </w:p>
+    <w:p>
+      <w:pPr>
+        <w:shd w:val="clear" w:color="000000" w:fill="auto"/>
+        <w:spacing w:after="160"/>
+        <w:ind w:left="198"/>
+        <w:rPr>
+          <w:rFonts w:eastAsiaTheme="majorEastAsia"/>
+          <w:color w:val="000000"/>
+          <w:spacing w:val="-10"/>
+          <w:kern w:val="28"/>
+          <w:sz w:val="22"/>
+          <w:szCs w:val="56"/>
+        </w:rPr>
+      </w:pPr>
+      <w:r>
+        <w:rPr>
+          <w:rFonts w:eastAsiaTheme="majorEastAsia"/>
+          <w:color w:val="000000"/>
+          <w:spacing w:val="-10"/>
+          <w:kern w:val="28"/>
+          <w:sz w:val="22"/>
+          <w:szCs w:val="56"/>
+        </w:rPr>
+        <w:t>Câu 3: Because there are thirty students in his class.</w:t>
+      </w:r>
+    </w:p>
+    <w:p>
+      <w:pPr>
+        <w:shd w:val="clear" w:color="000000" w:fill="auto"/>
+        <w:spacing w:after="160"/>
+        <w:ind w:left="198"/>
+        <w:rPr>
+          <w:rFonts w:eastAsiaTheme="majorEastAsia"/>
+          <w:color w:val="000000"/>
+          <w:spacing w:val="-10"/>
+          <w:kern w:val="28"/>
+          <w:sz w:val="22"/>
+          <w:szCs w:val="56"/>
+        </w:rPr>
+      </w:pPr>
+      <w:r>
+        <w:rPr>
+          <w:rFonts w:eastAsiaTheme="majorEastAsia"/>
+          <w:color w:val="000000"/>
+          <w:spacing w:val="-10"/>
+          <w:kern w:val="28"/>
+          <w:sz w:val="22"/>
+          <w:szCs w:val="56"/>
+        </w:rPr>
+        <w:t>Câu 4: He asks how many bottles of juice they should buy.</w:t>
+      </w:r>
+    </w:p>
+    <w:p>
+      <w:pPr>
+        <w:shd w:val="clear" w:color="000000" w:fill="auto"/>
+        <w:spacing w:after="160"/>
+        <w:ind w:left="198"/>
+        <w:rPr>
+          <w:rFonts w:eastAsiaTheme="majorEastAsia"/>
+          <w:color w:val="000000"/>
+          <w:spacing w:val="-10"/>
+          <w:kern w:val="28"/>
+          <w:sz w:val="22"/>
+          <w:szCs w:val="56"/>
+        </w:rPr>
+      </w:pPr>
+      <w:r>
+        <w:rPr>
+          <w:rFonts w:eastAsiaTheme="majorEastAsia"/>
+          <w:color w:val="000000"/>
+          <w:spacing w:val="-10"/>
+          <w:kern w:val="28"/>
+          <w:sz w:val="22"/>
+          <w:szCs w:val="56"/>
+        </w:rPr>
+        <w:t>Câu 5: Ten bottles.</w:t>
+      </w:r>
+    </w:p>
+    <w:p>
+      <w:pPr>
+        <w:shd w:val="clear" w:color="000000" w:fill="auto"/>
+        <w:spacing w:after="160"/>
+        <w:ind w:left="198"/>
+        <w:rPr>
+          <w:rFonts w:eastAsiaTheme="majorEastAsia"/>
+          <w:color w:val="000000"/>
+          <w:spacing w:val="-10"/>
+          <w:kern w:val="28"/>
+          <w:sz w:val="22"/>
+          <w:szCs w:val="56"/>
+        </w:rPr>
+      </w:pPr>
+      <w:r>
+        <w:rPr>
+          <w:rFonts w:eastAsiaTheme="majorEastAsia"/>
+          <w:color w:val="000000"/>
+          <w:spacing w:val="-10"/>
+          <w:kern w:val="28"/>
+          <w:sz w:val="22"/>
+          <w:szCs w:val="56"/>
+        </w:rPr>
+        <w:t>Câu 6: No, they don't.</w:t>
+      </w:r>
+    </w:p>
+    <w:p>
+      <w:pPr>
+        <w:shd w:val="clear" w:color="000000" w:fill="auto"/>
+        <w:spacing w:after="160"/>
+        <w:ind w:left="198"/>
+        <w:rPr>
+          <w:rFonts w:eastAsiaTheme="majorEastAsia"/>
+          <w:color w:val="000000"/>
+          <w:spacing w:val="-10"/>
+          <w:kern w:val="28"/>
+          <w:sz w:val="22"/>
+          <w:szCs w:val="56"/>
+        </w:rPr>
+      </w:pPr>
+      <w:r>
+        <w:rPr>
+          <w:rFonts w:eastAsiaTheme="majorEastAsia"/>
+          <w:color w:val="000000"/>
+          <w:spacing w:val="-10"/>
+          <w:kern w:val="28"/>
+          <w:sz w:val="22"/>
+          <w:szCs w:val="56"/>
+        </w:rPr>
+        <w:t>Câu 7: A lot of water.</w:t>
+      </w:r>
+    </w:p>
+    <w:p>
+      <w:pPr>
+        <w:shd w:val="clear" w:color="000000" w:fill="auto"/>
+        <w:spacing w:after="160"/>
+        <w:ind w:left="198"/>
+        <w:rPr>
+          <w:rFonts w:eastAsiaTheme="majorEastAsia"/>
+          <w:color w:val="000000"/>
+          <w:spacing w:val="-10"/>
+          <w:kern w:val="28"/>
+          <w:sz w:val="22"/>
+          <w:szCs w:val="56"/>
+        </w:rPr>
+      </w:pPr>
+      <w:r>
+        <w:rPr>
+          <w:rFonts w:eastAsiaTheme="majorEastAsia"/>
+          <w:color w:val="000000"/>
+          <w:spacing w:val="-10"/>
+          <w:kern w:val="28"/>
+          <w:sz w:val="22"/>
+          <w:szCs w:val="56"/>
+        </w:rPr>
+        <w:t>Câu 8: No, they don't.</w:t>
+      </w:r>
+    </w:p>
+    <w:p>
+      <w:pPr>
+        <w:shd w:val="clear" w:color="000000" w:fill="auto"/>
+        <w:spacing w:after="160"/>
+        <w:ind w:left="198"/>
+        <w:rPr>
+          <w:rFonts w:eastAsiaTheme="majorEastAsia"/>
+          <w:color w:val="000000"/>
+          <w:spacing w:val="-10"/>
+          <w:kern w:val="28"/>
+          <w:sz w:val="22"/>
+          <w:szCs w:val="56"/>
+        </w:rPr>
+      </w:pPr>
+      <w:r>
+        <w:rPr>
+          <w:rFonts w:eastAsiaTheme="majorEastAsia"/>
+          <w:color w:val="000000"/>
+          <w:spacing w:val="-10"/>
+          <w:kern w:val="28"/>
+          <w:sz w:val="22"/>
+          <w:szCs w:val="56"/>
+        </w:rPr>
+        <w:t>Câu 9: Snacks.</w:t>
+      </w:r>
+    </w:p>
+    <w:p>
+      <w:pPr>
+        <w:shd w:val="clear" w:color="000000" w:fill="auto"/>
+        <w:spacing w:after="160"/>
+        <w:ind w:left="198"/>
+        <w:rPr>
+          <w:rFonts w:eastAsiaTheme="majorEastAsia"/>
+          <w:color w:val="000000"/>
+          <w:spacing w:val="-10"/>
+          <w:kern w:val="28"/>
+          <w:sz w:val="22"/>
+          <w:szCs w:val="56"/>
+        </w:rPr>
+      </w:pPr>
+      <w:r>
+        <w:rPr>
+          <w:rFonts w:eastAsiaTheme="majorEastAsia"/>
+          <w:color w:val="000000"/>
+          <w:spacing w:val="-10"/>
+          <w:kern w:val="28"/>
+          <w:sz w:val="22"/>
+          <w:szCs w:val="56"/>
+        </w:rPr>
+        <w:t>Câu 10: Coffee and money.</w:t>
+      </w:r>
+    </w:p>
+    <w:p>
+      <w:pPr>
+        <w:keepNext/>
+        <w:shd w:val="clear" w:color="000000" w:fill="auto"/>
+        <w:spacing w:before="240" w:after="80"/>
+        <w:rPr>
+          <w:rFonts w:eastAsiaTheme="majorEastAsia"/>
+          <w:b/>
+          <w:color w:val="000000"/>
+          <w:spacing w:val="-10"/>
+          <w:kern w:val="28"/>
+          <w:sz w:val="22"/>
+          <w:szCs w:val="56"/>
+        </w:rPr>
+      </w:pPr>
+      <w:r>
+        <w:rPr>
+          <w:rFonts w:eastAsiaTheme="majorEastAsia"/>
+          <w:b/>
+          <w:color w:val="000000"/>
+          <w:spacing w:val="-10"/>
+          <w:kern w:val="28"/>
+          <w:sz w:val="22"/>
+          <w:szCs w:val="56"/>
+        </w:rPr>
         <w:t>PHẦN 10</w:t>
       </w:r>
     </w:p>
     <w:p>
-      <w:r>
-        <w:t>1. How many books do you have?</w:t>
-      </w:r>
-    </w:p>
-    <w:p>
-      <w:r>
-        <w:t>2. I don't have much time.</w:t>
-      </w:r>
-    </w:p>
-    <w:p>
-      <w:r>
-        <w:t>3. There are many people in the park.</w:t>
-      </w:r>
-    </w:p>
-    <w:p>
-      <w:r>
-        <w:t>4. How much water does she drink?</w:t>
-      </w:r>
-    </w:p>
-    <w:p>
-      <w:r>
-        <w:t>5. How much is this bag?</w:t>
-      </w:r>
-    </w:p>
-    <w:p>
-      <w:r>
-        <w:t>6. There are too many cars on the street.</w:t>
-      </w:r>
-    </w:p>
-    <w:p>
-      <w:r>
-        <w:t>7. He put too much salt in the soup.</w:t>
-      </w:r>
-    </w:p>
-    <w:p>
-      <w:r>
-        <w:t>8. We don't need many chairs.</w:t>
-      </w:r>
-    </w:p>
-    <w:p>
-      <w:r>
-        <w:t>9. How many students are there in the class?</w:t>
-      </w:r>
-    </w:p>
-    <w:p>
-      <w:r>
-        <w:t>10. Thank you so much.</w:t>
-      </w:r>
-    </w:p>
-    <w:p/>
+      <w:pPr>
+        <w:shd w:val="clear" w:color="000000" w:fill="auto"/>
+        <w:spacing w:after="160"/>
+        <w:ind w:left="198"/>
+        <w:rPr>
+          <w:rFonts w:eastAsiaTheme="majorEastAsia"/>
+          <w:color w:val="000000"/>
+          <w:spacing w:val="-10"/>
+          <w:kern w:val="28"/>
+          <w:sz w:val="22"/>
+          <w:szCs w:val="56"/>
+        </w:rPr>
+      </w:pPr>
+      <w:r>
+        <w:rPr>
+          <w:rFonts w:eastAsiaTheme="majorEastAsia"/>
+          <w:color w:val="000000"/>
+          <w:spacing w:val="-10"/>
+          <w:kern w:val="28"/>
+          <w:sz w:val="22"/>
+          <w:szCs w:val="56"/>
+        </w:rPr>
+        <w:t>Câu 1: How many books do you have?</w:t>
+      </w:r>
+    </w:p>
+    <w:p>
+      <w:pPr>
+        <w:shd w:val="clear" w:color="000000" w:fill="auto"/>
+        <w:spacing w:after="160"/>
+        <w:ind w:left="198"/>
+        <w:rPr>
+          <w:rFonts w:eastAsiaTheme="majorEastAsia"/>
+          <w:color w:val="000000"/>
+          <w:spacing w:val="-10"/>
+          <w:kern w:val="28"/>
+          <w:sz w:val="22"/>
+          <w:szCs w:val="56"/>
+        </w:rPr>
+      </w:pPr>
+      <w:r>
+        <w:rPr>
+          <w:rFonts w:eastAsiaTheme="majorEastAsia"/>
+          <w:color w:val="000000"/>
+          <w:spacing w:val="-10"/>
+          <w:kern w:val="28"/>
+          <w:sz w:val="22"/>
+          <w:szCs w:val="56"/>
+        </w:rPr>
+        <w:t>Câu 2: I don't have much time.</w:t>
+      </w:r>
+    </w:p>
+    <w:p>
+      <w:pPr>
+        <w:shd w:val="clear" w:color="000000" w:fill="auto"/>
+        <w:spacing w:after="160"/>
+        <w:ind w:left="198"/>
+        <w:rPr>
+          <w:rFonts w:eastAsiaTheme="majorEastAsia"/>
+          <w:color w:val="000000"/>
+          <w:spacing w:val="-10"/>
+          <w:kern w:val="28"/>
+          <w:sz w:val="22"/>
+          <w:szCs w:val="56"/>
+        </w:rPr>
+      </w:pPr>
+      <w:r>
+        <w:rPr>
+          <w:rFonts w:eastAsiaTheme="majorEastAsia"/>
+          <w:color w:val="000000"/>
+          <w:spacing w:val="-10"/>
+          <w:kern w:val="28"/>
+          <w:sz w:val="22"/>
+          <w:szCs w:val="56"/>
+        </w:rPr>
+        <w:t>Câu 3: There are many people in the park.</w:t>
+      </w:r>
+    </w:p>
+    <w:p>
+      <w:pPr>
+        <w:shd w:val="clear" w:color="000000" w:fill="auto"/>
+        <w:spacing w:after="160"/>
+        <w:ind w:left="198"/>
+        <w:rPr>
+          <w:rFonts w:eastAsiaTheme="majorEastAsia"/>
+          <w:color w:val="000000"/>
+          <w:spacing w:val="-10"/>
+          <w:kern w:val="28"/>
+          <w:sz w:val="22"/>
+          <w:szCs w:val="56"/>
+        </w:rPr>
+      </w:pPr>
+      <w:r>
+        <w:rPr>
+          <w:rFonts w:eastAsiaTheme="majorEastAsia"/>
+          <w:color w:val="000000"/>
+          <w:spacing w:val="-10"/>
+          <w:kern w:val="28"/>
+          <w:sz w:val="22"/>
+          <w:szCs w:val="56"/>
+        </w:rPr>
+        <w:t>Câu 4: How much water does she drink?</w:t>
+      </w:r>
+    </w:p>
+    <w:p>
+      <w:pPr>
+        <w:shd w:val="clear" w:color="000000" w:fill="auto"/>
+        <w:spacing w:after="160"/>
+        <w:ind w:left="198"/>
+        <w:rPr>
+          <w:rFonts w:eastAsiaTheme="majorEastAsia"/>
+          <w:color w:val="000000"/>
+          <w:spacing w:val="-10"/>
+          <w:kern w:val="28"/>
+          <w:sz w:val="22"/>
+          <w:szCs w:val="56"/>
+        </w:rPr>
+      </w:pPr>
+      <w:r>
+        <w:rPr>
+          <w:rFonts w:eastAsiaTheme="majorEastAsia"/>
+          <w:color w:val="000000"/>
+          <w:spacing w:val="-10"/>
+          <w:kern w:val="28"/>
+          <w:sz w:val="22"/>
+          <w:szCs w:val="56"/>
+        </w:rPr>
+        <w:t>Câu 5: How much is this bag?</w:t>
+      </w:r>
+    </w:p>
+    <w:p>
+      <w:pPr>
+        <w:shd w:val="clear" w:color="000000" w:fill="auto"/>
+        <w:spacing w:after="160"/>
+        <w:ind w:left="198"/>
+        <w:rPr>
+          <w:rFonts w:eastAsiaTheme="majorEastAsia"/>
+          <w:color w:val="000000"/>
+          <w:spacing w:val="-10"/>
+          <w:kern w:val="28"/>
+          <w:sz w:val="22"/>
+          <w:szCs w:val="56"/>
+        </w:rPr>
+      </w:pPr>
+      <w:r>
+        <w:rPr>
+          <w:rFonts w:eastAsiaTheme="majorEastAsia"/>
+          <w:color w:val="000000"/>
+          <w:spacing w:val="-10"/>
+          <w:kern w:val="28"/>
+          <w:sz w:val="22"/>
+          <w:szCs w:val="56"/>
+        </w:rPr>
+        <w:t>Câu 6: There are too many cars on the street.</w:t>
+      </w:r>
+    </w:p>
+    <w:p>
+      <w:pPr>
+        <w:shd w:val="clear" w:color="000000" w:fill="auto"/>
+        <w:spacing w:after="160"/>
+        <w:ind w:left="198"/>
+        <w:rPr>
+          <w:rFonts w:eastAsiaTheme="majorEastAsia"/>
+          <w:color w:val="000000"/>
+          <w:spacing w:val="-10"/>
+          <w:kern w:val="28"/>
+          <w:sz w:val="22"/>
+          <w:szCs w:val="56"/>
+        </w:rPr>
+      </w:pPr>
+      <w:r>
+        <w:rPr>
+          <w:rFonts w:eastAsiaTheme="majorEastAsia"/>
+          <w:color w:val="000000"/>
+          <w:spacing w:val="-10"/>
+          <w:kern w:val="28"/>
+          <w:sz w:val="22"/>
+          <w:szCs w:val="56"/>
+        </w:rPr>
+        <w:t>Câu 7: He put too much salt in the soup.</w:t>
+      </w:r>
+    </w:p>
+    <w:p>
+      <w:pPr>
+        <w:shd w:val="clear" w:color="000000" w:fill="auto"/>
+        <w:spacing w:after="160"/>
+        <w:ind w:left="198"/>
+        <w:rPr>
+          <w:rFonts w:eastAsiaTheme="majorEastAsia"/>
+          <w:color w:val="000000"/>
+          <w:spacing w:val="-10"/>
+          <w:kern w:val="28"/>
+          <w:sz w:val="22"/>
+          <w:szCs w:val="56"/>
+        </w:rPr>
+      </w:pPr>
+      <w:r>
+        <w:rPr>
+          <w:rFonts w:eastAsiaTheme="majorEastAsia"/>
+          <w:color w:val="000000"/>
+          <w:spacing w:val="-10"/>
+          <w:kern w:val="28"/>
+          <w:sz w:val="22"/>
+          <w:szCs w:val="56"/>
+        </w:rPr>
+        <w:t>Câu 8: We don't need many chairs.</w:t>
+      </w:r>
+    </w:p>
+    <w:p>
+      <w:pPr>
+        <w:shd w:val="clear" w:color="000000" w:fill="auto"/>
+        <w:spacing w:after="160"/>
+        <w:ind w:left="198"/>
+        <w:rPr>
+          <w:rFonts w:eastAsiaTheme="majorEastAsia"/>
+          <w:color w:val="000000"/>
+          <w:spacing w:val="-10"/>
+          <w:kern w:val="28"/>
+          <w:sz w:val="22"/>
+          <w:szCs w:val="56"/>
+        </w:rPr>
+      </w:pPr>
+      <w:r>
+        <w:rPr>
+          <w:rFonts w:eastAsiaTheme="majorEastAsia"/>
+          <w:color w:val="000000"/>
+          <w:spacing w:val="-10"/>
+          <w:kern w:val="28"/>
+          <w:sz w:val="22"/>
+          <w:szCs w:val="56"/>
+        </w:rPr>
+        <w:t>Câu 9: How many students are there in the class?</w:t>
+      </w:r>
+    </w:p>
+    <w:p>
+      <w:pPr>
+        <w:shd w:val="clear" w:color="000000" w:fill="auto"/>
+        <w:spacing w:after="160"/>
+        <w:ind w:left="198"/>
+        <w:rPr>
+          <w:rFonts w:eastAsiaTheme="majorEastAsia"/>
+          <w:color w:val="000000"/>
+          <w:spacing w:val="-10"/>
+          <w:kern w:val="28"/>
+          <w:sz w:val="22"/>
+          <w:szCs w:val="56"/>
+        </w:rPr>
+      </w:pPr>
+      <w:r>
+        <w:rPr>
+          <w:rFonts w:eastAsiaTheme="majorEastAsia"/>
+          <w:color w:val="000000"/>
+          <w:spacing w:val="-10"/>
+          <w:kern w:val="28"/>
+          <w:sz w:val="22"/>
+          <w:szCs w:val="56"/>
+        </w:rPr>
+        <w:t>Câu 10: Thank you so much.</w:t>
+      </w:r>
+    </w:p>
+    <w:p>
+      <w:pPr>
+        <w:shd w:val="clear" w:color="000000" w:fill="auto"/>
+        <w:spacing w:after="120"/>
+        <w:rPr>
+          <w:color w:val="000000"/>
+          <w:sz w:val="22"/>
+        </w:rPr>
+      </w:pPr>
+    </w:p>
     <w:sectPr>
       <w:pgSz w:w="12240" w:h="15840"/>
-      <w:pgMar w:top="850" w:right="1134" w:bottom="850" w:left="1134" w:header="720" w:footer="720" w:gutter="0"/>
+      <w:pgMar w:top="1134" w:right="1134" w:bottom="1134" w:left="1247" w:header="720" w:footer="720" w:gutter="0"/>
       <w:cols w:space="720"/>
       <w:docGrid w:linePitch="360"/>
     </w:sectPr>
